--- a/WebContent/docx/肿瘤融合基因RNA报告-三峡.docx
+++ b/WebContent/docx/肿瘤融合基因RNA报告-三峡.docx
@@ -2386,9 +2386,9 @@
           <w:shd w:val="clear" w:color="auto" w:fill="17365D"/>
         </w:rPr>
       </w:pPr>
-      <w:bookmarkStart w:id="0" w:name="_Toc526855031"/>
-      <w:bookmarkStart w:id="1" w:name="_Toc527112379"/>
-      <w:bookmarkStart w:id="2" w:name="_Toc534637492"/>
+      <w:bookmarkStart w:id="0" w:name="_Toc534637492"/>
+      <w:bookmarkStart w:id="1" w:name="_Toc526855031"/>
+      <w:bookmarkStart w:id="2" w:name="_Toc527112379"/>
       <w:r>
         <w:rPr>
           <w:rFonts w:hint="eastAsia" w:ascii="微软雅黑" w:hAnsi="微软雅黑" w:eastAsia="微软雅黑" w:cs="微软雅黑"/>
@@ -3875,12 +3875,12 @@
           <w:szCs w:val="32"/>
         </w:rPr>
       </w:pPr>
-      <w:bookmarkStart w:id="4" w:name="_Toc20136_WPSOffice_Level1"/>
-      <w:bookmarkStart w:id="5" w:name="_Toc499"/>
-      <w:bookmarkStart w:id="6" w:name="_Toc22132"/>
-      <w:bookmarkStart w:id="7" w:name="_Toc19898_WPSOffice_Level1"/>
-      <w:bookmarkStart w:id="8" w:name="_Toc2819"/>
-      <w:bookmarkStart w:id="9" w:name="_Toc2781"/>
+      <w:bookmarkStart w:id="4" w:name="_Toc19898_WPSOffice_Level1"/>
+      <w:bookmarkStart w:id="5" w:name="_Toc22132"/>
+      <w:bookmarkStart w:id="6" w:name="_Toc499"/>
+      <w:bookmarkStart w:id="7" w:name="_Toc2781"/>
+      <w:bookmarkStart w:id="8" w:name="_Toc20136_WPSOffice_Level1"/>
+      <w:bookmarkStart w:id="9" w:name="_Toc2819"/>
       <w:r>
         <w:rPr>
           <w:rFonts w:hint="eastAsia" w:ascii="微软雅黑" w:hAnsi="微软雅黑" w:eastAsia="微软雅黑" w:cs="微软雅黑"/>
@@ -3955,12 +3955,12 @@
         </w:rPr>
       </w:pPr>
       <w:bookmarkStart w:id="10" w:name="_Toc15109"/>
-      <w:bookmarkStart w:id="11" w:name="_Toc18062_WPSOffice_Level2"/>
-      <w:bookmarkStart w:id="12" w:name="_Toc23375"/>
-      <w:bookmarkStart w:id="13" w:name="_Toc10877"/>
+      <w:bookmarkStart w:id="11" w:name="_Toc23375"/>
+      <w:bookmarkStart w:id="12" w:name="_Toc3049"/>
+      <w:bookmarkStart w:id="13" w:name="_Toc18062_WPSOffice_Level2"/>
       <w:bookmarkStart w:id="14" w:name="_Toc9088"/>
       <w:bookmarkStart w:id="15" w:name="_Toc11015_WPSOffice_Level2"/>
-      <w:bookmarkStart w:id="16" w:name="_Toc3049"/>
+      <w:bookmarkStart w:id="16" w:name="_Toc10877"/>
       <w:r>
         <w:rPr>
           <w:rFonts w:hint="eastAsia" w:ascii="微软雅黑" w:hAnsi="微软雅黑" w:eastAsia="微软雅黑" w:cs="微软雅黑"/>
@@ -5049,7 +5049,6 @@
             <w:insideH w:val="dashed" w:color="244061" w:sz="4" w:space="0"/>
             <w:insideV w:val="dashed" w:color="244061" w:sz="4" w:space="0"/>
           </w:tblBorders>
-          <w:shd w:val="clear" w:color="auto" w:fill="auto"/>
           <w:tblCellMar>
             <w:top w:w="0" w:type="dxa"/>
             <w:left w:w="108" w:type="dxa"/>
@@ -5554,7 +5553,6 @@
             <w:insideH w:val="dashed" w:color="244061" w:sz="4" w:space="0"/>
             <w:insideV w:val="dashed" w:color="244061" w:sz="4" w:space="0"/>
           </w:tblBorders>
-          <w:shd w:val="clear" w:color="auto" w:fill="auto"/>
           <w:tblCellMar>
             <w:top w:w="0" w:type="dxa"/>
             <w:left w:w="108" w:type="dxa"/>
@@ -7172,7 +7170,6 @@
             <w:insideH w:val="dashed" w:color="244061" w:sz="4" w:space="0"/>
             <w:insideV w:val="dashed" w:color="244061" w:sz="4" w:space="0"/>
           </w:tblBorders>
-          <w:shd w:val="clear" w:color="auto" w:fill="auto"/>
           <w:tblCellMar>
             <w:top w:w="0" w:type="dxa"/>
             <w:left w:w="108" w:type="dxa"/>
@@ -8785,7 +8782,6 @@
             <w:insideH w:val="dashed" w:color="244061" w:sz="4" w:space="0"/>
             <w:insideV w:val="dashed" w:color="244061" w:sz="4" w:space="0"/>
           </w:tblBorders>
-          <w:shd w:val="clear" w:color="auto" w:fill="auto"/>
           <w:tblCellMar>
             <w:top w:w="0" w:type="dxa"/>
             <w:left w:w="0" w:type="dxa"/>
@@ -9418,7 +9414,6 @@
             <w:insideH w:val="dashed" w:color="244061" w:sz="4" w:space="0"/>
             <w:insideV w:val="dashed" w:color="244061" w:sz="4" w:space="0"/>
           </w:tblBorders>
-          <w:shd w:val="clear" w:color="auto" w:fill="auto"/>
           <w:tblCellMar>
             <w:top w:w="0" w:type="dxa"/>
             <w:left w:w="0" w:type="dxa"/>
@@ -9471,7 +9466,6 @@
             <w:insideH w:val="dashed" w:color="244061" w:sz="4" w:space="0"/>
             <w:insideV w:val="dashed" w:color="244061" w:sz="4" w:space="0"/>
           </w:tblBorders>
-          <w:shd w:val="clear" w:color="auto" w:fill="auto"/>
           <w:tblCellMar>
             <w:top w:w="0" w:type="dxa"/>
             <w:left w:w="0" w:type="dxa"/>
@@ -9612,7 +9606,6 @@
             <w:insideH w:val="dashed" w:color="244061" w:sz="4" w:space="0"/>
             <w:insideV w:val="dashed" w:color="244061" w:sz="4" w:space="0"/>
           </w:tblBorders>
-          <w:shd w:val="clear" w:color="auto" w:fill="auto"/>
           <w:tblCellMar>
             <w:top w:w="0" w:type="dxa"/>
             <w:left w:w="0" w:type="dxa"/>
@@ -10096,13 +10089,24 @@
             </w:pPr>
             <w:r>
               <w:rPr>
-                <w:rFonts w:hint="eastAsia" w:ascii="微软雅黑" w:hAnsi="微软雅黑" w:eastAsia="微软雅黑" w:cs="微软雅黑"/>
+                <w:rFonts w:hint="eastAsia" w:ascii="Times New Roman" w:hAnsi="Times New Roman" w:eastAsia="微软雅黑" w:cs="Times New Roman"/>
                 <w:b/>
                 <w:color w:val="244061"/>
                 <w:sz w:val="21"/>
                 <w:szCs w:val="21"/>
-              </w:rPr>
-              <w:t>突变基因</w:t>
+                <w:lang w:val="en-US" w:eastAsia="zh-CN"/>
+              </w:rPr>
+              <w:t>检测</w:t>
+            </w:r>
+            <w:r>
+              <w:rPr>
+                <w:rFonts w:hint="eastAsia" w:ascii="微软雅黑" w:hAnsi="微软雅黑" w:eastAsia="微软雅黑" w:cs="微软雅黑"/>
+                <w:b/>
+                <w:color w:val="244061"/>
+                <w:sz w:val="21"/>
+                <w:szCs w:val="21"/>
+              </w:rPr>
+              <w:t>基因</w:t>
             </w:r>
           </w:p>
         </w:tc>
@@ -11302,60 +11306,80 @@
         </w:tc>
         <w:tc>
           <w:tcPr>
-            <w:tcW w:w="535" w:type="pct"/>
-            <w:shd w:val="clear" w:color="auto" w:fill="auto"/>
-            <w:vAlign w:val="center"/>
-          </w:tcPr>
-          <w:p>
-            <w:pPr>
-              <w:ind w:left="162" w:right="163"/>
-              <w:jc w:val="center"/>
-              <w:rPr>
-                <w:rFonts w:hint="eastAsia" w:ascii="微软雅黑" w:hAnsi="微软雅黑" w:eastAsia="微软雅黑" w:cs="微软雅黑"/>
-                <w:b/>
-                <w:sz w:val="21"/>
-                <w:szCs w:val="21"/>
-                <w:lang w:eastAsia="zh-CN"/>
-              </w:rPr>
-            </w:pPr>
-            <w:r>
-              <w:rPr>
-                <w:rFonts w:hint="eastAsia" w:ascii="微软雅黑" w:hAnsi="微软雅黑" w:eastAsia="微软雅黑" w:cs="微软雅黑"/>
-                <w:b/>
+            <w:tcW w:w="1068" w:type="dxa"/>
+            <w:shd w:val="clear" w:color="auto" w:fill="auto"/>
+            <w:vAlign w:val="center"/>
+          </w:tcPr>
+          <w:p>
+            <w:pPr>
+              <w:ind w:left="162" w:leftChars="0" w:right="163" w:rightChars="0"/>
+              <w:jc w:val="center"/>
+              <w:rPr>
+                <w:rFonts w:hint="eastAsia" w:ascii="微软雅黑" w:hAnsi="微软雅黑" w:eastAsia="微软雅黑" w:cs="微软雅黑"/>
+                <w:b/>
+                <w:sz w:val="21"/>
+                <w:szCs w:val="21"/>
+                <w:lang w:eastAsia="zh-CN"/>
+              </w:rPr>
+            </w:pPr>
+            <w:r>
+              <w:rPr>
+                <w:rFonts w:hint="eastAsia" w:ascii="微软雅黑" w:hAnsi="微软雅黑" w:eastAsia="微软雅黑" w:cs="微软雅黑"/>
+                <w:b/>
+                <w:sz w:val="21"/>
+                <w:szCs w:val="21"/>
+                <w:lang w:eastAsia="zh-CN"/>
+              </w:rPr>
+              <w:t>{{ tip.comutation</w:t>
+            </w:r>
+            <w:r>
+              <w:rPr>
+                <w:rFonts w:hint="eastAsia" w:ascii="微软雅黑" w:hAnsi="微软雅黑" w:eastAsia="微软雅黑" w:cs="微软雅黑"/>
+                <w:b/>
+                <w:sz w:val="21"/>
+                <w:szCs w:val="21"/>
+                <w:lang w:val="en-US" w:eastAsia="zh-CN"/>
+              </w:rPr>
+              <w:t>1</w:t>
+            </w:r>
+            <w:r>
+              <w:rPr>
+                <w:rFonts w:hint="eastAsia" w:ascii="微软雅黑" w:hAnsi="微软雅黑" w:eastAsia="微软雅黑" w:cs="微软雅黑"/>
+                <w:b/>
+                <w:sz w:val="21"/>
+                <w:szCs w:val="21"/>
+                <w:lang w:eastAsia="zh-CN"/>
+              </w:rPr>
+              <w:t xml:space="preserve"> }}</w:t>
+            </w:r>
+          </w:p>
+        </w:tc>
+        <w:tc>
+          <w:tcPr>
+            <w:tcW w:w="1515" w:type="dxa"/>
+            <w:shd w:val="clear" w:color="auto" w:fill="auto"/>
+            <w:vAlign w:val="center"/>
+          </w:tcPr>
+          <w:p>
+            <w:pPr>
+              <w:spacing w:before="2"/>
+              <w:ind w:left="116" w:leftChars="0" w:right="116" w:rightChars="0"/>
+              <w:jc w:val="center"/>
+              <w:rPr>
+                <w:rFonts w:hint="eastAsia" w:ascii="微软雅黑" w:hAnsi="微软雅黑" w:eastAsia="微软雅黑" w:cs="微软雅黑"/>
+                <w:sz w:val="21"/>
+                <w:szCs w:val="21"/>
+                <w:lang w:eastAsia="zh-CN"/>
+              </w:rPr>
+            </w:pPr>
+            <w:r>
+              <w:rPr>
+                <w:rFonts w:hint="eastAsia" w:ascii="微软雅黑" w:hAnsi="微软雅黑" w:eastAsia="微软雅黑" w:cs="微软雅黑"/>
                 <w:sz w:val="21"/>
                 <w:szCs w:val="21"/>
                 <w:lang w:eastAsia="zh-CN"/>
               </w:rPr>
               <w:t>{{ tip.comutation }}</w:t>
-            </w:r>
-          </w:p>
-        </w:tc>
-        <w:tc>
-          <w:tcPr>
-            <w:tcW w:w="759" w:type="pct"/>
-            <w:shd w:val="clear" w:color="auto" w:fill="auto"/>
-            <w:vAlign w:val="center"/>
-          </w:tcPr>
-          <w:p>
-            <w:pPr>
-              <w:spacing w:before="2"/>
-              <w:ind w:left="116" w:right="116"/>
-              <w:jc w:val="center"/>
-              <w:rPr>
-                <w:rFonts w:hint="eastAsia" w:ascii="微软雅黑" w:hAnsi="微软雅黑" w:eastAsia="微软雅黑" w:cs="微软雅黑"/>
-                <w:sz w:val="21"/>
-                <w:szCs w:val="21"/>
-                <w:lang w:eastAsia="zh-CN"/>
-              </w:rPr>
-            </w:pPr>
-            <w:r>
-              <w:rPr>
-                <w:rFonts w:hint="eastAsia" w:ascii="微软雅黑" w:hAnsi="微软雅黑" w:eastAsia="微软雅黑" w:cs="微软雅黑"/>
-                <w:sz w:val="21"/>
-                <w:szCs w:val="21"/>
-                <w:lang w:eastAsia="zh-CN"/>
-              </w:rPr>
-              <w:t>-</w:t>
             </w:r>
           </w:p>
         </w:tc>
@@ -12311,8 +12335,8 @@
       </w:pPr>
       <w:bookmarkStart w:id="23" w:name="_Toc9387"/>
       <w:bookmarkStart w:id="24" w:name="_Toc20034"/>
-      <w:bookmarkStart w:id="25" w:name="_Toc106719764"/>
-      <w:bookmarkStart w:id="26" w:name="_Toc10223"/>
+      <w:bookmarkStart w:id="25" w:name="_Toc10223"/>
+      <w:bookmarkStart w:id="26" w:name="_Toc106719764"/>
       <w:r>
         <w:rPr>
           <w:rFonts w:hint="eastAsia" w:ascii="微软雅黑" w:hAnsi="微软雅黑" w:eastAsia="微软雅黑" w:cs="微软雅黑"/>
@@ -14356,8 +14380,8 @@
       </w:pPr>
       <w:bookmarkStart w:id="27" w:name="_Toc534637498"/>
       <w:bookmarkStart w:id="28" w:name="_Toc527112385"/>
-      <w:bookmarkStart w:id="29" w:name="_Toc25428"/>
-      <w:bookmarkStart w:id="30" w:name="_Toc526855037"/>
+      <w:bookmarkStart w:id="29" w:name="_Toc526855037"/>
+      <w:bookmarkStart w:id="30" w:name="_Toc25428"/>
       <w:r>
         <w:rPr>
           <w:rFonts w:hint="eastAsia" w:ascii="微软雅黑" w:hAnsi="微软雅黑" w:eastAsia="微软雅黑" w:cs="微软雅黑"/>
@@ -15034,7 +15058,6 @@
             <w:insideH w:val="dashed" w:color="244061" w:sz="4" w:space="0"/>
             <w:insideV w:val="dashed" w:color="244061" w:sz="4" w:space="0"/>
           </w:tblBorders>
-          <w:shd w:val="clear" w:color="auto" w:fill="auto"/>
           <w:tblCellMar>
             <w:top w:w="0" w:type="dxa"/>
             <w:left w:w="108" w:type="dxa"/>
@@ -15133,119 +15156,6 @@
                 <w:lang w:eastAsia="zh-CN"/>
               </w:rPr>
               <w:t>{% if tdd.drugcStr == [] %}无{% else%}{% for d in tdd.drugcStr %}{%if loop.last%}{{ d.nameLevel }}{%else%}{{ d.nameLevel }}，{%endif%}{% endfor %}{% endif%}</w:t>
-            </w:r>
-          </w:p>
-        </w:tc>
-      </w:tr>
-      <w:tr>
-        <w:tblPrEx>
-          <w:tblBorders>
-            <w:top w:val="single" w:color="244061" w:sz="18" w:space="0"/>
-            <w:left w:val="none" w:color="auto" w:sz="0" w:space="0"/>
-            <w:bottom w:val="dashed" w:color="244061" w:sz="4" w:space="0"/>
-            <w:right w:val="none" w:color="auto" w:sz="0" w:space="0"/>
-            <w:insideH w:val="dashed" w:color="244061" w:sz="4" w:space="0"/>
-            <w:insideV w:val="dashed" w:color="244061" w:sz="4" w:space="0"/>
-          </w:tblBorders>
-          <w:shd w:val="clear" w:color="auto" w:fill="auto"/>
-          <w:tblCellMar>
-            <w:top w:w="0" w:type="dxa"/>
-            <w:left w:w="108" w:type="dxa"/>
-            <w:bottom w:w="0" w:type="dxa"/>
-            <w:right w:w="108" w:type="dxa"/>
-          </w:tblCellMar>
-        </w:tblPrEx>
-        <w:trPr>
-          <w:trHeight w:val="474" w:hRule="atLeast"/>
-          <w:jc w:val="center"/>
-        </w:trPr>
-        <w:tc>
-          <w:tcPr>
-            <w:tcW w:w="432" w:type="dxa"/>
-            <w:vMerge w:val="continue"/>
-            <w:shd w:val="clear" w:color="auto" w:fill="auto"/>
-            <w:vAlign w:val="center"/>
-          </w:tcPr>
-          <w:p>
-            <w:pPr>
-              <w:spacing w:before="1" w:line="250" w:lineRule="auto"/>
-              <w:jc w:val="center"/>
-              <w:rPr>
-                <w:rFonts w:hint="eastAsia" w:ascii="微软雅黑" w:hAnsi="微软雅黑" w:eastAsia="微软雅黑" w:cs="微软雅黑"/>
-                <w:b/>
-                <w:color w:val="244061"/>
-                <w:sz w:val="18"/>
-                <w:szCs w:val="18"/>
-                <w:lang w:eastAsia="zh-CN"/>
-              </w:rPr>
-            </w:pPr>
-          </w:p>
-        </w:tc>
-        <w:tc>
-          <w:tcPr>
-            <w:tcW w:w="977" w:type="dxa"/>
-            <w:shd w:val="clear" w:color="auto" w:fill="auto"/>
-            <w:vAlign w:val="center"/>
-          </w:tcPr>
-          <w:p>
-            <w:pPr>
-              <w:spacing w:before="1" w:line="250" w:lineRule="auto"/>
-              <w:jc w:val="center"/>
-              <w:rPr>
-                <w:rFonts w:hint="eastAsia" w:ascii="微软雅黑" w:hAnsi="微软雅黑" w:eastAsia="微软雅黑" w:cs="微软雅黑"/>
-                <w:b/>
-                <w:color w:val="244061"/>
-                <w:sz w:val="18"/>
-                <w:szCs w:val="18"/>
-                <w:lang w:eastAsia="zh-CN"/>
-              </w:rPr>
-            </w:pPr>
-            <w:r>
-              <w:rPr>
-                <w:rFonts w:hint="eastAsia" w:ascii="微软雅黑" w:hAnsi="微软雅黑" w:eastAsia="微软雅黑" w:cs="微软雅黑"/>
-                <w:b/>
-                <w:color w:val="244061"/>
-                <w:sz w:val="18"/>
-                <w:szCs w:val="18"/>
-                <w:lang w:eastAsia="zh-CN"/>
-              </w:rPr>
-              <w:t>D级</w:t>
-            </w:r>
-          </w:p>
-        </w:tc>
-        <w:tc>
-          <w:tcPr>
-            <w:tcW w:w="8461" w:type="dxa"/>
-            <w:shd w:val="clear" w:color="auto" w:fill="auto"/>
-            <w:vAlign w:val="center"/>
-          </w:tcPr>
-          <w:p>
-            <w:pPr>
-              <w:keepNext/>
-              <w:spacing w:before="26"/>
-              <w:jc w:val="center"/>
-              <w:rPr>
-                <w:rFonts w:hint="eastAsia" w:ascii="微软雅黑" w:hAnsi="微软雅黑" w:eastAsia="微软雅黑" w:cs="微软雅黑"/>
-                <w:b/>
-                <w:color w:val="FFFFFF" w:themeColor="background1"/>
-                <w:sz w:val="18"/>
-                <w:szCs w:val="18"/>
-                <w:lang w:eastAsia="zh-CN"/>
-                <w14:textFill>
-                  <w14:solidFill>
-                    <w14:schemeClr w14:val="bg1"/>
-                  </w14:solidFill>
-                </w14:textFill>
-              </w:rPr>
-            </w:pPr>
-            <w:r>
-              <w:rPr>
-                <w:rFonts w:hint="eastAsia" w:ascii="微软雅黑" w:hAnsi="微软雅黑" w:eastAsia="微软雅黑" w:cs="微软雅黑"/>
-                <w:sz w:val="18"/>
-                <w:szCs w:val="18"/>
-                <w:lang w:eastAsia="zh-CN"/>
-              </w:rPr>
-              <w:t>{% if tdd.drugdStr == [] %}无{% else%}{% for d in tdd.drugdStr %}{%if loop.last%}{{ d.nameLevel }}{%else%}{{ d.nameLevel }}，{%endif%}{% endfor %}{% endif%}</w:t>
             </w:r>
           </w:p>
         </w:tc>
@@ -15274,7 +15184,60 @@
         <w:tc>
           <w:tcPr>
             <w:tcW w:w="432" w:type="dxa"/>
-            <w:vMerge w:val="restart"/>
+            <w:vMerge w:val="continue"/>
+            <w:shd w:val="clear" w:color="auto" w:fill="auto"/>
+            <w:vAlign w:val="center"/>
+          </w:tcPr>
+          <w:p>
+            <w:pPr>
+              <w:spacing w:before="1" w:line="250" w:lineRule="auto"/>
+              <w:jc w:val="center"/>
+              <w:rPr>
+                <w:rFonts w:hint="eastAsia" w:ascii="微软雅黑" w:hAnsi="微软雅黑" w:eastAsia="微软雅黑" w:cs="微软雅黑"/>
+                <w:b/>
+                <w:color w:val="244061"/>
+                <w:sz w:val="18"/>
+                <w:szCs w:val="18"/>
+                <w:lang w:eastAsia="zh-CN"/>
+              </w:rPr>
+            </w:pPr>
+          </w:p>
+        </w:tc>
+        <w:tc>
+          <w:tcPr>
+            <w:tcW w:w="977" w:type="dxa"/>
+            <w:shd w:val="clear" w:color="auto" w:fill="auto"/>
+            <w:vAlign w:val="center"/>
+          </w:tcPr>
+          <w:p>
+            <w:pPr>
+              <w:spacing w:before="1" w:line="250" w:lineRule="auto"/>
+              <w:jc w:val="center"/>
+              <w:rPr>
+                <w:rFonts w:hint="eastAsia" w:ascii="微软雅黑" w:hAnsi="微软雅黑" w:eastAsia="微软雅黑" w:cs="微软雅黑"/>
+                <w:b/>
+                <w:color w:val="244061"/>
+                <w:sz w:val="18"/>
+                <w:szCs w:val="18"/>
+                <w:lang w:eastAsia="zh-CN"/>
+              </w:rPr>
+            </w:pPr>
+            <w:r>
+              <w:rPr>
+                <w:rFonts w:hint="eastAsia" w:ascii="微软雅黑" w:hAnsi="微软雅黑" w:eastAsia="微软雅黑" w:cs="微软雅黑"/>
+                <w:b/>
+                <w:color w:val="244061"/>
+                <w:sz w:val="18"/>
+                <w:szCs w:val="18"/>
+                <w:lang w:eastAsia="zh-CN"/>
+              </w:rPr>
+              <w:t>D级</w:t>
+            </w:r>
+          </w:p>
+        </w:tc>
+        <w:tc>
+          <w:tcPr>
+            <w:tcW w:w="8461" w:type="dxa"/>
             <w:shd w:val="clear" w:color="auto" w:fill="auto"/>
             <w:vAlign w:val="center"/>
           </w:tcPr>
@@ -15286,300 +15249,25 @@
               <w:rPr>
                 <w:rFonts w:hint="eastAsia" w:ascii="微软雅黑" w:hAnsi="微软雅黑" w:eastAsia="微软雅黑" w:cs="微软雅黑"/>
                 <w:b/>
-                <w:color w:val="244061"/>
-                <w:sz w:val="18"/>
-                <w:szCs w:val="18"/>
-                <w:lang w:eastAsia="zh-CN"/>
-              </w:rPr>
-            </w:pPr>
-            <w:r>
-              <w:rPr>
-                <w:rFonts w:hint="eastAsia" w:ascii="微软雅黑" w:hAnsi="微软雅黑" w:eastAsia="微软雅黑" w:cs="微软雅黑"/>
-                <w:b/>
-                <w:color w:val="244061"/>
-                <w:sz w:val="18"/>
-                <w:szCs w:val="18"/>
-                <w:lang w:eastAsia="zh-CN"/>
-              </w:rPr>
-              <w:t>潜在耐药信息</w:t>
-            </w:r>
-          </w:p>
-        </w:tc>
-        <w:tc>
-          <w:tcPr>
-            <w:tcW w:w="977" w:type="dxa"/>
-            <w:shd w:val="clear" w:color="auto" w:fill="auto"/>
-            <w:vAlign w:val="center"/>
-          </w:tcPr>
-          <w:p>
-            <w:pPr>
-              <w:keepNext/>
-              <w:spacing w:before="26"/>
-              <w:jc w:val="center"/>
-              <w:rPr>
-                <w:rFonts w:hint="eastAsia" w:ascii="微软雅黑" w:hAnsi="微软雅黑" w:eastAsia="微软雅黑" w:cs="微软雅黑"/>
-                <w:b/>
-                <w:color w:val="244061"/>
-                <w:sz w:val="18"/>
-                <w:szCs w:val="18"/>
-                <w:lang w:eastAsia="zh-CN"/>
-              </w:rPr>
-            </w:pPr>
-            <w:r>
-              <w:rPr>
-                <w:rFonts w:hint="eastAsia" w:ascii="微软雅黑" w:hAnsi="微软雅黑" w:eastAsia="微软雅黑" w:cs="微软雅黑"/>
-                <w:b/>
-                <w:color w:val="244061"/>
-                <w:sz w:val="18"/>
-                <w:szCs w:val="18"/>
-                <w:lang w:eastAsia="zh-CN"/>
-              </w:rPr>
-              <w:t>A级</w:t>
-            </w:r>
-          </w:p>
-        </w:tc>
-        <w:tc>
-          <w:tcPr>
-            <w:tcW w:w="8461" w:type="dxa"/>
-            <w:shd w:val="clear" w:color="auto" w:fill="auto"/>
-            <w:vAlign w:val="center"/>
-          </w:tcPr>
-          <w:p>
-            <w:pPr>
-              <w:keepNext/>
-              <w:spacing w:before="26"/>
-              <w:jc w:val="center"/>
-              <w:rPr>
-                <w:rFonts w:hint="eastAsia" w:ascii="微软雅黑" w:hAnsi="微软雅黑" w:eastAsia="微软雅黑" w:cs="微软雅黑"/>
-                <w:sz w:val="18"/>
-                <w:szCs w:val="18"/>
-                <w:lang w:eastAsia="zh-CN"/>
-              </w:rPr>
-            </w:pPr>
-            <w:r>
-              <w:rPr>
-                <w:rFonts w:hint="eastAsia" w:ascii="微软雅黑" w:hAnsi="微软雅黑" w:eastAsia="微软雅黑" w:cs="微软雅黑"/>
-                <w:sz w:val="18"/>
-                <w:szCs w:val="18"/>
-                <w:lang w:eastAsia="zh-CN"/>
-              </w:rPr>
-              <w:t>{% if tdd.resistantaStr == [] %}无{% else%}{% for d in tdd.resistantaStr %}{%if loop.last%}{{ d.nameLevel }}{%else%}{{ d.nameLevel }}，{%endif%}{% endfor %}{% endif%}</w:t>
-            </w:r>
-          </w:p>
-        </w:tc>
-      </w:tr>
-      <w:tr>
-        <w:tblPrEx>
-          <w:tblBorders>
-            <w:top w:val="single" w:color="244061" w:sz="18" w:space="0"/>
-            <w:left w:val="none" w:color="auto" w:sz="0" w:space="0"/>
-            <w:bottom w:val="dashed" w:color="244061" w:sz="4" w:space="0"/>
-            <w:right w:val="none" w:color="auto" w:sz="0" w:space="0"/>
-            <w:insideH w:val="dashed" w:color="244061" w:sz="4" w:space="0"/>
-            <w:insideV w:val="dashed" w:color="244061" w:sz="4" w:space="0"/>
-          </w:tblBorders>
-          <w:shd w:val="clear" w:color="auto" w:fill="auto"/>
-          <w:tblCellMar>
-            <w:top w:w="0" w:type="dxa"/>
-            <w:left w:w="108" w:type="dxa"/>
-            <w:bottom w:w="0" w:type="dxa"/>
-            <w:right w:w="108" w:type="dxa"/>
-          </w:tblCellMar>
-        </w:tblPrEx>
-        <w:trPr>
-          <w:trHeight w:val="474" w:hRule="atLeast"/>
-          <w:jc w:val="center"/>
-        </w:trPr>
-        <w:tc>
-          <w:tcPr>
-            <w:tcW w:w="432" w:type="dxa"/>
-            <w:vMerge w:val="continue"/>
-            <w:shd w:val="clear" w:color="auto" w:fill="auto"/>
-            <w:vAlign w:val="center"/>
-          </w:tcPr>
-          <w:p>
-            <w:pPr>
-              <w:keepNext/>
-              <w:spacing w:before="26"/>
-              <w:jc w:val="center"/>
-              <w:rPr>
-                <w:rFonts w:hint="eastAsia" w:ascii="微软雅黑" w:hAnsi="微软雅黑" w:eastAsia="微软雅黑" w:cs="微软雅黑"/>
-                <w:b/>
-                <w:color w:val="244061"/>
-                <w:sz w:val="18"/>
-                <w:szCs w:val="18"/>
-                <w:lang w:eastAsia="zh-CN"/>
-              </w:rPr>
-            </w:pPr>
-          </w:p>
-        </w:tc>
-        <w:tc>
-          <w:tcPr>
-            <w:tcW w:w="977" w:type="dxa"/>
-            <w:shd w:val="clear" w:color="auto" w:fill="auto"/>
-            <w:vAlign w:val="center"/>
-          </w:tcPr>
-          <w:p>
-            <w:pPr>
-              <w:keepNext/>
-              <w:spacing w:before="26"/>
-              <w:jc w:val="center"/>
-              <w:rPr>
-                <w:rFonts w:hint="eastAsia" w:ascii="微软雅黑" w:hAnsi="微软雅黑" w:eastAsia="微软雅黑" w:cs="微软雅黑"/>
-                <w:b/>
-                <w:color w:val="244061"/>
-                <w:sz w:val="18"/>
-                <w:szCs w:val="18"/>
-                <w:lang w:eastAsia="zh-CN"/>
-              </w:rPr>
-            </w:pPr>
-            <w:r>
-              <w:rPr>
-                <w:rFonts w:hint="eastAsia" w:ascii="微软雅黑" w:hAnsi="微软雅黑" w:eastAsia="微软雅黑" w:cs="微软雅黑"/>
-                <w:b/>
-                <w:color w:val="244061"/>
-                <w:sz w:val="18"/>
-                <w:szCs w:val="18"/>
-                <w:lang w:eastAsia="zh-CN"/>
-              </w:rPr>
-              <w:t>B级</w:t>
-            </w:r>
-          </w:p>
-        </w:tc>
-        <w:tc>
-          <w:tcPr>
-            <w:tcW w:w="8461" w:type="dxa"/>
-            <w:shd w:val="clear" w:color="auto" w:fill="auto"/>
-            <w:vAlign w:val="center"/>
-          </w:tcPr>
-          <w:p>
-            <w:pPr>
-              <w:keepNext/>
-              <w:spacing w:before="26"/>
-              <w:jc w:val="center"/>
-              <w:rPr>
-                <w:rFonts w:hint="eastAsia" w:ascii="微软雅黑" w:hAnsi="微软雅黑" w:eastAsia="微软雅黑" w:cs="微软雅黑"/>
-                <w:sz w:val="18"/>
-                <w:szCs w:val="18"/>
-                <w:lang w:eastAsia="zh-CN"/>
-              </w:rPr>
-            </w:pPr>
-            <w:r>
-              <w:rPr>
-                <w:rFonts w:hint="eastAsia" w:ascii="微软雅黑" w:hAnsi="微软雅黑" w:eastAsia="微软雅黑" w:cs="微软雅黑"/>
-                <w:sz w:val="18"/>
-                <w:szCs w:val="18"/>
-                <w:lang w:eastAsia="zh-CN"/>
-              </w:rPr>
-              <w:t>{% if tdd.resistantbStr == [] %}无{% else%}{% for d in tdd.resistantbStr %}{%if loop.last%}{{ d.nameLevel }}{%else%}{{ d.nameLevel }}，{%endif%}{% endfor %}{% endif%}</w:t>
-            </w:r>
-          </w:p>
-        </w:tc>
-      </w:tr>
-      <w:tr>
-        <w:tblPrEx>
-          <w:tblBorders>
-            <w:top w:val="single" w:color="244061" w:sz="18" w:space="0"/>
-            <w:left w:val="none" w:color="auto" w:sz="0" w:space="0"/>
-            <w:bottom w:val="dashed" w:color="244061" w:sz="4" w:space="0"/>
-            <w:right w:val="none" w:color="auto" w:sz="0" w:space="0"/>
-            <w:insideH w:val="dashed" w:color="244061" w:sz="4" w:space="0"/>
-            <w:insideV w:val="dashed" w:color="244061" w:sz="4" w:space="0"/>
-          </w:tblBorders>
-          <w:shd w:val="clear" w:color="auto" w:fill="auto"/>
-          <w:tblCellMar>
-            <w:top w:w="0" w:type="dxa"/>
-            <w:left w:w="108" w:type="dxa"/>
-            <w:bottom w:w="0" w:type="dxa"/>
-            <w:right w:w="108" w:type="dxa"/>
-          </w:tblCellMar>
-        </w:tblPrEx>
-        <w:trPr>
-          <w:trHeight w:val="474" w:hRule="atLeast"/>
-          <w:jc w:val="center"/>
-        </w:trPr>
-        <w:tc>
-          <w:tcPr>
-            <w:tcW w:w="432" w:type="dxa"/>
-            <w:vMerge w:val="continue"/>
-            <w:shd w:val="clear" w:color="auto" w:fill="auto"/>
-            <w:vAlign w:val="center"/>
-          </w:tcPr>
-          <w:p>
-            <w:pPr>
-              <w:keepNext/>
-              <w:spacing w:before="26"/>
-              <w:jc w:val="center"/>
-              <w:rPr>
-                <w:rFonts w:hint="eastAsia" w:ascii="微软雅黑" w:hAnsi="微软雅黑" w:eastAsia="微软雅黑" w:cs="微软雅黑"/>
-                <w:b/>
-                <w:color w:val="244061"/>
-                <w:sz w:val="18"/>
-                <w:szCs w:val="18"/>
-                <w:lang w:eastAsia="zh-CN"/>
-              </w:rPr>
-            </w:pPr>
-          </w:p>
-        </w:tc>
-        <w:tc>
-          <w:tcPr>
-            <w:tcW w:w="977" w:type="dxa"/>
-            <w:shd w:val="clear" w:color="auto" w:fill="auto"/>
-            <w:vAlign w:val="center"/>
-          </w:tcPr>
-          <w:p>
-            <w:pPr>
-              <w:keepNext/>
-              <w:spacing w:before="26"/>
-              <w:jc w:val="center"/>
-              <w:rPr>
-                <w:rFonts w:hint="eastAsia" w:ascii="微软雅黑" w:hAnsi="微软雅黑" w:eastAsia="微软雅黑" w:cs="微软雅黑"/>
-                <w:b/>
-                <w:color w:val="244061"/>
-                <w:sz w:val="18"/>
-                <w:szCs w:val="18"/>
-                <w:lang w:eastAsia="zh-CN"/>
-              </w:rPr>
-            </w:pPr>
-            <w:r>
-              <w:rPr>
-                <w:rFonts w:hint="eastAsia" w:ascii="微软雅黑" w:hAnsi="微软雅黑" w:eastAsia="微软雅黑" w:cs="微软雅黑"/>
-                <w:b/>
-                <w:color w:val="244061"/>
-                <w:sz w:val="18"/>
-                <w:szCs w:val="18"/>
-                <w:lang w:eastAsia="zh-CN"/>
-              </w:rPr>
-              <w:t>C级</w:t>
-            </w:r>
-          </w:p>
-        </w:tc>
-        <w:tc>
-          <w:tcPr>
-            <w:tcW w:w="8461" w:type="dxa"/>
-            <w:shd w:val="clear" w:color="auto" w:fill="auto"/>
-            <w:vAlign w:val="center"/>
-          </w:tcPr>
-          <w:p>
-            <w:pPr>
-              <w:keepNext/>
-              <w:spacing w:before="26"/>
-              <w:jc w:val="center"/>
-              <w:rPr>
-                <w:rFonts w:hint="eastAsia" w:ascii="微软雅黑" w:hAnsi="微软雅黑" w:eastAsia="微软雅黑" w:cs="微软雅黑"/>
-                <w:sz w:val="18"/>
-                <w:szCs w:val="18"/>
-                <w:lang w:eastAsia="zh-CN"/>
-              </w:rPr>
-            </w:pPr>
-            <w:r>
-              <w:rPr>
-                <w:rFonts w:hint="eastAsia" w:ascii="微软雅黑" w:hAnsi="微软雅黑" w:eastAsia="微软雅黑" w:cs="微软雅黑"/>
-                <w:sz w:val="18"/>
-                <w:szCs w:val="18"/>
-                <w:lang w:eastAsia="zh-CN"/>
-              </w:rPr>
-              <w:t>{% if tdd.resistantcStr == [] %}无{% else%}{% for d in tdd.resistantcStr %}{%if loop.last%}{{ d.nameLevel }}{%else%}{{ d.nameLevel }}，{%endif%}{% endfor %}{% endif%}</w:t>
+                <w:color w:val="FFFFFF" w:themeColor="background1"/>
+                <w:sz w:val="18"/>
+                <w:szCs w:val="18"/>
+                <w:lang w:eastAsia="zh-CN"/>
+                <w14:textFill>
+                  <w14:solidFill>
+                    <w14:schemeClr w14:val="bg1"/>
+                  </w14:solidFill>
+                </w14:textFill>
+              </w:rPr>
+            </w:pPr>
+            <w:r>
+              <w:rPr>
+                <w:rFonts w:hint="eastAsia" w:ascii="微软雅黑" w:hAnsi="微软雅黑" w:eastAsia="微软雅黑" w:cs="微软雅黑"/>
+                <w:sz w:val="18"/>
+                <w:szCs w:val="18"/>
+                <w:lang w:eastAsia="zh-CN"/>
+              </w:rPr>
+              <w:t>{% if tdd.drugdStr == [] %}无{% else%}{% for d in tdd.drugdStr %}{%if loop.last%}{{ d.nameLevel }}{%else%}{{ d.nameLevel }}，{%endif%}{% endfor %}{% endif%}</w:t>
             </w:r>
           </w:p>
         </w:tc>
@@ -15608,7 +15296,7 @@
         <w:tc>
           <w:tcPr>
             <w:tcW w:w="432" w:type="dxa"/>
-            <w:vMerge w:val="continue"/>
+            <w:vMerge w:val="restart"/>
             <w:shd w:val="clear" w:color="auto" w:fill="auto"/>
             <w:vAlign w:val="center"/>
           </w:tcPr>
@@ -15626,6 +15314,17 @@
                 <w:lang w:eastAsia="zh-CN"/>
               </w:rPr>
             </w:pPr>
+            <w:r>
+              <w:rPr>
+                <w:rFonts w:hint="eastAsia" w:ascii="微软雅黑" w:hAnsi="微软雅黑" w:eastAsia="微软雅黑" w:cs="微软雅黑"/>
+                <w:b/>
+                <w:color w:val="244061"/>
+                <w:sz w:val="18"/>
+                <w:szCs w:val="18"/>
+                <w:lang w:eastAsia="zh-CN"/>
+              </w:rPr>
+              <w:t>潜在耐药信息</w:t>
+            </w:r>
           </w:p>
         </w:tc>
         <w:tc>
@@ -15657,7 +15356,7 @@
                 <w:szCs w:val="18"/>
                 <w:lang w:eastAsia="zh-CN"/>
               </w:rPr>
-              <w:t>D级</w:t>
+              <w:t>A级</w:t>
             </w:r>
           </w:p>
         </w:tc>
@@ -15686,7 +15385,7 @@
                 <w:szCs w:val="18"/>
                 <w:lang w:eastAsia="zh-CN"/>
               </w:rPr>
-              <w:t>{% if tdd.resistantdStr == [] %}无{% else%}{% for d in tdd.resistantdStr %}{%if loop.last%}{{ d.nameLevel }}{%else%}{{ d.nameLevel }}，{%endif%}{% endfor %}{% endif%}</w:t>
+              <w:t>{% if tdd.resistantaStr == [] %}无{% else%}{% for d in tdd.resistantaStr %}{%if loop.last%}{{ d.nameLevel }}{%else%}{{ d.nameLevel }}，{%endif%}{% endfor %}{% endif%}</w:t>
             </w:r>
           </w:p>
         </w:tc>
@@ -15701,7 +15400,327 @@
             <w:insideH w:val="dashed" w:color="244061" w:sz="4" w:space="0"/>
             <w:insideV w:val="dashed" w:color="244061" w:sz="4" w:space="0"/>
           </w:tblBorders>
-          <w:shd w:val="clear" w:color="auto" w:fill="auto"/>
+          <w:tblCellMar>
+            <w:top w:w="0" w:type="dxa"/>
+            <w:left w:w="108" w:type="dxa"/>
+            <w:bottom w:w="0" w:type="dxa"/>
+            <w:right w:w="108" w:type="dxa"/>
+          </w:tblCellMar>
+        </w:tblPrEx>
+        <w:trPr>
+          <w:trHeight w:val="474" w:hRule="atLeast"/>
+          <w:jc w:val="center"/>
+        </w:trPr>
+        <w:tc>
+          <w:tcPr>
+            <w:tcW w:w="432" w:type="dxa"/>
+            <w:vMerge w:val="continue"/>
+            <w:shd w:val="clear" w:color="auto" w:fill="auto"/>
+            <w:vAlign w:val="center"/>
+          </w:tcPr>
+          <w:p>
+            <w:pPr>
+              <w:keepNext/>
+              <w:spacing w:before="26"/>
+              <w:jc w:val="center"/>
+              <w:rPr>
+                <w:rFonts w:hint="eastAsia" w:ascii="微软雅黑" w:hAnsi="微软雅黑" w:eastAsia="微软雅黑" w:cs="微软雅黑"/>
+                <w:b/>
+                <w:color w:val="244061"/>
+                <w:sz w:val="18"/>
+                <w:szCs w:val="18"/>
+                <w:lang w:eastAsia="zh-CN"/>
+              </w:rPr>
+            </w:pPr>
+          </w:p>
+        </w:tc>
+        <w:tc>
+          <w:tcPr>
+            <w:tcW w:w="977" w:type="dxa"/>
+            <w:shd w:val="clear" w:color="auto" w:fill="auto"/>
+            <w:vAlign w:val="center"/>
+          </w:tcPr>
+          <w:p>
+            <w:pPr>
+              <w:keepNext/>
+              <w:spacing w:before="26"/>
+              <w:jc w:val="center"/>
+              <w:rPr>
+                <w:rFonts w:hint="eastAsia" w:ascii="微软雅黑" w:hAnsi="微软雅黑" w:eastAsia="微软雅黑" w:cs="微软雅黑"/>
+                <w:b/>
+                <w:color w:val="244061"/>
+                <w:sz w:val="18"/>
+                <w:szCs w:val="18"/>
+                <w:lang w:eastAsia="zh-CN"/>
+              </w:rPr>
+            </w:pPr>
+            <w:r>
+              <w:rPr>
+                <w:rFonts w:hint="eastAsia" w:ascii="微软雅黑" w:hAnsi="微软雅黑" w:eastAsia="微软雅黑" w:cs="微软雅黑"/>
+                <w:b/>
+                <w:color w:val="244061"/>
+                <w:sz w:val="18"/>
+                <w:szCs w:val="18"/>
+                <w:lang w:eastAsia="zh-CN"/>
+              </w:rPr>
+              <w:t>B级</w:t>
+            </w:r>
+          </w:p>
+        </w:tc>
+        <w:tc>
+          <w:tcPr>
+            <w:tcW w:w="8461" w:type="dxa"/>
+            <w:shd w:val="clear" w:color="auto" w:fill="auto"/>
+            <w:vAlign w:val="center"/>
+          </w:tcPr>
+          <w:p>
+            <w:pPr>
+              <w:keepNext/>
+              <w:spacing w:before="26"/>
+              <w:jc w:val="center"/>
+              <w:rPr>
+                <w:rFonts w:hint="eastAsia" w:ascii="微软雅黑" w:hAnsi="微软雅黑" w:eastAsia="微软雅黑" w:cs="微软雅黑"/>
+                <w:sz w:val="18"/>
+                <w:szCs w:val="18"/>
+                <w:lang w:eastAsia="zh-CN"/>
+              </w:rPr>
+            </w:pPr>
+            <w:r>
+              <w:rPr>
+                <w:rFonts w:hint="eastAsia" w:ascii="微软雅黑" w:hAnsi="微软雅黑" w:eastAsia="微软雅黑" w:cs="微软雅黑"/>
+                <w:sz w:val="18"/>
+                <w:szCs w:val="18"/>
+                <w:lang w:eastAsia="zh-CN"/>
+              </w:rPr>
+              <w:t>{% if tdd.resistantbStr == [] %}无{% else%}{% for d in tdd.resistantbStr %}{%if loop.last%}{{ d.nameLevel }}{%else%}{{ d.nameLevel }}，{%endif%}{% endfor %}{% endif%}</w:t>
+            </w:r>
+          </w:p>
+        </w:tc>
+      </w:tr>
+      <w:tr>
+        <w:tblPrEx>
+          <w:tblBorders>
+            <w:top w:val="single" w:color="244061" w:sz="18" w:space="0"/>
+            <w:left w:val="none" w:color="auto" w:sz="0" w:space="0"/>
+            <w:bottom w:val="dashed" w:color="244061" w:sz="4" w:space="0"/>
+            <w:right w:val="none" w:color="auto" w:sz="0" w:space="0"/>
+            <w:insideH w:val="dashed" w:color="244061" w:sz="4" w:space="0"/>
+            <w:insideV w:val="dashed" w:color="244061" w:sz="4" w:space="0"/>
+          </w:tblBorders>
+          <w:tblCellMar>
+            <w:top w:w="0" w:type="dxa"/>
+            <w:left w:w="108" w:type="dxa"/>
+            <w:bottom w:w="0" w:type="dxa"/>
+            <w:right w:w="108" w:type="dxa"/>
+          </w:tblCellMar>
+        </w:tblPrEx>
+        <w:trPr>
+          <w:trHeight w:val="474" w:hRule="atLeast"/>
+          <w:jc w:val="center"/>
+        </w:trPr>
+        <w:tc>
+          <w:tcPr>
+            <w:tcW w:w="432" w:type="dxa"/>
+            <w:vMerge w:val="continue"/>
+            <w:shd w:val="clear" w:color="auto" w:fill="auto"/>
+            <w:vAlign w:val="center"/>
+          </w:tcPr>
+          <w:p>
+            <w:pPr>
+              <w:keepNext/>
+              <w:spacing w:before="26"/>
+              <w:jc w:val="center"/>
+              <w:rPr>
+                <w:rFonts w:hint="eastAsia" w:ascii="微软雅黑" w:hAnsi="微软雅黑" w:eastAsia="微软雅黑" w:cs="微软雅黑"/>
+                <w:b/>
+                <w:color w:val="244061"/>
+                <w:sz w:val="18"/>
+                <w:szCs w:val="18"/>
+                <w:lang w:eastAsia="zh-CN"/>
+              </w:rPr>
+            </w:pPr>
+          </w:p>
+        </w:tc>
+        <w:tc>
+          <w:tcPr>
+            <w:tcW w:w="977" w:type="dxa"/>
+            <w:shd w:val="clear" w:color="auto" w:fill="auto"/>
+            <w:vAlign w:val="center"/>
+          </w:tcPr>
+          <w:p>
+            <w:pPr>
+              <w:keepNext/>
+              <w:spacing w:before="26"/>
+              <w:jc w:val="center"/>
+              <w:rPr>
+                <w:rFonts w:hint="eastAsia" w:ascii="微软雅黑" w:hAnsi="微软雅黑" w:eastAsia="微软雅黑" w:cs="微软雅黑"/>
+                <w:b/>
+                <w:color w:val="244061"/>
+                <w:sz w:val="18"/>
+                <w:szCs w:val="18"/>
+                <w:lang w:eastAsia="zh-CN"/>
+              </w:rPr>
+            </w:pPr>
+            <w:r>
+              <w:rPr>
+                <w:rFonts w:hint="eastAsia" w:ascii="微软雅黑" w:hAnsi="微软雅黑" w:eastAsia="微软雅黑" w:cs="微软雅黑"/>
+                <w:b/>
+                <w:color w:val="244061"/>
+                <w:sz w:val="18"/>
+                <w:szCs w:val="18"/>
+                <w:lang w:eastAsia="zh-CN"/>
+              </w:rPr>
+              <w:t>C级</w:t>
+            </w:r>
+          </w:p>
+        </w:tc>
+        <w:tc>
+          <w:tcPr>
+            <w:tcW w:w="8461" w:type="dxa"/>
+            <w:shd w:val="clear" w:color="auto" w:fill="auto"/>
+            <w:vAlign w:val="center"/>
+          </w:tcPr>
+          <w:p>
+            <w:pPr>
+              <w:keepNext/>
+              <w:spacing w:before="26"/>
+              <w:jc w:val="center"/>
+              <w:rPr>
+                <w:rFonts w:hint="eastAsia" w:ascii="微软雅黑" w:hAnsi="微软雅黑" w:eastAsia="微软雅黑" w:cs="微软雅黑"/>
+                <w:sz w:val="18"/>
+                <w:szCs w:val="18"/>
+                <w:lang w:eastAsia="zh-CN"/>
+              </w:rPr>
+            </w:pPr>
+            <w:r>
+              <w:rPr>
+                <w:rFonts w:hint="eastAsia" w:ascii="微软雅黑" w:hAnsi="微软雅黑" w:eastAsia="微软雅黑" w:cs="微软雅黑"/>
+                <w:sz w:val="18"/>
+                <w:szCs w:val="18"/>
+                <w:lang w:eastAsia="zh-CN"/>
+              </w:rPr>
+              <w:t>{% if tdd.resistantcStr == [] %}无{% else%}{% for d in tdd.resistantcStr %}{%if loop.last%}{{ d.nameLevel }}{%else%}{{ d.nameLevel }}，{%endif%}{% endfor %}{% endif%}</w:t>
+            </w:r>
+          </w:p>
+        </w:tc>
+      </w:tr>
+      <w:tr>
+        <w:tblPrEx>
+          <w:tblBorders>
+            <w:top w:val="single" w:color="244061" w:sz="18" w:space="0"/>
+            <w:left w:val="none" w:color="auto" w:sz="0" w:space="0"/>
+            <w:bottom w:val="dashed" w:color="244061" w:sz="4" w:space="0"/>
+            <w:right w:val="none" w:color="auto" w:sz="0" w:space="0"/>
+            <w:insideH w:val="dashed" w:color="244061" w:sz="4" w:space="0"/>
+            <w:insideV w:val="dashed" w:color="244061" w:sz="4" w:space="0"/>
+          </w:tblBorders>
+          <w:tblCellMar>
+            <w:top w:w="0" w:type="dxa"/>
+            <w:left w:w="108" w:type="dxa"/>
+            <w:bottom w:w="0" w:type="dxa"/>
+            <w:right w:w="108" w:type="dxa"/>
+          </w:tblCellMar>
+        </w:tblPrEx>
+        <w:trPr>
+          <w:trHeight w:val="474" w:hRule="atLeast"/>
+          <w:jc w:val="center"/>
+        </w:trPr>
+        <w:tc>
+          <w:tcPr>
+            <w:tcW w:w="432" w:type="dxa"/>
+            <w:vMerge w:val="continue"/>
+            <w:shd w:val="clear" w:color="auto" w:fill="auto"/>
+            <w:vAlign w:val="center"/>
+          </w:tcPr>
+          <w:p>
+            <w:pPr>
+              <w:keepNext/>
+              <w:spacing w:before="26"/>
+              <w:jc w:val="center"/>
+              <w:rPr>
+                <w:rFonts w:hint="eastAsia" w:ascii="微软雅黑" w:hAnsi="微软雅黑" w:eastAsia="微软雅黑" w:cs="微软雅黑"/>
+                <w:b/>
+                <w:color w:val="244061"/>
+                <w:sz w:val="18"/>
+                <w:szCs w:val="18"/>
+                <w:lang w:eastAsia="zh-CN"/>
+              </w:rPr>
+            </w:pPr>
+          </w:p>
+        </w:tc>
+        <w:tc>
+          <w:tcPr>
+            <w:tcW w:w="977" w:type="dxa"/>
+            <w:shd w:val="clear" w:color="auto" w:fill="auto"/>
+            <w:vAlign w:val="center"/>
+          </w:tcPr>
+          <w:p>
+            <w:pPr>
+              <w:keepNext/>
+              <w:spacing w:before="26"/>
+              <w:jc w:val="center"/>
+              <w:rPr>
+                <w:rFonts w:hint="eastAsia" w:ascii="微软雅黑" w:hAnsi="微软雅黑" w:eastAsia="微软雅黑" w:cs="微软雅黑"/>
+                <w:b/>
+                <w:color w:val="244061"/>
+                <w:sz w:val="18"/>
+                <w:szCs w:val="18"/>
+                <w:lang w:eastAsia="zh-CN"/>
+              </w:rPr>
+            </w:pPr>
+            <w:r>
+              <w:rPr>
+                <w:rFonts w:hint="eastAsia" w:ascii="微软雅黑" w:hAnsi="微软雅黑" w:eastAsia="微软雅黑" w:cs="微软雅黑"/>
+                <w:b/>
+                <w:color w:val="244061"/>
+                <w:sz w:val="18"/>
+                <w:szCs w:val="18"/>
+                <w:lang w:eastAsia="zh-CN"/>
+              </w:rPr>
+              <w:t>D级</w:t>
+            </w:r>
+          </w:p>
+        </w:tc>
+        <w:tc>
+          <w:tcPr>
+            <w:tcW w:w="8461" w:type="dxa"/>
+            <w:shd w:val="clear" w:color="auto" w:fill="auto"/>
+            <w:vAlign w:val="center"/>
+          </w:tcPr>
+          <w:p>
+            <w:pPr>
+              <w:keepNext/>
+              <w:spacing w:before="26"/>
+              <w:jc w:val="center"/>
+              <w:rPr>
+                <w:rFonts w:hint="eastAsia" w:ascii="微软雅黑" w:hAnsi="微软雅黑" w:eastAsia="微软雅黑" w:cs="微软雅黑"/>
+                <w:sz w:val="18"/>
+                <w:szCs w:val="18"/>
+                <w:lang w:eastAsia="zh-CN"/>
+              </w:rPr>
+            </w:pPr>
+            <w:r>
+              <w:rPr>
+                <w:rFonts w:hint="eastAsia" w:ascii="微软雅黑" w:hAnsi="微软雅黑" w:eastAsia="微软雅黑" w:cs="微软雅黑"/>
+                <w:sz w:val="18"/>
+                <w:szCs w:val="18"/>
+                <w:lang w:eastAsia="zh-CN"/>
+              </w:rPr>
+              <w:t>{% if tdd.resistantdStr == [] %}无{% else%}{% for d in tdd.resistantdStr %}{%if loop.last%}{{ d.nameLevel }}{%else%}{{ d.nameLevel }}，{%endif%}{% endfor %}{% endif%}</w:t>
+            </w:r>
+          </w:p>
+        </w:tc>
+      </w:tr>
+      <w:tr>
+        <w:tblPrEx>
+          <w:tblBorders>
+            <w:top w:val="single" w:color="244061" w:sz="18" w:space="0"/>
+            <w:left w:val="none" w:color="auto" w:sz="0" w:space="0"/>
+            <w:bottom w:val="dashed" w:color="244061" w:sz="4" w:space="0"/>
+            <w:right w:val="none" w:color="auto" w:sz="0" w:space="0"/>
+            <w:insideH w:val="dashed" w:color="244061" w:sz="4" w:space="0"/>
+            <w:insideV w:val="dashed" w:color="244061" w:sz="4" w:space="0"/>
+          </w:tblBorders>
           <w:tblCellMar>
             <w:top w:w="0" w:type="dxa"/>
             <w:left w:w="108" w:type="dxa"/>
@@ -16141,7 +16160,6 @@
             <w:insideH w:val="dashed" w:color="244061" w:sz="4" w:space="0"/>
             <w:insideV w:val="dashed" w:color="244061" w:sz="4" w:space="0"/>
           </w:tblBorders>
-          <w:shd w:val="clear" w:color="auto" w:fill="auto"/>
           <w:tblCellMar>
             <w:top w:w="0" w:type="dxa"/>
             <w:left w:w="108" w:type="dxa"/>
@@ -16363,7 +16381,6 @@
             <w:insideH w:val="dashed" w:color="244061" w:sz="4" w:space="0"/>
             <w:insideV w:val="dashed" w:color="244061" w:sz="4" w:space="0"/>
           </w:tblBorders>
-          <w:shd w:val="clear" w:color="auto" w:fill="auto"/>
           <w:tblCellMar>
             <w:top w:w="0" w:type="dxa"/>
             <w:left w:w="108" w:type="dxa"/>
@@ -17359,7 +17376,29 @@
           <w:szCs w:val="24"/>
           <w:lang w:eastAsia="zh-CN"/>
         </w:rPr>
-        <w:t>{{ tdd.comutation }}</w:t>
+        <w:t>{{ tdd.comutation</w:t>
+      </w:r>
+      <w:r>
+        <w:rPr>
+          <w:rFonts w:hint="eastAsia" w:ascii="微软雅黑" w:hAnsi="微软雅黑" w:eastAsia="微软雅黑" w:cs="微软雅黑"/>
+          <w:b/>
+          <w:color w:val="auto"/>
+          <w:sz w:val="24"/>
+          <w:szCs w:val="24"/>
+          <w:lang w:val="en-US" w:eastAsia="zh-CN"/>
+        </w:rPr>
+        <w:t>1</w:t>
+      </w:r>
+      <w:r>
+        <w:rPr>
+          <w:rFonts w:hint="eastAsia" w:ascii="微软雅黑" w:hAnsi="微软雅黑" w:eastAsia="微软雅黑" w:cs="微软雅黑"/>
+          <w:b/>
+          <w:color w:val="auto"/>
+          <w:sz w:val="24"/>
+          <w:szCs w:val="24"/>
+          <w:lang w:eastAsia="zh-CN"/>
+        </w:rPr>
+        <w:t xml:space="preserve"> }}</w:t>
       </w:r>
     </w:p>
     <w:tbl>
@@ -17463,16 +17502,18 @@
                 <w:lang w:eastAsia="zh-CN"/>
               </w:rPr>
             </w:pPr>
+            <w:bookmarkStart w:id="44" w:name="_GoBack"/>
             <w:r>
               <w:rPr>
                 <w:rFonts w:hint="eastAsia" w:ascii="微软雅黑" w:hAnsi="微软雅黑" w:eastAsia="微软雅黑" w:cs="微软雅黑"/>
                 <w:bCs/>
                 <w:sz w:val="18"/>
                 <w:szCs w:val="18"/>
-                <w:lang w:eastAsia="zh-CN"/>
-              </w:rPr>
-              <w:t>-</w:t>
-            </w:r>
+                <w:lang w:val="en-US" w:eastAsia="zh-CN"/>
+              </w:rPr>
+              <w:t>{{tdd.comutation}}</w:t>
+            </w:r>
+            <w:bookmarkEnd w:id="44"/>
           </w:p>
         </w:tc>
       </w:tr>
@@ -19222,8 +19263,6 @@
           <w:lang w:eastAsia="zh-CN"/>
         </w:rPr>
       </w:pPr>
-      <w:bookmarkStart w:id="44" w:name="_GoBack"/>
-      <w:bookmarkEnd w:id="44"/>
       <w:r>
         <w:rPr>
           <w:rFonts w:hint="eastAsia" w:ascii="微软雅黑" w:hAnsi="微软雅黑" w:eastAsia="微软雅黑" w:cs="微软雅黑"/>
@@ -21362,8 +21401,8 @@
       <w:bookmarkStart w:id="39" w:name="_Toc16368_WPSOffice_Level1"/>
       <w:bookmarkStart w:id="40" w:name="_Toc30533"/>
       <w:bookmarkStart w:id="41" w:name="_Toc28910_WPSOffice_Level1"/>
-      <w:bookmarkStart w:id="42" w:name="_Toc22484_WPSOffice_Level1"/>
-      <w:bookmarkStart w:id="43" w:name="_Toc7549"/>
+      <w:bookmarkStart w:id="42" w:name="_Toc7549"/>
+      <w:bookmarkStart w:id="43" w:name="_Toc22484_WPSOffice_Level1"/>
       <w:r>
         <w:rPr>
           <w:rFonts w:hint="eastAsia" w:ascii="微软雅黑" w:hAnsi="微软雅黑" w:eastAsia="微软雅黑" w:cs="微软雅黑"/>

--- a/WebContent/docx/肿瘤融合基因RNA报告-三峡.docx
+++ b/WebContent/docx/肿瘤融合基因RNA报告-三峡.docx
@@ -109,12 +109,6 @@
             <w:insideH w:val="none" w:color="auto" w:sz="0" w:space="0"/>
             <w:insideV w:val="none" w:color="auto" w:sz="0" w:space="0"/>
           </w:tblBorders>
-          <w:tblCellMar>
-            <w:top w:w="0" w:type="dxa"/>
-            <w:left w:w="108" w:type="dxa"/>
-            <w:bottom w:w="0" w:type="dxa"/>
-            <w:right w:w="108" w:type="dxa"/>
-          </w:tblCellMar>
         </w:tblPrEx>
         <w:trPr>
           <w:trHeight w:val="567" w:hRule="atLeast"/>
@@ -2386,9 +2380,9 @@
           <w:shd w:val="clear" w:color="auto" w:fill="17365D"/>
         </w:rPr>
       </w:pPr>
-      <w:bookmarkStart w:id="0" w:name="_Toc534637492"/>
-      <w:bookmarkStart w:id="1" w:name="_Toc526855031"/>
-      <w:bookmarkStart w:id="2" w:name="_Toc527112379"/>
+      <w:bookmarkStart w:id="0" w:name="_Toc527112379"/>
+      <w:bookmarkStart w:id="1" w:name="_Toc534637492"/>
+      <w:bookmarkStart w:id="2" w:name="_Toc526855031"/>
       <w:r>
         <w:rPr>
           <w:rFonts w:hint="eastAsia" w:ascii="微软雅黑" w:hAnsi="微软雅黑" w:eastAsia="微软雅黑" w:cs="微软雅黑"/>
@@ -3875,12 +3869,12 @@
           <w:szCs w:val="32"/>
         </w:rPr>
       </w:pPr>
-      <w:bookmarkStart w:id="4" w:name="_Toc19898_WPSOffice_Level1"/>
-      <w:bookmarkStart w:id="5" w:name="_Toc22132"/>
-      <w:bookmarkStart w:id="6" w:name="_Toc499"/>
-      <w:bookmarkStart w:id="7" w:name="_Toc2781"/>
-      <w:bookmarkStart w:id="8" w:name="_Toc20136_WPSOffice_Level1"/>
-      <w:bookmarkStart w:id="9" w:name="_Toc2819"/>
+      <w:bookmarkStart w:id="4" w:name="_Toc499"/>
+      <w:bookmarkStart w:id="5" w:name="_Toc2819"/>
+      <w:bookmarkStart w:id="6" w:name="_Toc20136_WPSOffice_Level1"/>
+      <w:bookmarkStart w:id="7" w:name="_Toc19898_WPSOffice_Level1"/>
+      <w:bookmarkStart w:id="8" w:name="_Toc2781"/>
+      <w:bookmarkStart w:id="9" w:name="_Toc22132"/>
       <w:r>
         <w:rPr>
           <w:rFonts w:hint="eastAsia" w:ascii="微软雅黑" w:hAnsi="微软雅黑" w:eastAsia="微软雅黑" w:cs="微软雅黑"/>
@@ -3956,11 +3950,11 @@
       </w:pPr>
       <w:bookmarkStart w:id="10" w:name="_Toc15109"/>
       <w:bookmarkStart w:id="11" w:name="_Toc23375"/>
-      <w:bookmarkStart w:id="12" w:name="_Toc3049"/>
-      <w:bookmarkStart w:id="13" w:name="_Toc18062_WPSOffice_Level2"/>
-      <w:bookmarkStart w:id="14" w:name="_Toc9088"/>
+      <w:bookmarkStart w:id="12" w:name="_Toc9088"/>
+      <w:bookmarkStart w:id="13" w:name="_Toc10877"/>
+      <w:bookmarkStart w:id="14" w:name="_Toc18062_WPSOffice_Level2"/>
       <w:bookmarkStart w:id="15" w:name="_Toc11015_WPSOffice_Level2"/>
-      <w:bookmarkStart w:id="16" w:name="_Toc10877"/>
+      <w:bookmarkStart w:id="16" w:name="_Toc3049"/>
       <w:r>
         <w:rPr>
           <w:rFonts w:hint="eastAsia" w:ascii="微软雅黑" w:hAnsi="微软雅黑" w:eastAsia="微软雅黑" w:cs="微软雅黑"/>
@@ -4179,7 +4173,6 @@
             <w:insideH w:val="dashed" w:color="244061" w:sz="4" w:space="0"/>
             <w:insideV w:val="dashed" w:color="244061" w:sz="4" w:space="0"/>
           </w:tblBorders>
-          <w:shd w:val="clear" w:color="auto" w:fill="auto"/>
           <w:tblCellMar>
             <w:top w:w="0" w:type="dxa"/>
             <w:left w:w="108" w:type="dxa"/>
@@ -4348,6 +4341,1370 @@
                 <w:lang w:val="en-US" w:eastAsia="zh-CN" w:bidi="ar"/>
               </w:rPr>
               <w:t>KIAA1549-BRAF 融合是毛细胞型星形细胞瘤的关键诊断指标。</w:t>
+            </w:r>
+          </w:p>
+        </w:tc>
+      </w:tr>
+      <w:tr>
+        <w:tblPrEx>
+          <w:tblBorders>
+            <w:top w:val="single" w:color="244061" w:sz="18" w:space="0"/>
+            <w:left w:val="none" w:color="auto" w:sz="0" w:space="0"/>
+            <w:bottom w:val="dashed" w:color="244061" w:sz="4" w:space="0"/>
+            <w:right w:val="none" w:color="auto" w:sz="0" w:space="0"/>
+            <w:insideH w:val="dashed" w:color="244061" w:sz="4" w:space="0"/>
+            <w:insideV w:val="dashed" w:color="244061" w:sz="4" w:space="0"/>
+          </w:tblBorders>
+          <w:tblCellMar>
+            <w:top w:w="0" w:type="dxa"/>
+            <w:left w:w="108" w:type="dxa"/>
+            <w:bottom w:w="0" w:type="dxa"/>
+            <w:right w:w="108" w:type="dxa"/>
+          </w:tblCellMar>
+        </w:tblPrEx>
+        <w:trPr>
+          <w:trHeight w:val="567" w:hRule="atLeast"/>
+          <w:jc w:val="center"/>
+        </w:trPr>
+        <w:tc>
+          <w:tcPr>
+            <w:tcW w:w="1975" w:type="dxa"/>
+            <w:shd w:val="clear" w:color="auto" w:fill="auto"/>
+            <w:vAlign w:val="center"/>
+          </w:tcPr>
+          <w:p>
+            <w:pPr>
+              <w:keepNext w:val="0"/>
+              <w:keepLines w:val="0"/>
+              <w:widowControl/>
+              <w:suppressLineNumbers w:val="0"/>
+              <w:jc w:val="center"/>
+              <w:textAlignment w:val="center"/>
+              <w:rPr>
+                <w:rFonts w:hint="eastAsia" w:ascii="微软雅黑" w:hAnsi="微软雅黑" w:eastAsia="微软雅黑" w:cs="微软雅黑"/>
+                <w:b w:val="0"/>
+                <w:bCs w:val="0"/>
+                <w:i w:val="0"/>
+                <w:iCs w:val="0"/>
+                <w:color w:val="000000"/>
+                <w:sz w:val="21"/>
+                <w:szCs w:val="21"/>
+                <w:u w:val="none"/>
+              </w:rPr>
+            </w:pPr>
+            <w:r>
+              <w:rPr>
+                <w:rFonts w:hint="eastAsia" w:ascii="微软雅黑" w:hAnsi="微软雅黑" w:eastAsia="微软雅黑" w:cs="微软雅黑"/>
+                <w:b w:val="0"/>
+                <w:bCs w:val="0"/>
+                <w:i w:val="0"/>
+                <w:iCs w:val="0"/>
+                <w:color w:val="000000"/>
+                <w:kern w:val="0"/>
+                <w:sz w:val="21"/>
+                <w:szCs w:val="21"/>
+                <w:u w:val="none"/>
+                <w:lang w:val="en-US" w:eastAsia="zh-CN" w:bidi="ar"/>
+              </w:rPr>
+              <w:t>FGFR1 融合</w:t>
+            </w:r>
+          </w:p>
+        </w:tc>
+        <w:tc>
+          <w:tcPr>
+            <w:tcW w:w="1463" w:type="dxa"/>
+            <w:shd w:val="clear" w:color="auto" w:fill="auto"/>
+            <w:vAlign w:val="center"/>
+          </w:tcPr>
+          <w:p>
+            <w:pPr>
+              <w:keepNext w:val="0"/>
+              <w:keepLines w:val="0"/>
+              <w:widowControl/>
+              <w:suppressLineNumbers w:val="0"/>
+              <w:jc w:val="center"/>
+              <w:textAlignment w:val="center"/>
+              <w:rPr>
+                <w:rFonts w:hint="eastAsia" w:ascii="微软雅黑" w:hAnsi="微软雅黑" w:eastAsia="微软雅黑" w:cs="微软雅黑"/>
+                <w:i w:val="0"/>
+                <w:iCs w:val="0"/>
+                <w:color w:val="FF0000"/>
+                <w:sz w:val="21"/>
+                <w:szCs w:val="21"/>
+                <w:highlight w:val="none"/>
+                <w:u w:val="none"/>
+              </w:rPr>
+            </w:pPr>
+            <w:r>
+              <w:rPr>
+                <w:rFonts w:hint="eastAsia" w:ascii="微软雅黑" w:hAnsi="微软雅黑" w:eastAsia="微软雅黑" w:cs="微软雅黑"/>
+                <w:i w:val="0"/>
+                <w:iCs w:val="0"/>
+                <w:color w:val="000000"/>
+                <w:kern w:val="0"/>
+                <w:sz w:val="21"/>
+                <w:szCs w:val="21"/>
+                <w:highlight w:val="none"/>
+                <w:u w:val="none"/>
+                <w:lang w:val="en-US" w:eastAsia="zh-CN" w:bidi="ar"/>
+              </w:rPr>
+              <w:t>{{ bg.</w:t>
+            </w:r>
+            <w:r>
+              <w:rPr>
+                <w:rFonts w:hint="eastAsia" w:ascii="微软雅黑" w:hAnsi="微软雅黑" w:eastAsia="微软雅黑" w:cs="微软雅黑"/>
+                <w:b w:val="0"/>
+                <w:bCs w:val="0"/>
+                <w:i w:val="0"/>
+                <w:iCs w:val="0"/>
+                <w:color w:val="000000"/>
+                <w:kern w:val="0"/>
+                <w:sz w:val="21"/>
+                <w:szCs w:val="21"/>
+                <w:u w:val="none"/>
+                <w:lang w:val="en-US" w:eastAsia="zh-CN" w:bidi="ar"/>
+              </w:rPr>
+              <w:t>FGFR1 | mr()</w:t>
+            </w:r>
+            <w:r>
+              <w:rPr>
+                <w:rFonts w:hint="eastAsia" w:ascii="微软雅黑" w:hAnsi="微软雅黑" w:eastAsia="微软雅黑" w:cs="微软雅黑"/>
+                <w:i w:val="0"/>
+                <w:iCs w:val="0"/>
+                <w:color w:val="000000"/>
+                <w:kern w:val="0"/>
+                <w:sz w:val="21"/>
+                <w:szCs w:val="21"/>
+                <w:highlight w:val="none"/>
+                <w:u w:val="none"/>
+                <w:lang w:val="en-US" w:eastAsia="zh-CN" w:bidi="ar"/>
+              </w:rPr>
+              <w:t xml:space="preserve"> }}</w:t>
+            </w:r>
+          </w:p>
+        </w:tc>
+        <w:tc>
+          <w:tcPr>
+            <w:tcW w:w="6353" w:type="dxa"/>
+            <w:vMerge w:val="restart"/>
+            <w:shd w:val="clear" w:color="auto" w:fill="auto"/>
+            <w:vAlign w:val="center"/>
+          </w:tcPr>
+          <w:p>
+            <w:pPr>
+              <w:keepNext w:val="0"/>
+              <w:keepLines w:val="0"/>
+              <w:widowControl/>
+              <w:suppressLineNumbers w:val="0"/>
+              <w:jc w:val="left"/>
+              <w:textAlignment w:val="center"/>
+              <w:rPr>
+                <w:rFonts w:hint="eastAsia" w:ascii="微软雅黑" w:hAnsi="微软雅黑" w:eastAsia="微软雅黑" w:cs="微软雅黑"/>
+                <w:i w:val="0"/>
+                <w:iCs w:val="0"/>
+                <w:color w:val="000000"/>
+                <w:sz w:val="21"/>
+                <w:szCs w:val="21"/>
+                <w:u w:val="none"/>
+              </w:rPr>
+            </w:pPr>
+            <w:r>
+              <w:rPr>
+                <w:rFonts w:hint="eastAsia" w:ascii="微软雅黑" w:hAnsi="微软雅黑" w:eastAsia="微软雅黑" w:cs="微软雅黑"/>
+                <w:i w:val="0"/>
+                <w:iCs w:val="0"/>
+                <w:color w:val="000000"/>
+                <w:kern w:val="0"/>
+                <w:sz w:val="21"/>
+                <w:szCs w:val="21"/>
+                <w:u w:val="none"/>
+                <w:lang w:val="en-US" w:eastAsia="zh-CN" w:bidi="ar"/>
+              </w:rPr>
+              <w:t>FGFR1/2/3 融合常见于青少年多形性低级别神经上皮肿瘤；其中FGFR1 融合也见于 IDH 野生型的脑室外神经细胞瘤中。FGFR1 激酶结构域重复（KDD）常见于弥漫性低级别胶质瘤，MAPK 信号通路突变型，在低级别星形细胞瘤中也有报道，包括毛细胞星形细胞瘤（通常是小脑外）和胚胎发育不良性神经上皮肿瘤。FGFR1 热点突变发生在 FGFR1的激酶结构域内，常见于在胚胎发育不良神经上皮肿瘤中，并已成为菊形团形成性胶质神经元肿瘤 (RGNT) 的分子标志，主要影响年轻人。靶向治疗靶点。</w:t>
+            </w:r>
+          </w:p>
+        </w:tc>
+      </w:tr>
+      <w:tr>
+        <w:tblPrEx>
+          <w:tblBorders>
+            <w:top w:val="single" w:color="244061" w:sz="18" w:space="0"/>
+            <w:left w:val="none" w:color="auto" w:sz="0" w:space="0"/>
+            <w:bottom w:val="dashed" w:color="244061" w:sz="4" w:space="0"/>
+            <w:right w:val="none" w:color="auto" w:sz="0" w:space="0"/>
+            <w:insideH w:val="dashed" w:color="244061" w:sz="4" w:space="0"/>
+            <w:insideV w:val="dashed" w:color="244061" w:sz="4" w:space="0"/>
+          </w:tblBorders>
+          <w:tblCellMar>
+            <w:top w:w="0" w:type="dxa"/>
+            <w:left w:w="108" w:type="dxa"/>
+            <w:bottom w:w="0" w:type="dxa"/>
+            <w:right w:w="108" w:type="dxa"/>
+          </w:tblCellMar>
+        </w:tblPrEx>
+        <w:trPr>
+          <w:trHeight w:val="567" w:hRule="atLeast"/>
+          <w:jc w:val="center"/>
+        </w:trPr>
+        <w:tc>
+          <w:tcPr>
+            <w:tcW w:w="1975" w:type="dxa"/>
+            <w:shd w:val="clear" w:color="auto" w:fill="auto"/>
+            <w:vAlign w:val="center"/>
+          </w:tcPr>
+          <w:p>
+            <w:pPr>
+              <w:keepNext w:val="0"/>
+              <w:keepLines w:val="0"/>
+              <w:widowControl/>
+              <w:suppressLineNumbers w:val="0"/>
+              <w:jc w:val="center"/>
+              <w:textAlignment w:val="center"/>
+              <w:rPr>
+                <w:rFonts w:hint="eastAsia" w:ascii="微软雅黑" w:hAnsi="微软雅黑" w:eastAsia="微软雅黑" w:cs="微软雅黑"/>
+                <w:b w:val="0"/>
+                <w:bCs w:val="0"/>
+                <w:i w:val="0"/>
+                <w:iCs w:val="0"/>
+                <w:color w:val="000000"/>
+                <w:sz w:val="21"/>
+                <w:szCs w:val="21"/>
+                <w:u w:val="none"/>
+              </w:rPr>
+            </w:pPr>
+            <w:r>
+              <w:rPr>
+                <w:rFonts w:hint="eastAsia" w:ascii="微软雅黑" w:hAnsi="微软雅黑" w:eastAsia="微软雅黑" w:cs="微软雅黑"/>
+                <w:b w:val="0"/>
+                <w:bCs w:val="0"/>
+                <w:i w:val="0"/>
+                <w:iCs w:val="0"/>
+                <w:color w:val="000000"/>
+                <w:kern w:val="0"/>
+                <w:sz w:val="21"/>
+                <w:szCs w:val="21"/>
+                <w:u w:val="none"/>
+                <w:lang w:val="en-US" w:eastAsia="zh-CN" w:bidi="ar"/>
+              </w:rPr>
+              <w:t>FGFR2 融合</w:t>
+            </w:r>
+          </w:p>
+        </w:tc>
+        <w:tc>
+          <w:tcPr>
+            <w:tcW w:w="1463" w:type="dxa"/>
+            <w:shd w:val="clear" w:color="auto" w:fill="auto"/>
+            <w:vAlign w:val="center"/>
+          </w:tcPr>
+          <w:p>
+            <w:pPr>
+              <w:keepNext w:val="0"/>
+              <w:keepLines w:val="0"/>
+              <w:widowControl/>
+              <w:suppressLineNumbers w:val="0"/>
+              <w:jc w:val="center"/>
+              <w:textAlignment w:val="center"/>
+              <w:rPr>
+                <w:rFonts w:hint="eastAsia" w:ascii="微软雅黑" w:hAnsi="微软雅黑" w:eastAsia="微软雅黑" w:cs="微软雅黑"/>
+                <w:i w:val="0"/>
+                <w:iCs w:val="0"/>
+                <w:color w:val="FF0000"/>
+                <w:sz w:val="21"/>
+                <w:szCs w:val="21"/>
+                <w:highlight w:val="none"/>
+                <w:u w:val="none"/>
+              </w:rPr>
+            </w:pPr>
+            <w:r>
+              <w:rPr>
+                <w:rFonts w:hint="eastAsia" w:ascii="微软雅黑" w:hAnsi="微软雅黑" w:eastAsia="微软雅黑" w:cs="微软雅黑"/>
+                <w:i w:val="0"/>
+                <w:iCs w:val="0"/>
+                <w:color w:val="000000"/>
+                <w:kern w:val="0"/>
+                <w:sz w:val="21"/>
+                <w:szCs w:val="21"/>
+                <w:highlight w:val="none"/>
+                <w:u w:val="none"/>
+                <w:lang w:val="en-US" w:eastAsia="zh-CN" w:bidi="ar"/>
+              </w:rPr>
+              <w:t>{{ bg.</w:t>
+            </w:r>
+            <w:r>
+              <w:rPr>
+                <w:rFonts w:hint="eastAsia" w:ascii="微软雅黑" w:hAnsi="微软雅黑" w:eastAsia="微软雅黑" w:cs="微软雅黑"/>
+                <w:b w:val="0"/>
+                <w:bCs w:val="0"/>
+                <w:i w:val="0"/>
+                <w:iCs w:val="0"/>
+                <w:color w:val="000000"/>
+                <w:kern w:val="0"/>
+                <w:sz w:val="21"/>
+                <w:szCs w:val="21"/>
+                <w:u w:val="none"/>
+                <w:lang w:val="en-US" w:eastAsia="zh-CN" w:bidi="ar"/>
+              </w:rPr>
+              <w:t>FGFR2 | mr()</w:t>
+            </w:r>
+            <w:r>
+              <w:rPr>
+                <w:rFonts w:hint="eastAsia" w:ascii="微软雅黑" w:hAnsi="微软雅黑" w:eastAsia="微软雅黑" w:cs="微软雅黑"/>
+                <w:i w:val="0"/>
+                <w:iCs w:val="0"/>
+                <w:color w:val="000000"/>
+                <w:kern w:val="0"/>
+                <w:sz w:val="21"/>
+                <w:szCs w:val="21"/>
+                <w:highlight w:val="none"/>
+                <w:u w:val="none"/>
+                <w:lang w:val="en-US" w:eastAsia="zh-CN" w:bidi="ar"/>
+              </w:rPr>
+              <w:t xml:space="preserve"> }}</w:t>
+            </w:r>
+          </w:p>
+        </w:tc>
+        <w:tc>
+          <w:tcPr>
+            <w:tcW w:w="6353" w:type="dxa"/>
+            <w:vMerge w:val="continue"/>
+            <w:shd w:val="clear" w:color="auto" w:fill="auto"/>
+            <w:vAlign w:val="center"/>
+          </w:tcPr>
+          <w:p>
+            <w:pPr>
+              <w:jc w:val="left"/>
+              <w:rPr>
+                <w:rFonts w:hint="eastAsia" w:ascii="微软雅黑" w:hAnsi="微软雅黑" w:eastAsia="微软雅黑" w:cs="微软雅黑"/>
+                <w:i w:val="0"/>
+                <w:iCs w:val="0"/>
+                <w:color w:val="000000"/>
+                <w:sz w:val="21"/>
+                <w:szCs w:val="21"/>
+                <w:u w:val="none"/>
+              </w:rPr>
+            </w:pPr>
+          </w:p>
+        </w:tc>
+      </w:tr>
+      <w:tr>
+        <w:tblPrEx>
+          <w:tblBorders>
+            <w:top w:val="single" w:color="244061" w:sz="18" w:space="0"/>
+            <w:left w:val="none" w:color="auto" w:sz="0" w:space="0"/>
+            <w:bottom w:val="dashed" w:color="244061" w:sz="4" w:space="0"/>
+            <w:right w:val="none" w:color="auto" w:sz="0" w:space="0"/>
+            <w:insideH w:val="dashed" w:color="244061" w:sz="4" w:space="0"/>
+            <w:insideV w:val="dashed" w:color="244061" w:sz="4" w:space="0"/>
+          </w:tblBorders>
+          <w:tblCellMar>
+            <w:top w:w="0" w:type="dxa"/>
+            <w:left w:w="108" w:type="dxa"/>
+            <w:bottom w:w="0" w:type="dxa"/>
+            <w:right w:w="108" w:type="dxa"/>
+          </w:tblCellMar>
+        </w:tblPrEx>
+        <w:trPr>
+          <w:trHeight w:val="567" w:hRule="atLeast"/>
+          <w:jc w:val="center"/>
+        </w:trPr>
+        <w:tc>
+          <w:tcPr>
+            <w:tcW w:w="1975" w:type="dxa"/>
+            <w:shd w:val="clear" w:color="auto" w:fill="auto"/>
+            <w:vAlign w:val="center"/>
+          </w:tcPr>
+          <w:p>
+            <w:pPr>
+              <w:keepNext w:val="0"/>
+              <w:keepLines w:val="0"/>
+              <w:widowControl/>
+              <w:suppressLineNumbers w:val="0"/>
+              <w:jc w:val="center"/>
+              <w:textAlignment w:val="center"/>
+              <w:rPr>
+                <w:rFonts w:hint="eastAsia" w:ascii="微软雅黑" w:hAnsi="微软雅黑" w:eastAsia="微软雅黑" w:cs="微软雅黑"/>
+                <w:b w:val="0"/>
+                <w:bCs w:val="0"/>
+                <w:i w:val="0"/>
+                <w:iCs w:val="0"/>
+                <w:color w:val="000000"/>
+                <w:sz w:val="21"/>
+                <w:szCs w:val="21"/>
+                <w:u w:val="none"/>
+              </w:rPr>
+            </w:pPr>
+            <w:r>
+              <w:rPr>
+                <w:rFonts w:hint="eastAsia" w:ascii="微软雅黑" w:hAnsi="微软雅黑" w:eastAsia="微软雅黑" w:cs="微软雅黑"/>
+                <w:b w:val="0"/>
+                <w:bCs w:val="0"/>
+                <w:i w:val="0"/>
+                <w:iCs w:val="0"/>
+                <w:color w:val="000000"/>
+                <w:kern w:val="0"/>
+                <w:sz w:val="21"/>
+                <w:szCs w:val="21"/>
+                <w:u w:val="none"/>
+                <w:lang w:val="en-US" w:eastAsia="zh-CN" w:bidi="ar"/>
+              </w:rPr>
+              <w:t>FGFR3 融合</w:t>
+            </w:r>
+          </w:p>
+        </w:tc>
+        <w:tc>
+          <w:tcPr>
+            <w:tcW w:w="1463" w:type="dxa"/>
+            <w:shd w:val="clear" w:color="auto" w:fill="auto"/>
+            <w:vAlign w:val="center"/>
+          </w:tcPr>
+          <w:p>
+            <w:pPr>
+              <w:keepNext w:val="0"/>
+              <w:keepLines w:val="0"/>
+              <w:widowControl/>
+              <w:suppressLineNumbers w:val="0"/>
+              <w:jc w:val="center"/>
+              <w:textAlignment w:val="center"/>
+              <w:rPr>
+                <w:rFonts w:hint="eastAsia" w:ascii="微软雅黑" w:hAnsi="微软雅黑" w:eastAsia="微软雅黑" w:cs="微软雅黑"/>
+                <w:i w:val="0"/>
+                <w:iCs w:val="0"/>
+                <w:color w:val="FF0000"/>
+                <w:sz w:val="21"/>
+                <w:szCs w:val="21"/>
+                <w:highlight w:val="none"/>
+                <w:u w:val="none"/>
+                <w:lang w:val="en-US" w:eastAsia="zh-CN"/>
+              </w:rPr>
+            </w:pPr>
+            <w:r>
+              <w:rPr>
+                <w:rFonts w:hint="eastAsia" w:ascii="微软雅黑" w:hAnsi="微软雅黑" w:eastAsia="微软雅黑" w:cs="微软雅黑"/>
+                <w:i w:val="0"/>
+                <w:iCs w:val="0"/>
+                <w:color w:val="000000"/>
+                <w:kern w:val="0"/>
+                <w:sz w:val="21"/>
+                <w:szCs w:val="21"/>
+                <w:highlight w:val="none"/>
+                <w:u w:val="none"/>
+                <w:lang w:val="en-US" w:eastAsia="zh-CN" w:bidi="ar"/>
+              </w:rPr>
+              <w:t>{{ bg.</w:t>
+            </w:r>
+            <w:r>
+              <w:rPr>
+                <w:rFonts w:hint="eastAsia" w:ascii="微软雅黑" w:hAnsi="微软雅黑" w:eastAsia="微软雅黑" w:cs="微软雅黑"/>
+                <w:b w:val="0"/>
+                <w:bCs w:val="0"/>
+                <w:i w:val="0"/>
+                <w:iCs w:val="0"/>
+                <w:color w:val="000000"/>
+                <w:kern w:val="0"/>
+                <w:sz w:val="21"/>
+                <w:szCs w:val="21"/>
+                <w:u w:val="none"/>
+                <w:lang w:val="en-US" w:eastAsia="zh-CN" w:bidi="ar"/>
+              </w:rPr>
+              <w:t>FGFR3 | mr()</w:t>
+            </w:r>
+            <w:r>
+              <w:rPr>
+                <w:rFonts w:hint="eastAsia" w:ascii="微软雅黑" w:hAnsi="微软雅黑" w:eastAsia="微软雅黑" w:cs="微软雅黑"/>
+                <w:i w:val="0"/>
+                <w:iCs w:val="0"/>
+                <w:color w:val="000000"/>
+                <w:kern w:val="0"/>
+                <w:sz w:val="21"/>
+                <w:szCs w:val="21"/>
+                <w:highlight w:val="none"/>
+                <w:u w:val="none"/>
+                <w:lang w:val="en-US" w:eastAsia="zh-CN" w:bidi="ar"/>
+              </w:rPr>
+              <w:t xml:space="preserve"> }}</w:t>
+            </w:r>
+          </w:p>
+        </w:tc>
+        <w:tc>
+          <w:tcPr>
+            <w:tcW w:w="6353" w:type="dxa"/>
+            <w:vMerge w:val="continue"/>
+            <w:shd w:val="clear" w:color="auto" w:fill="auto"/>
+            <w:vAlign w:val="center"/>
+          </w:tcPr>
+          <w:p>
+            <w:pPr>
+              <w:jc w:val="left"/>
+              <w:rPr>
+                <w:rFonts w:hint="eastAsia" w:ascii="微软雅黑" w:hAnsi="微软雅黑" w:eastAsia="微软雅黑" w:cs="微软雅黑"/>
+                <w:i w:val="0"/>
+                <w:iCs w:val="0"/>
+                <w:color w:val="000000"/>
+                <w:sz w:val="21"/>
+                <w:szCs w:val="21"/>
+                <w:u w:val="none"/>
+              </w:rPr>
+            </w:pPr>
+          </w:p>
+        </w:tc>
+      </w:tr>
+      <w:tr>
+        <w:tblPrEx>
+          <w:tblBorders>
+            <w:top w:val="single" w:color="244061" w:sz="18" w:space="0"/>
+            <w:left w:val="none" w:color="auto" w:sz="0" w:space="0"/>
+            <w:bottom w:val="dashed" w:color="244061" w:sz="4" w:space="0"/>
+            <w:right w:val="none" w:color="auto" w:sz="0" w:space="0"/>
+            <w:insideH w:val="dashed" w:color="244061" w:sz="4" w:space="0"/>
+            <w:insideV w:val="dashed" w:color="244061" w:sz="4" w:space="0"/>
+          </w:tblBorders>
+          <w:tblCellMar>
+            <w:top w:w="0" w:type="dxa"/>
+            <w:left w:w="108" w:type="dxa"/>
+            <w:bottom w:w="0" w:type="dxa"/>
+            <w:right w:w="108" w:type="dxa"/>
+          </w:tblCellMar>
+        </w:tblPrEx>
+        <w:trPr>
+          <w:trHeight w:val="567" w:hRule="atLeast"/>
+          <w:jc w:val="center"/>
+        </w:trPr>
+        <w:tc>
+          <w:tcPr>
+            <w:tcW w:w="1975" w:type="dxa"/>
+            <w:shd w:val="clear" w:color="auto" w:fill="auto"/>
+            <w:vAlign w:val="center"/>
+          </w:tcPr>
+          <w:p>
+            <w:pPr>
+              <w:keepNext w:val="0"/>
+              <w:keepLines w:val="0"/>
+              <w:widowControl/>
+              <w:suppressLineNumbers w:val="0"/>
+              <w:jc w:val="center"/>
+              <w:textAlignment w:val="center"/>
+              <w:rPr>
+                <w:rFonts w:hint="eastAsia" w:ascii="微软雅黑" w:hAnsi="微软雅黑" w:eastAsia="微软雅黑" w:cs="微软雅黑"/>
+                <w:b w:val="0"/>
+                <w:bCs w:val="0"/>
+                <w:i w:val="0"/>
+                <w:iCs w:val="0"/>
+                <w:color w:val="000000"/>
+                <w:sz w:val="21"/>
+                <w:szCs w:val="21"/>
+                <w:u w:val="none"/>
+              </w:rPr>
+            </w:pPr>
+            <w:r>
+              <w:rPr>
+                <w:rFonts w:hint="eastAsia" w:ascii="微软雅黑" w:hAnsi="微软雅黑" w:eastAsia="微软雅黑" w:cs="微软雅黑"/>
+                <w:b w:val="0"/>
+                <w:bCs w:val="0"/>
+                <w:i w:val="0"/>
+                <w:iCs w:val="0"/>
+                <w:color w:val="000000"/>
+                <w:kern w:val="0"/>
+                <w:sz w:val="21"/>
+                <w:szCs w:val="21"/>
+                <w:u w:val="none"/>
+                <w:lang w:val="en-US" w:eastAsia="zh-CN" w:bidi="ar"/>
+              </w:rPr>
+              <w:t>NTRK1 融合</w:t>
+            </w:r>
+          </w:p>
+        </w:tc>
+        <w:tc>
+          <w:tcPr>
+            <w:tcW w:w="1463" w:type="dxa"/>
+            <w:shd w:val="clear" w:color="auto" w:fill="auto"/>
+            <w:vAlign w:val="center"/>
+          </w:tcPr>
+          <w:p>
+            <w:pPr>
+              <w:keepNext w:val="0"/>
+              <w:keepLines w:val="0"/>
+              <w:widowControl/>
+              <w:suppressLineNumbers w:val="0"/>
+              <w:jc w:val="center"/>
+              <w:textAlignment w:val="center"/>
+              <w:rPr>
+                <w:rFonts w:hint="eastAsia" w:ascii="微软雅黑" w:hAnsi="微软雅黑" w:eastAsia="微软雅黑" w:cs="微软雅黑"/>
+                <w:i w:val="0"/>
+                <w:iCs w:val="0"/>
+                <w:color w:val="FF0000"/>
+                <w:sz w:val="21"/>
+                <w:szCs w:val="21"/>
+                <w:highlight w:val="none"/>
+                <w:u w:val="none"/>
+              </w:rPr>
+            </w:pPr>
+            <w:r>
+              <w:rPr>
+                <w:rFonts w:hint="eastAsia" w:ascii="微软雅黑" w:hAnsi="微软雅黑" w:eastAsia="微软雅黑" w:cs="微软雅黑"/>
+                <w:i w:val="0"/>
+                <w:iCs w:val="0"/>
+                <w:color w:val="000000"/>
+                <w:kern w:val="0"/>
+                <w:sz w:val="21"/>
+                <w:szCs w:val="21"/>
+                <w:highlight w:val="none"/>
+                <w:u w:val="none"/>
+                <w:lang w:val="en-US" w:eastAsia="zh-CN" w:bidi="ar"/>
+              </w:rPr>
+              <w:t>{{ bg.</w:t>
+            </w:r>
+            <w:r>
+              <w:rPr>
+                <w:rFonts w:hint="eastAsia" w:ascii="微软雅黑" w:hAnsi="微软雅黑" w:eastAsia="微软雅黑" w:cs="微软雅黑"/>
+                <w:b w:val="0"/>
+                <w:bCs w:val="0"/>
+                <w:i w:val="0"/>
+                <w:iCs w:val="0"/>
+                <w:color w:val="000000"/>
+                <w:kern w:val="0"/>
+                <w:sz w:val="21"/>
+                <w:szCs w:val="21"/>
+                <w:u w:val="none"/>
+                <w:lang w:val="en-US" w:eastAsia="zh-CN" w:bidi="ar"/>
+              </w:rPr>
+              <w:t>NTRK1 | mr()</w:t>
+            </w:r>
+            <w:r>
+              <w:rPr>
+                <w:rFonts w:hint="eastAsia" w:ascii="微软雅黑" w:hAnsi="微软雅黑" w:eastAsia="微软雅黑" w:cs="微软雅黑"/>
+                <w:i w:val="0"/>
+                <w:iCs w:val="0"/>
+                <w:color w:val="000000"/>
+                <w:kern w:val="0"/>
+                <w:sz w:val="21"/>
+                <w:szCs w:val="21"/>
+                <w:highlight w:val="none"/>
+                <w:u w:val="none"/>
+                <w:lang w:val="en-US" w:eastAsia="zh-CN" w:bidi="ar"/>
+              </w:rPr>
+              <w:t xml:space="preserve"> }}</w:t>
+            </w:r>
+          </w:p>
+        </w:tc>
+        <w:tc>
+          <w:tcPr>
+            <w:tcW w:w="6353" w:type="dxa"/>
+            <w:vMerge w:val="restart"/>
+            <w:shd w:val="clear" w:color="auto" w:fill="auto"/>
+            <w:vAlign w:val="center"/>
+          </w:tcPr>
+          <w:p>
+            <w:pPr>
+              <w:keepNext w:val="0"/>
+              <w:keepLines w:val="0"/>
+              <w:widowControl/>
+              <w:suppressLineNumbers w:val="0"/>
+              <w:jc w:val="left"/>
+              <w:textAlignment w:val="center"/>
+              <w:rPr>
+                <w:rFonts w:hint="eastAsia" w:ascii="微软雅黑" w:hAnsi="微软雅黑" w:eastAsia="微软雅黑" w:cs="微软雅黑"/>
+                <w:i w:val="0"/>
+                <w:iCs w:val="0"/>
+                <w:color w:val="000000"/>
+                <w:sz w:val="21"/>
+                <w:szCs w:val="21"/>
+                <w:u w:val="none"/>
+              </w:rPr>
+            </w:pPr>
+            <w:r>
+              <w:rPr>
+                <w:rFonts w:hint="eastAsia" w:ascii="微软雅黑" w:hAnsi="微软雅黑" w:eastAsia="微软雅黑" w:cs="微软雅黑"/>
+                <w:i w:val="0"/>
+                <w:iCs w:val="0"/>
+                <w:color w:val="000000"/>
+                <w:kern w:val="0"/>
+                <w:sz w:val="21"/>
+                <w:szCs w:val="21"/>
+                <w:u w:val="none"/>
+                <w:lang w:val="en-US" w:eastAsia="zh-CN" w:bidi="ar"/>
+              </w:rPr>
+              <w:t>常见于婴儿型半球胶质瘤。治疗意义：靶向治疗靶点。</w:t>
+            </w:r>
+          </w:p>
+        </w:tc>
+      </w:tr>
+      <w:tr>
+        <w:tblPrEx>
+          <w:tblBorders>
+            <w:top w:val="single" w:color="244061" w:sz="18" w:space="0"/>
+            <w:left w:val="none" w:color="auto" w:sz="0" w:space="0"/>
+            <w:bottom w:val="dashed" w:color="244061" w:sz="4" w:space="0"/>
+            <w:right w:val="none" w:color="auto" w:sz="0" w:space="0"/>
+            <w:insideH w:val="dashed" w:color="244061" w:sz="4" w:space="0"/>
+            <w:insideV w:val="dashed" w:color="244061" w:sz="4" w:space="0"/>
+          </w:tblBorders>
+          <w:tblCellMar>
+            <w:top w:w="0" w:type="dxa"/>
+            <w:left w:w="108" w:type="dxa"/>
+            <w:bottom w:w="0" w:type="dxa"/>
+            <w:right w:w="108" w:type="dxa"/>
+          </w:tblCellMar>
+        </w:tblPrEx>
+        <w:trPr>
+          <w:trHeight w:val="567" w:hRule="atLeast"/>
+          <w:jc w:val="center"/>
+        </w:trPr>
+        <w:tc>
+          <w:tcPr>
+            <w:tcW w:w="1975" w:type="dxa"/>
+            <w:shd w:val="clear" w:color="auto" w:fill="auto"/>
+            <w:vAlign w:val="center"/>
+          </w:tcPr>
+          <w:p>
+            <w:pPr>
+              <w:keepNext w:val="0"/>
+              <w:keepLines w:val="0"/>
+              <w:widowControl/>
+              <w:suppressLineNumbers w:val="0"/>
+              <w:jc w:val="center"/>
+              <w:textAlignment w:val="center"/>
+              <w:rPr>
+                <w:rFonts w:hint="eastAsia" w:ascii="微软雅黑" w:hAnsi="微软雅黑" w:eastAsia="微软雅黑" w:cs="微软雅黑"/>
+                <w:b w:val="0"/>
+                <w:bCs w:val="0"/>
+                <w:i w:val="0"/>
+                <w:iCs w:val="0"/>
+                <w:color w:val="000000"/>
+                <w:sz w:val="21"/>
+                <w:szCs w:val="21"/>
+                <w:u w:val="none"/>
+              </w:rPr>
+            </w:pPr>
+            <w:r>
+              <w:rPr>
+                <w:rFonts w:hint="eastAsia" w:ascii="微软雅黑" w:hAnsi="微软雅黑" w:eastAsia="微软雅黑" w:cs="微软雅黑"/>
+                <w:b w:val="0"/>
+                <w:bCs w:val="0"/>
+                <w:i w:val="0"/>
+                <w:iCs w:val="0"/>
+                <w:color w:val="000000"/>
+                <w:kern w:val="0"/>
+                <w:sz w:val="21"/>
+                <w:szCs w:val="21"/>
+                <w:u w:val="none"/>
+                <w:lang w:val="en-US" w:eastAsia="zh-CN" w:bidi="ar"/>
+              </w:rPr>
+              <w:t>NTRK2 融合</w:t>
+            </w:r>
+          </w:p>
+        </w:tc>
+        <w:tc>
+          <w:tcPr>
+            <w:tcW w:w="1463" w:type="dxa"/>
+            <w:shd w:val="clear" w:color="auto" w:fill="auto"/>
+            <w:vAlign w:val="center"/>
+          </w:tcPr>
+          <w:p>
+            <w:pPr>
+              <w:keepNext w:val="0"/>
+              <w:keepLines w:val="0"/>
+              <w:widowControl/>
+              <w:suppressLineNumbers w:val="0"/>
+              <w:jc w:val="center"/>
+              <w:textAlignment w:val="center"/>
+              <w:rPr>
+                <w:rFonts w:hint="eastAsia" w:ascii="微软雅黑" w:hAnsi="微软雅黑" w:eastAsia="微软雅黑" w:cs="微软雅黑"/>
+                <w:i w:val="0"/>
+                <w:iCs w:val="0"/>
+                <w:color w:val="FF0000"/>
+                <w:sz w:val="21"/>
+                <w:szCs w:val="21"/>
+                <w:highlight w:val="none"/>
+                <w:u w:val="none"/>
+              </w:rPr>
+            </w:pPr>
+            <w:r>
+              <w:rPr>
+                <w:rFonts w:hint="eastAsia" w:ascii="微软雅黑" w:hAnsi="微软雅黑" w:eastAsia="微软雅黑" w:cs="微软雅黑"/>
+                <w:i w:val="0"/>
+                <w:iCs w:val="0"/>
+                <w:color w:val="000000"/>
+                <w:kern w:val="0"/>
+                <w:sz w:val="21"/>
+                <w:szCs w:val="21"/>
+                <w:highlight w:val="none"/>
+                <w:u w:val="none"/>
+                <w:lang w:val="en-US" w:eastAsia="zh-CN" w:bidi="ar"/>
+              </w:rPr>
+              <w:t>{{ bg.</w:t>
+            </w:r>
+            <w:r>
+              <w:rPr>
+                <w:rFonts w:hint="eastAsia" w:ascii="微软雅黑" w:hAnsi="微软雅黑" w:eastAsia="微软雅黑" w:cs="微软雅黑"/>
+                <w:b w:val="0"/>
+                <w:bCs w:val="0"/>
+                <w:i w:val="0"/>
+                <w:iCs w:val="0"/>
+                <w:color w:val="000000"/>
+                <w:kern w:val="0"/>
+                <w:sz w:val="21"/>
+                <w:szCs w:val="21"/>
+                <w:u w:val="none"/>
+                <w:lang w:val="en-US" w:eastAsia="zh-CN" w:bidi="ar"/>
+              </w:rPr>
+              <w:t>NTRK2 | mr()</w:t>
+            </w:r>
+            <w:r>
+              <w:rPr>
+                <w:rFonts w:hint="eastAsia" w:ascii="微软雅黑" w:hAnsi="微软雅黑" w:eastAsia="微软雅黑" w:cs="微软雅黑"/>
+                <w:i w:val="0"/>
+                <w:iCs w:val="0"/>
+                <w:color w:val="000000"/>
+                <w:kern w:val="0"/>
+                <w:sz w:val="21"/>
+                <w:szCs w:val="21"/>
+                <w:highlight w:val="none"/>
+                <w:u w:val="none"/>
+                <w:lang w:val="en-US" w:eastAsia="zh-CN" w:bidi="ar"/>
+              </w:rPr>
+              <w:t xml:space="preserve"> }}</w:t>
+            </w:r>
+          </w:p>
+        </w:tc>
+        <w:tc>
+          <w:tcPr>
+            <w:tcW w:w="6353" w:type="dxa"/>
+            <w:vMerge w:val="continue"/>
+            <w:shd w:val="clear" w:color="auto" w:fill="auto"/>
+            <w:vAlign w:val="center"/>
+          </w:tcPr>
+          <w:p>
+            <w:pPr>
+              <w:jc w:val="left"/>
+              <w:rPr>
+                <w:rFonts w:hint="eastAsia" w:ascii="微软雅黑" w:hAnsi="微软雅黑" w:eastAsia="微软雅黑" w:cs="微软雅黑"/>
+                <w:i w:val="0"/>
+                <w:iCs w:val="0"/>
+                <w:color w:val="000000"/>
+                <w:sz w:val="21"/>
+                <w:szCs w:val="21"/>
+                <w:u w:val="none"/>
+              </w:rPr>
+            </w:pPr>
+          </w:p>
+        </w:tc>
+      </w:tr>
+      <w:tr>
+        <w:tblPrEx>
+          <w:tblBorders>
+            <w:top w:val="single" w:color="244061" w:sz="18" w:space="0"/>
+            <w:left w:val="none" w:color="auto" w:sz="0" w:space="0"/>
+            <w:bottom w:val="dashed" w:color="244061" w:sz="4" w:space="0"/>
+            <w:right w:val="none" w:color="auto" w:sz="0" w:space="0"/>
+            <w:insideH w:val="dashed" w:color="244061" w:sz="4" w:space="0"/>
+            <w:insideV w:val="dashed" w:color="244061" w:sz="4" w:space="0"/>
+          </w:tblBorders>
+          <w:tblCellMar>
+            <w:top w:w="0" w:type="dxa"/>
+            <w:left w:w="108" w:type="dxa"/>
+            <w:bottom w:w="0" w:type="dxa"/>
+            <w:right w:w="108" w:type="dxa"/>
+          </w:tblCellMar>
+        </w:tblPrEx>
+        <w:trPr>
+          <w:trHeight w:val="567" w:hRule="atLeast"/>
+          <w:jc w:val="center"/>
+        </w:trPr>
+        <w:tc>
+          <w:tcPr>
+            <w:tcW w:w="1975" w:type="dxa"/>
+            <w:shd w:val="clear" w:color="auto" w:fill="auto"/>
+            <w:vAlign w:val="center"/>
+          </w:tcPr>
+          <w:p>
+            <w:pPr>
+              <w:keepNext w:val="0"/>
+              <w:keepLines w:val="0"/>
+              <w:widowControl/>
+              <w:suppressLineNumbers w:val="0"/>
+              <w:jc w:val="center"/>
+              <w:textAlignment w:val="center"/>
+              <w:rPr>
+                <w:rFonts w:hint="eastAsia" w:ascii="微软雅黑" w:hAnsi="微软雅黑" w:eastAsia="微软雅黑" w:cs="微软雅黑"/>
+                <w:b w:val="0"/>
+                <w:bCs w:val="0"/>
+                <w:i w:val="0"/>
+                <w:iCs w:val="0"/>
+                <w:color w:val="000000"/>
+                <w:sz w:val="21"/>
+                <w:szCs w:val="21"/>
+                <w:u w:val="none"/>
+              </w:rPr>
+            </w:pPr>
+            <w:r>
+              <w:rPr>
+                <w:rFonts w:hint="eastAsia" w:ascii="微软雅黑" w:hAnsi="微软雅黑" w:eastAsia="微软雅黑" w:cs="微软雅黑"/>
+                <w:b w:val="0"/>
+                <w:bCs w:val="0"/>
+                <w:i w:val="0"/>
+                <w:iCs w:val="0"/>
+                <w:color w:val="000000"/>
+                <w:kern w:val="0"/>
+                <w:sz w:val="21"/>
+                <w:szCs w:val="21"/>
+                <w:u w:val="none"/>
+                <w:lang w:val="en-US" w:eastAsia="zh-CN" w:bidi="ar"/>
+              </w:rPr>
+              <w:t>NTRK3 融合</w:t>
+            </w:r>
+          </w:p>
+        </w:tc>
+        <w:tc>
+          <w:tcPr>
+            <w:tcW w:w="1463" w:type="dxa"/>
+            <w:shd w:val="clear" w:color="auto" w:fill="auto"/>
+            <w:vAlign w:val="center"/>
+          </w:tcPr>
+          <w:p>
+            <w:pPr>
+              <w:keepNext w:val="0"/>
+              <w:keepLines w:val="0"/>
+              <w:widowControl/>
+              <w:suppressLineNumbers w:val="0"/>
+              <w:jc w:val="center"/>
+              <w:textAlignment w:val="center"/>
+              <w:rPr>
+                <w:rFonts w:hint="eastAsia" w:ascii="微软雅黑" w:hAnsi="微软雅黑" w:eastAsia="微软雅黑" w:cs="微软雅黑"/>
+                <w:i w:val="0"/>
+                <w:iCs w:val="0"/>
+                <w:color w:val="FF0000"/>
+                <w:sz w:val="21"/>
+                <w:szCs w:val="21"/>
+                <w:highlight w:val="none"/>
+                <w:u w:val="none"/>
+              </w:rPr>
+            </w:pPr>
+            <w:r>
+              <w:rPr>
+                <w:rFonts w:hint="eastAsia" w:ascii="微软雅黑" w:hAnsi="微软雅黑" w:eastAsia="微软雅黑" w:cs="微软雅黑"/>
+                <w:i w:val="0"/>
+                <w:iCs w:val="0"/>
+                <w:color w:val="000000"/>
+                <w:kern w:val="0"/>
+                <w:sz w:val="21"/>
+                <w:szCs w:val="21"/>
+                <w:highlight w:val="none"/>
+                <w:u w:val="none"/>
+                <w:lang w:val="en-US" w:eastAsia="zh-CN" w:bidi="ar"/>
+              </w:rPr>
+              <w:t>{{ bg.</w:t>
+            </w:r>
+            <w:r>
+              <w:rPr>
+                <w:rFonts w:hint="eastAsia" w:ascii="微软雅黑" w:hAnsi="微软雅黑" w:eastAsia="微软雅黑" w:cs="微软雅黑"/>
+                <w:b w:val="0"/>
+                <w:bCs w:val="0"/>
+                <w:i w:val="0"/>
+                <w:iCs w:val="0"/>
+                <w:color w:val="000000"/>
+                <w:kern w:val="0"/>
+                <w:sz w:val="21"/>
+                <w:szCs w:val="21"/>
+                <w:u w:val="none"/>
+                <w:lang w:val="en-US" w:eastAsia="zh-CN" w:bidi="ar"/>
+              </w:rPr>
+              <w:t>NTRK3 | mr()</w:t>
+            </w:r>
+            <w:r>
+              <w:rPr>
+                <w:rFonts w:hint="eastAsia" w:ascii="微软雅黑" w:hAnsi="微软雅黑" w:eastAsia="微软雅黑" w:cs="微软雅黑"/>
+                <w:i w:val="0"/>
+                <w:iCs w:val="0"/>
+                <w:color w:val="000000"/>
+                <w:kern w:val="0"/>
+                <w:sz w:val="21"/>
+                <w:szCs w:val="21"/>
+                <w:highlight w:val="none"/>
+                <w:u w:val="none"/>
+                <w:lang w:val="en-US" w:eastAsia="zh-CN" w:bidi="ar"/>
+              </w:rPr>
+              <w:t xml:space="preserve"> }}</w:t>
+            </w:r>
+          </w:p>
+        </w:tc>
+        <w:tc>
+          <w:tcPr>
+            <w:tcW w:w="6353" w:type="dxa"/>
+            <w:vMerge w:val="continue"/>
+            <w:shd w:val="clear" w:color="auto" w:fill="auto"/>
+            <w:vAlign w:val="center"/>
+          </w:tcPr>
+          <w:p>
+            <w:pPr>
+              <w:jc w:val="left"/>
+              <w:rPr>
+                <w:rFonts w:hint="eastAsia" w:ascii="微软雅黑" w:hAnsi="微软雅黑" w:eastAsia="微软雅黑" w:cs="微软雅黑"/>
+                <w:i w:val="0"/>
+                <w:iCs w:val="0"/>
+                <w:color w:val="000000"/>
+                <w:sz w:val="21"/>
+                <w:szCs w:val="21"/>
+                <w:u w:val="none"/>
+              </w:rPr>
+            </w:pPr>
+          </w:p>
+        </w:tc>
+      </w:tr>
+      <w:tr>
+        <w:tblPrEx>
+          <w:tblBorders>
+            <w:top w:val="single" w:color="244061" w:sz="18" w:space="0"/>
+            <w:left w:val="none" w:color="auto" w:sz="0" w:space="0"/>
+            <w:bottom w:val="dashed" w:color="244061" w:sz="4" w:space="0"/>
+            <w:right w:val="none" w:color="auto" w:sz="0" w:space="0"/>
+            <w:insideH w:val="dashed" w:color="244061" w:sz="4" w:space="0"/>
+            <w:insideV w:val="dashed" w:color="244061" w:sz="4" w:space="0"/>
+          </w:tblBorders>
+          <w:tblCellMar>
+            <w:top w:w="0" w:type="dxa"/>
+            <w:left w:w="108" w:type="dxa"/>
+            <w:bottom w:w="0" w:type="dxa"/>
+            <w:right w:w="108" w:type="dxa"/>
+          </w:tblCellMar>
+        </w:tblPrEx>
+        <w:trPr>
+          <w:trHeight w:val="567" w:hRule="atLeast"/>
+          <w:jc w:val="center"/>
+        </w:trPr>
+        <w:tc>
+          <w:tcPr>
+            <w:tcW w:w="1975" w:type="dxa"/>
+            <w:shd w:val="clear" w:color="auto" w:fill="auto"/>
+            <w:vAlign w:val="center"/>
+          </w:tcPr>
+          <w:p>
+            <w:pPr>
+              <w:keepNext w:val="0"/>
+              <w:keepLines w:val="0"/>
+              <w:widowControl/>
+              <w:suppressLineNumbers w:val="0"/>
+              <w:jc w:val="center"/>
+              <w:textAlignment w:val="center"/>
+              <w:rPr>
+                <w:rFonts w:hint="eastAsia" w:ascii="微软雅黑" w:hAnsi="微软雅黑" w:eastAsia="微软雅黑" w:cs="微软雅黑"/>
+                <w:b w:val="0"/>
+                <w:bCs w:val="0"/>
+                <w:i w:val="0"/>
+                <w:iCs w:val="0"/>
+                <w:color w:val="000000"/>
+                <w:sz w:val="21"/>
+                <w:szCs w:val="21"/>
+                <w:u w:val="none"/>
+              </w:rPr>
+            </w:pPr>
+            <w:r>
+              <w:rPr>
+                <w:rFonts w:hint="eastAsia" w:ascii="微软雅黑" w:hAnsi="微软雅黑" w:eastAsia="微软雅黑" w:cs="微软雅黑"/>
+                <w:b w:val="0"/>
+                <w:bCs w:val="0"/>
+                <w:i w:val="0"/>
+                <w:iCs w:val="0"/>
+                <w:color w:val="000000"/>
+                <w:kern w:val="0"/>
+                <w:sz w:val="21"/>
+                <w:szCs w:val="21"/>
+                <w:u w:val="none"/>
+                <w:lang w:val="en-US" w:eastAsia="zh-CN" w:bidi="ar"/>
+              </w:rPr>
+              <w:t>ALK 融合</w:t>
+            </w:r>
+          </w:p>
+        </w:tc>
+        <w:tc>
+          <w:tcPr>
+            <w:tcW w:w="1463" w:type="dxa"/>
+            <w:shd w:val="clear" w:color="auto" w:fill="auto"/>
+            <w:vAlign w:val="center"/>
+          </w:tcPr>
+          <w:p>
+            <w:pPr>
+              <w:keepNext w:val="0"/>
+              <w:keepLines w:val="0"/>
+              <w:widowControl/>
+              <w:suppressLineNumbers w:val="0"/>
+              <w:jc w:val="center"/>
+              <w:textAlignment w:val="center"/>
+              <w:rPr>
+                <w:rFonts w:hint="eastAsia" w:ascii="微软雅黑" w:hAnsi="微软雅黑" w:eastAsia="微软雅黑" w:cs="微软雅黑"/>
+                <w:i w:val="0"/>
+                <w:iCs w:val="0"/>
+                <w:color w:val="FF0000"/>
+                <w:sz w:val="21"/>
+                <w:szCs w:val="21"/>
+                <w:highlight w:val="none"/>
+                <w:u w:val="none"/>
+                <w:lang w:eastAsia="zh-CN"/>
+              </w:rPr>
+            </w:pPr>
+            <w:r>
+              <w:rPr>
+                <w:rFonts w:hint="eastAsia" w:ascii="微软雅黑" w:hAnsi="微软雅黑" w:eastAsia="微软雅黑" w:cs="微软雅黑"/>
+                <w:i w:val="0"/>
+                <w:iCs w:val="0"/>
+                <w:color w:val="000000"/>
+                <w:kern w:val="0"/>
+                <w:sz w:val="21"/>
+                <w:szCs w:val="21"/>
+                <w:highlight w:val="none"/>
+                <w:u w:val="none"/>
+                <w:lang w:val="en-US" w:eastAsia="zh-CN" w:bidi="ar"/>
+              </w:rPr>
+              <w:t>{{ bg.</w:t>
+            </w:r>
+            <w:r>
+              <w:rPr>
+                <w:rFonts w:hint="eastAsia" w:ascii="微软雅黑" w:hAnsi="微软雅黑" w:eastAsia="微软雅黑" w:cs="微软雅黑"/>
+                <w:b w:val="0"/>
+                <w:bCs w:val="0"/>
+                <w:i w:val="0"/>
+                <w:iCs w:val="0"/>
+                <w:color w:val="000000"/>
+                <w:kern w:val="0"/>
+                <w:sz w:val="21"/>
+                <w:szCs w:val="21"/>
+                <w:u w:val="none"/>
+                <w:lang w:val="en-US" w:eastAsia="zh-CN" w:bidi="ar"/>
+              </w:rPr>
+              <w:t>ALK | mr()</w:t>
+            </w:r>
+            <w:r>
+              <w:rPr>
+                <w:rFonts w:hint="eastAsia" w:ascii="微软雅黑" w:hAnsi="微软雅黑" w:eastAsia="微软雅黑" w:cs="微软雅黑"/>
+                <w:i w:val="0"/>
+                <w:iCs w:val="0"/>
+                <w:color w:val="000000"/>
+                <w:kern w:val="0"/>
+                <w:sz w:val="21"/>
+                <w:szCs w:val="21"/>
+                <w:highlight w:val="none"/>
+                <w:u w:val="none"/>
+                <w:lang w:val="en-US" w:eastAsia="zh-CN" w:bidi="ar"/>
+              </w:rPr>
+              <w:t xml:space="preserve"> }}</w:t>
+            </w:r>
+          </w:p>
+        </w:tc>
+        <w:tc>
+          <w:tcPr>
+            <w:tcW w:w="6353" w:type="dxa"/>
+            <w:shd w:val="clear" w:color="auto" w:fill="auto"/>
+            <w:vAlign w:val="center"/>
+          </w:tcPr>
+          <w:p>
+            <w:pPr>
+              <w:keepNext w:val="0"/>
+              <w:keepLines w:val="0"/>
+              <w:widowControl/>
+              <w:suppressLineNumbers w:val="0"/>
+              <w:jc w:val="left"/>
+              <w:textAlignment w:val="center"/>
+              <w:rPr>
+                <w:rFonts w:hint="eastAsia" w:ascii="微软雅黑" w:hAnsi="微软雅黑" w:eastAsia="微软雅黑" w:cs="微软雅黑"/>
+                <w:i w:val="0"/>
+                <w:iCs w:val="0"/>
+                <w:color w:val="000000"/>
+                <w:sz w:val="21"/>
+                <w:szCs w:val="21"/>
+                <w:u w:val="none"/>
+              </w:rPr>
+            </w:pPr>
+            <w:r>
+              <w:rPr>
+                <w:rFonts w:hint="eastAsia" w:ascii="微软雅黑" w:hAnsi="微软雅黑" w:eastAsia="微软雅黑" w:cs="微软雅黑"/>
+                <w:i w:val="0"/>
+                <w:iCs w:val="0"/>
+                <w:color w:val="000000"/>
+                <w:kern w:val="0"/>
+                <w:sz w:val="21"/>
+                <w:szCs w:val="21"/>
+                <w:u w:val="none"/>
+                <w:lang w:val="en-US" w:eastAsia="zh-CN" w:bidi="ar"/>
+              </w:rPr>
+              <w:t>常见于婴儿型半球胶质瘤。治疗意义：靶向治疗靶点。</w:t>
+            </w:r>
+          </w:p>
+        </w:tc>
+      </w:tr>
+      <w:tr>
+        <w:tblPrEx>
+          <w:tblBorders>
+            <w:top w:val="single" w:color="244061" w:sz="18" w:space="0"/>
+            <w:left w:val="none" w:color="auto" w:sz="0" w:space="0"/>
+            <w:bottom w:val="dashed" w:color="244061" w:sz="4" w:space="0"/>
+            <w:right w:val="none" w:color="auto" w:sz="0" w:space="0"/>
+            <w:insideH w:val="dashed" w:color="244061" w:sz="4" w:space="0"/>
+            <w:insideV w:val="dashed" w:color="244061" w:sz="4" w:space="0"/>
+          </w:tblBorders>
+          <w:tblCellMar>
+            <w:top w:w="0" w:type="dxa"/>
+            <w:left w:w="108" w:type="dxa"/>
+            <w:bottom w:w="0" w:type="dxa"/>
+            <w:right w:w="108" w:type="dxa"/>
+          </w:tblCellMar>
+        </w:tblPrEx>
+        <w:trPr>
+          <w:trHeight w:val="567" w:hRule="atLeast"/>
+          <w:jc w:val="center"/>
+        </w:trPr>
+        <w:tc>
+          <w:tcPr>
+            <w:tcW w:w="1975" w:type="dxa"/>
+            <w:shd w:val="clear" w:color="auto" w:fill="auto"/>
+            <w:vAlign w:val="center"/>
+          </w:tcPr>
+          <w:p>
+            <w:pPr>
+              <w:keepNext w:val="0"/>
+              <w:keepLines w:val="0"/>
+              <w:widowControl/>
+              <w:suppressLineNumbers w:val="0"/>
+              <w:jc w:val="center"/>
+              <w:textAlignment w:val="center"/>
+              <w:rPr>
+                <w:rFonts w:hint="eastAsia" w:ascii="微软雅黑" w:hAnsi="微软雅黑" w:eastAsia="微软雅黑" w:cs="微软雅黑"/>
+                <w:b w:val="0"/>
+                <w:bCs w:val="0"/>
+                <w:i w:val="0"/>
+                <w:iCs w:val="0"/>
+                <w:color w:val="000000"/>
+                <w:sz w:val="21"/>
+                <w:szCs w:val="21"/>
+                <w:u w:val="none"/>
+              </w:rPr>
+            </w:pPr>
+            <w:r>
+              <w:rPr>
+                <w:rFonts w:hint="eastAsia" w:ascii="微软雅黑" w:hAnsi="微软雅黑" w:eastAsia="微软雅黑" w:cs="微软雅黑"/>
+                <w:b w:val="0"/>
+                <w:bCs w:val="0"/>
+                <w:i w:val="0"/>
+                <w:iCs w:val="0"/>
+                <w:color w:val="000000"/>
+                <w:kern w:val="0"/>
+                <w:sz w:val="21"/>
+                <w:szCs w:val="21"/>
+                <w:u w:val="none"/>
+                <w:lang w:val="en-US" w:eastAsia="zh-CN" w:bidi="ar"/>
+              </w:rPr>
+              <w:t>ROS1 融合</w:t>
+            </w:r>
+          </w:p>
+        </w:tc>
+        <w:tc>
+          <w:tcPr>
+            <w:tcW w:w="1463" w:type="dxa"/>
+            <w:shd w:val="clear" w:color="auto" w:fill="auto"/>
+            <w:vAlign w:val="center"/>
+          </w:tcPr>
+          <w:p>
+            <w:pPr>
+              <w:keepNext w:val="0"/>
+              <w:keepLines w:val="0"/>
+              <w:widowControl/>
+              <w:suppressLineNumbers w:val="0"/>
+              <w:jc w:val="center"/>
+              <w:textAlignment w:val="center"/>
+              <w:rPr>
+                <w:rFonts w:hint="eastAsia" w:ascii="微软雅黑" w:hAnsi="微软雅黑" w:eastAsia="微软雅黑" w:cs="微软雅黑"/>
+                <w:i w:val="0"/>
+                <w:iCs w:val="0"/>
+                <w:color w:val="FF0000"/>
+                <w:sz w:val="21"/>
+                <w:szCs w:val="21"/>
+                <w:highlight w:val="none"/>
+                <w:u w:val="none"/>
+              </w:rPr>
+            </w:pPr>
+            <w:r>
+              <w:rPr>
+                <w:rFonts w:hint="eastAsia" w:ascii="微软雅黑" w:hAnsi="微软雅黑" w:eastAsia="微软雅黑" w:cs="微软雅黑"/>
+                <w:i w:val="0"/>
+                <w:iCs w:val="0"/>
+                <w:color w:val="000000"/>
+                <w:kern w:val="0"/>
+                <w:sz w:val="21"/>
+                <w:szCs w:val="21"/>
+                <w:highlight w:val="none"/>
+                <w:u w:val="none"/>
+                <w:lang w:val="en-US" w:eastAsia="zh-CN" w:bidi="ar"/>
+              </w:rPr>
+              <w:t>{{ bg.</w:t>
+            </w:r>
+            <w:r>
+              <w:rPr>
+                <w:rFonts w:hint="eastAsia" w:ascii="微软雅黑" w:hAnsi="微软雅黑" w:eastAsia="微软雅黑" w:cs="微软雅黑"/>
+                <w:b w:val="0"/>
+                <w:bCs w:val="0"/>
+                <w:i w:val="0"/>
+                <w:iCs w:val="0"/>
+                <w:color w:val="000000"/>
+                <w:kern w:val="0"/>
+                <w:sz w:val="21"/>
+                <w:szCs w:val="21"/>
+                <w:u w:val="none"/>
+                <w:lang w:val="en-US" w:eastAsia="zh-CN" w:bidi="ar"/>
+              </w:rPr>
+              <w:t>ROS1 | mr()</w:t>
+            </w:r>
+            <w:r>
+              <w:rPr>
+                <w:rFonts w:hint="eastAsia" w:ascii="微软雅黑" w:hAnsi="微软雅黑" w:eastAsia="微软雅黑" w:cs="微软雅黑"/>
+                <w:i w:val="0"/>
+                <w:iCs w:val="0"/>
+                <w:color w:val="000000"/>
+                <w:kern w:val="0"/>
+                <w:sz w:val="21"/>
+                <w:szCs w:val="21"/>
+                <w:highlight w:val="none"/>
+                <w:u w:val="none"/>
+                <w:lang w:val="en-US" w:eastAsia="zh-CN" w:bidi="ar"/>
+              </w:rPr>
+              <w:t xml:space="preserve"> }}</w:t>
+            </w:r>
+          </w:p>
+        </w:tc>
+        <w:tc>
+          <w:tcPr>
+            <w:tcW w:w="6353" w:type="dxa"/>
+            <w:shd w:val="clear" w:color="auto" w:fill="auto"/>
+            <w:vAlign w:val="center"/>
+          </w:tcPr>
+          <w:p>
+            <w:pPr>
+              <w:keepNext w:val="0"/>
+              <w:keepLines w:val="0"/>
+              <w:widowControl/>
+              <w:suppressLineNumbers w:val="0"/>
+              <w:jc w:val="left"/>
+              <w:textAlignment w:val="center"/>
+              <w:rPr>
+                <w:rFonts w:hint="eastAsia" w:ascii="微软雅黑" w:hAnsi="微软雅黑" w:eastAsia="微软雅黑" w:cs="微软雅黑"/>
+                <w:i w:val="0"/>
+                <w:iCs w:val="0"/>
+                <w:color w:val="000000"/>
+                <w:sz w:val="21"/>
+                <w:szCs w:val="21"/>
+                <w:u w:val="none"/>
+              </w:rPr>
+            </w:pPr>
+            <w:r>
+              <w:rPr>
+                <w:rFonts w:hint="eastAsia" w:ascii="微软雅黑" w:hAnsi="微软雅黑" w:eastAsia="微软雅黑" w:cs="微软雅黑"/>
+                <w:i w:val="0"/>
+                <w:iCs w:val="0"/>
+                <w:color w:val="000000"/>
+                <w:kern w:val="0"/>
+                <w:sz w:val="21"/>
+                <w:szCs w:val="21"/>
+                <w:u w:val="none"/>
+                <w:lang w:val="en-US" w:eastAsia="zh-CN" w:bidi="ar"/>
+              </w:rPr>
+              <w:t>常见于婴儿型半球胶质瘤。治疗意义：靶向治疗靶点。</w:t>
             </w:r>
           </w:p>
         </w:tc>
@@ -4395,9 +5752,11 @@
                 <w:i w:val="0"/>
                 <w:iCs w:val="0"/>
                 <w:color w:val="000000"/>
+                <w:kern w:val="0"/>
                 <w:sz w:val="21"/>
                 <w:szCs w:val="21"/>
                 <w:u w:val="none"/>
+                <w:lang w:val="en-US" w:eastAsia="zh-CN" w:bidi="ar"/>
               </w:rPr>
             </w:pPr>
             <w:r>
@@ -4414,7 +5773,7 @@
                 <w:u w:val="none"/>
                 <w:lang w:val="en-US" w:eastAsia="zh-CN" w:bidi="ar"/>
               </w:rPr>
-              <w:t>FGFR1 融合</w:t>
+              <w:t>YAP1 融合</w:t>
             </w:r>
           </w:p>
         </w:tc>
@@ -4436,11 +5795,13 @@
                 <w:rFonts w:hint="eastAsia" w:ascii="微软雅黑" w:hAnsi="微软雅黑" w:eastAsia="微软雅黑" w:cs="微软雅黑"/>
                 <w:i w:val="0"/>
                 <w:iCs w:val="0"/>
-                <w:color w:val="FF0000"/>
+                <w:color w:val="000000"/>
+                <w:kern w:val="0"/>
                 <w:sz w:val="21"/>
                 <w:szCs w:val="21"/>
                 <w:highlight w:val="none"/>
                 <w:u w:val="none"/>
+                <w:lang w:val="en-US" w:eastAsia="zh-CN" w:bidi="ar"/>
               </w:rPr>
             </w:pPr>
             <w:r>
@@ -4472,7 +5833,7 @@
                 <w:u w:val="none"/>
                 <w:lang w:val="en-US" w:eastAsia="zh-CN" w:bidi="ar"/>
               </w:rPr>
-              <w:t>FGFR1 | mr()</w:t>
+              <w:t>YAP1 | mr()</w:t>
             </w:r>
             <w:r>
               <w:rPr>
@@ -4494,7 +5855,6 @@
         <w:tc>
           <w:tcPr>
             <w:tcW w:w="6353" w:type="dxa"/>
-            <w:vMerge w:val="restart"/>
             <w:shd w:val="clear" w:color="auto" w:fill="auto"/>
             <w:vAlign w:val="center"/>
           </w:tcPr>
@@ -4511,9 +5871,11 @@
                 <w:i w:val="0"/>
                 <w:iCs w:val="0"/>
                 <w:color w:val="000000"/>
+                <w:kern w:val="0"/>
                 <w:sz w:val="21"/>
                 <w:szCs w:val="21"/>
                 <w:u w:val="none"/>
+                <w:lang w:val="en-US" w:eastAsia="zh-CN" w:bidi="ar"/>
               </w:rPr>
             </w:pPr>
             <w:r>
@@ -4528,7 +5890,828 @@
                 <w:u w:val="none"/>
                 <w:lang w:val="en-US" w:eastAsia="zh-CN" w:bidi="ar"/>
               </w:rPr>
-              <w:t>FGFR1/2/3 融合常见于青少年多形性低级别神经上皮肿瘤；其中FGFR1 融合也见于 IDH 野生型的脑室外神经细胞瘤中。FGFR1 激酶结构域重复（KDD）常见于弥漫性低级别胶质瘤，MAPK 信号通路突变型，在低级别星形细胞瘤中也有报道，包括毛细胞星形细胞瘤（通常是小脑外）和胚胎发育不良性神经上皮肿瘤。FGFR1 热点突变发生在 FGFR1的激酶结构域内，常见于在胚胎发育不良神经上皮肿瘤中，并已成为菊形团形成性胶质神经元肿瘤 (RGNT) 的分子标志，主要影响年轻人。靶向治疗靶点。</w:t>
+              <w:t>YAP1融合是幕上室管膜瘤的诊断指标。发生YAP1 融合变异的幕上室管膜瘤更具侵袭性，预后相对较差。</w:t>
+            </w:r>
+          </w:p>
+        </w:tc>
+      </w:tr>
+      <w:tr>
+        <w:tblPrEx>
+          <w:tblBorders>
+            <w:top w:val="single" w:color="244061" w:sz="18" w:space="0"/>
+            <w:left w:val="none" w:color="auto" w:sz="0" w:space="0"/>
+            <w:bottom w:val="dashed" w:color="244061" w:sz="4" w:space="0"/>
+            <w:right w:val="none" w:color="auto" w:sz="0" w:space="0"/>
+            <w:insideH w:val="dashed" w:color="244061" w:sz="4" w:space="0"/>
+            <w:insideV w:val="dashed" w:color="244061" w:sz="4" w:space="0"/>
+          </w:tblBorders>
+          <w:tblCellMar>
+            <w:top w:w="0" w:type="dxa"/>
+            <w:left w:w="108" w:type="dxa"/>
+            <w:bottom w:w="0" w:type="dxa"/>
+            <w:right w:w="108" w:type="dxa"/>
+          </w:tblCellMar>
+        </w:tblPrEx>
+        <w:trPr>
+          <w:trHeight w:val="567" w:hRule="atLeast"/>
+          <w:jc w:val="center"/>
+        </w:trPr>
+        <w:tc>
+          <w:tcPr>
+            <w:tcW w:w="1975" w:type="dxa"/>
+            <w:shd w:val="clear" w:color="auto" w:fill="auto"/>
+            <w:vAlign w:val="center"/>
+          </w:tcPr>
+          <w:p>
+            <w:pPr>
+              <w:keepNext w:val="0"/>
+              <w:keepLines w:val="0"/>
+              <w:widowControl/>
+              <w:suppressLineNumbers w:val="0"/>
+              <w:jc w:val="center"/>
+              <w:textAlignment w:val="center"/>
+              <w:rPr>
+                <w:rFonts w:hint="eastAsia" w:ascii="微软雅黑" w:hAnsi="微软雅黑" w:eastAsia="微软雅黑" w:cs="微软雅黑"/>
+                <w:b w:val="0"/>
+                <w:bCs w:val="0"/>
+                <w:i w:val="0"/>
+                <w:iCs w:val="0"/>
+                <w:color w:val="000000"/>
+                <w:kern w:val="0"/>
+                <w:sz w:val="21"/>
+                <w:szCs w:val="21"/>
+                <w:u w:val="none"/>
+                <w:lang w:val="en-US" w:eastAsia="zh-CN" w:bidi="ar"/>
+              </w:rPr>
+            </w:pPr>
+            <w:r>
+              <w:rPr>
+                <w:rFonts w:hint="eastAsia" w:ascii="微软雅黑" w:hAnsi="微软雅黑" w:eastAsia="微软雅黑" w:cs="微软雅黑"/>
+                <w:b w:val="0"/>
+                <w:bCs w:val="0"/>
+                <w:i w:val="0"/>
+                <w:iCs w:val="0"/>
+                <w:color w:val="000000"/>
+                <w:kern w:val="0"/>
+                <w:sz w:val="21"/>
+                <w:szCs w:val="21"/>
+                <w:u w:val="none"/>
+                <w:lang w:val="en-US" w:eastAsia="zh-CN" w:bidi="ar"/>
+              </w:rPr>
+              <w:t>ZFTA（C11orf95）-RELA融合</w:t>
+            </w:r>
+          </w:p>
+        </w:tc>
+        <w:tc>
+          <w:tcPr>
+            <w:tcW w:w="1463" w:type="dxa"/>
+            <w:shd w:val="clear" w:color="auto" w:fill="auto"/>
+            <w:vAlign w:val="center"/>
+          </w:tcPr>
+          <w:p>
+            <w:pPr>
+              <w:keepNext w:val="0"/>
+              <w:keepLines w:val="0"/>
+              <w:widowControl/>
+              <w:suppressLineNumbers w:val="0"/>
+              <w:jc w:val="center"/>
+              <w:textAlignment w:val="center"/>
+              <w:rPr>
+                <w:rFonts w:hint="eastAsia" w:ascii="微软雅黑" w:hAnsi="微软雅黑" w:eastAsia="微软雅黑" w:cs="微软雅黑"/>
+                <w:i w:val="0"/>
+                <w:iCs w:val="0"/>
+                <w:color w:val="000000"/>
+                <w:kern w:val="0"/>
+                <w:sz w:val="21"/>
+                <w:szCs w:val="21"/>
+                <w:highlight w:val="none"/>
+                <w:u w:val="none"/>
+                <w:lang w:val="en-US" w:eastAsia="zh-CN" w:bidi="ar"/>
+              </w:rPr>
+            </w:pPr>
+            <w:r>
+              <w:rPr>
+                <w:rFonts w:hint="eastAsia" w:ascii="微软雅黑" w:hAnsi="微软雅黑" w:eastAsia="微软雅黑" w:cs="微软雅黑"/>
+                <w:i w:val="0"/>
+                <w:iCs w:val="0"/>
+                <w:color w:val="000000"/>
+                <w:kern w:val="0"/>
+                <w:sz w:val="21"/>
+                <w:szCs w:val="21"/>
+                <w:highlight w:val="none"/>
+                <w:u w:val="none"/>
+                <w:lang w:val="en-US" w:eastAsia="zh-CN" w:bidi="ar"/>
+              </w:rPr>
+              <w:t>{{ bg.</w:t>
+            </w:r>
+            <w:r>
+              <w:rPr>
+                <w:rFonts w:hint="eastAsia" w:ascii="微软雅黑" w:hAnsi="微软雅黑" w:eastAsia="微软雅黑" w:cs="微软雅黑"/>
+                <w:b w:val="0"/>
+                <w:bCs w:val="0"/>
+                <w:i w:val="0"/>
+                <w:iCs w:val="0"/>
+                <w:color w:val="000000"/>
+                <w:kern w:val="0"/>
+                <w:sz w:val="21"/>
+                <w:szCs w:val="21"/>
+                <w:u w:val="none"/>
+                <w:lang w:val="en-US" w:eastAsia="zh-CN" w:bidi="ar"/>
+              </w:rPr>
+              <w:t>ZFTA | mr()</w:t>
+            </w:r>
+            <w:r>
+              <w:rPr>
+                <w:rFonts w:hint="eastAsia" w:ascii="微软雅黑" w:hAnsi="微软雅黑" w:eastAsia="微软雅黑" w:cs="微软雅黑"/>
+                <w:i w:val="0"/>
+                <w:iCs w:val="0"/>
+                <w:color w:val="000000"/>
+                <w:kern w:val="0"/>
+                <w:sz w:val="21"/>
+                <w:szCs w:val="21"/>
+                <w:highlight w:val="none"/>
+                <w:u w:val="none"/>
+                <w:lang w:val="en-US" w:eastAsia="zh-CN" w:bidi="ar"/>
+              </w:rPr>
+              <w:t xml:space="preserve"> }}</w:t>
+            </w:r>
+          </w:p>
+        </w:tc>
+        <w:tc>
+          <w:tcPr>
+            <w:tcW w:w="6353" w:type="dxa"/>
+            <w:shd w:val="clear" w:color="auto" w:fill="auto"/>
+            <w:vAlign w:val="center"/>
+          </w:tcPr>
+          <w:p>
+            <w:pPr>
+              <w:keepNext w:val="0"/>
+              <w:keepLines w:val="0"/>
+              <w:widowControl/>
+              <w:suppressLineNumbers w:val="0"/>
+              <w:jc w:val="left"/>
+              <w:textAlignment w:val="center"/>
+              <w:rPr>
+                <w:rFonts w:hint="eastAsia" w:ascii="微软雅黑" w:hAnsi="微软雅黑" w:eastAsia="微软雅黑" w:cs="微软雅黑"/>
+                <w:i w:val="0"/>
+                <w:iCs w:val="0"/>
+                <w:color w:val="000000"/>
+                <w:kern w:val="0"/>
+                <w:sz w:val="21"/>
+                <w:szCs w:val="21"/>
+                <w:u w:val="none"/>
+                <w:lang w:val="en-US" w:eastAsia="zh-CN" w:bidi="ar"/>
+              </w:rPr>
+            </w:pPr>
+            <w:r>
+              <w:rPr>
+                <w:rFonts w:hint="eastAsia" w:ascii="微软雅黑" w:hAnsi="微软雅黑" w:eastAsia="微软雅黑" w:cs="微软雅黑"/>
+                <w:i w:val="0"/>
+                <w:iCs w:val="0"/>
+                <w:color w:val="000000"/>
+                <w:kern w:val="0"/>
+                <w:sz w:val="21"/>
+                <w:szCs w:val="21"/>
+                <w:u w:val="none"/>
+                <w:lang w:val="en-US" w:eastAsia="zh-CN" w:bidi="ar"/>
+              </w:rPr>
+              <w:t>ZFTA-RELA 基因融合是室管膜瘤亚型的关键诊断指标。发生ZFTA-RELA 融合变异的幕上室管膜瘤更具侵袭性，预后相对较差。</w:t>
+            </w:r>
+          </w:p>
+        </w:tc>
+      </w:tr>
+      <w:tr>
+        <w:tblPrEx>
+          <w:tblBorders>
+            <w:top w:val="single" w:color="244061" w:sz="18" w:space="0"/>
+            <w:left w:val="none" w:color="auto" w:sz="0" w:space="0"/>
+            <w:bottom w:val="dashed" w:color="244061" w:sz="4" w:space="0"/>
+            <w:right w:val="none" w:color="auto" w:sz="0" w:space="0"/>
+            <w:insideH w:val="dashed" w:color="244061" w:sz="4" w:space="0"/>
+            <w:insideV w:val="dashed" w:color="244061" w:sz="4" w:space="0"/>
+          </w:tblBorders>
+          <w:tblCellMar>
+            <w:top w:w="0" w:type="dxa"/>
+            <w:left w:w="108" w:type="dxa"/>
+            <w:bottom w:w="0" w:type="dxa"/>
+            <w:right w:w="108" w:type="dxa"/>
+          </w:tblCellMar>
+        </w:tblPrEx>
+        <w:trPr>
+          <w:trHeight w:val="567" w:hRule="atLeast"/>
+          <w:jc w:val="center"/>
+        </w:trPr>
+        <w:tc>
+          <w:tcPr>
+            <w:tcW w:w="1975" w:type="dxa"/>
+            <w:shd w:val="clear" w:color="auto" w:fill="auto"/>
+            <w:vAlign w:val="center"/>
+          </w:tcPr>
+          <w:p>
+            <w:pPr>
+              <w:keepNext w:val="0"/>
+              <w:keepLines w:val="0"/>
+              <w:widowControl/>
+              <w:suppressLineNumbers w:val="0"/>
+              <w:jc w:val="center"/>
+              <w:textAlignment w:val="center"/>
+              <w:rPr>
+                <w:rFonts w:hint="eastAsia" w:ascii="微软雅黑" w:hAnsi="微软雅黑" w:eastAsia="微软雅黑" w:cs="微软雅黑"/>
+                <w:b w:val="0"/>
+                <w:bCs w:val="0"/>
+                <w:i w:val="0"/>
+                <w:iCs w:val="0"/>
+                <w:color w:val="000000"/>
+                <w:kern w:val="0"/>
+                <w:sz w:val="21"/>
+                <w:szCs w:val="21"/>
+                <w:highlight w:val="none"/>
+                <w:u w:val="none"/>
+                <w:lang w:val="en-US" w:eastAsia="zh-CN" w:bidi="ar"/>
+              </w:rPr>
+            </w:pPr>
+            <w:r>
+              <w:rPr>
+                <w:rFonts w:hint="eastAsia" w:ascii="微软雅黑" w:hAnsi="微软雅黑" w:eastAsia="微软雅黑" w:cs="微软雅黑"/>
+                <w:b w:val="0"/>
+                <w:bCs w:val="0"/>
+                <w:i w:val="0"/>
+                <w:iCs w:val="0"/>
+                <w:color w:val="000000"/>
+                <w:kern w:val="0"/>
+                <w:sz w:val="21"/>
+                <w:szCs w:val="21"/>
+                <w:highlight w:val="none"/>
+                <w:u w:val="none"/>
+                <w:lang w:val="en-US" w:eastAsia="zh-CN" w:bidi="ar"/>
+              </w:rPr>
+              <w:t>EGFR vIII</w:t>
+            </w:r>
+          </w:p>
+        </w:tc>
+        <w:tc>
+          <w:tcPr>
+            <w:tcW w:w="1463" w:type="dxa"/>
+            <w:shd w:val="clear" w:color="auto" w:fill="auto"/>
+            <w:vAlign w:val="center"/>
+          </w:tcPr>
+          <w:p>
+            <w:pPr>
+              <w:keepNext w:val="0"/>
+              <w:keepLines w:val="0"/>
+              <w:widowControl/>
+              <w:suppressLineNumbers w:val="0"/>
+              <w:jc w:val="center"/>
+              <w:textAlignment w:val="center"/>
+              <w:rPr>
+                <w:rFonts w:hint="eastAsia" w:ascii="微软雅黑" w:hAnsi="微软雅黑" w:eastAsia="微软雅黑" w:cs="微软雅黑"/>
+                <w:b w:val="0"/>
+                <w:bCs w:val="0"/>
+                <w:i w:val="0"/>
+                <w:iCs w:val="0"/>
+                <w:color w:val="000000"/>
+                <w:kern w:val="0"/>
+                <w:sz w:val="21"/>
+                <w:szCs w:val="21"/>
+                <w:highlight w:val="none"/>
+                <w:u w:val="none"/>
+                <w:lang w:val="en-US" w:eastAsia="zh-CN" w:bidi="ar"/>
+              </w:rPr>
+            </w:pPr>
+            <w:r>
+              <w:rPr>
+                <w:rFonts w:hint="eastAsia" w:ascii="微软雅黑" w:hAnsi="微软雅黑" w:eastAsia="微软雅黑" w:cs="微软雅黑"/>
+                <w:i w:val="0"/>
+                <w:iCs w:val="0"/>
+                <w:color w:val="000000"/>
+                <w:kern w:val="0"/>
+                <w:sz w:val="21"/>
+                <w:szCs w:val="21"/>
+                <w:highlight w:val="none"/>
+                <w:u w:val="none"/>
+                <w:lang w:val="en-US" w:eastAsia="zh-CN" w:bidi="ar"/>
+              </w:rPr>
+              <w:t>{{ bg.</w:t>
+            </w:r>
+            <w:r>
+              <w:rPr>
+                <w:rFonts w:hint="eastAsia" w:ascii="微软雅黑" w:hAnsi="微软雅黑" w:eastAsia="微软雅黑" w:cs="微软雅黑"/>
+                <w:b w:val="0"/>
+                <w:bCs w:val="0"/>
+                <w:i w:val="0"/>
+                <w:iCs w:val="0"/>
+                <w:color w:val="000000"/>
+                <w:kern w:val="0"/>
+                <w:sz w:val="21"/>
+                <w:szCs w:val="21"/>
+                <w:highlight w:val="none"/>
+                <w:u w:val="none"/>
+                <w:lang w:val="en-US" w:eastAsia="zh-CN" w:bidi="ar"/>
+              </w:rPr>
+              <w:t>EGFR</w:t>
+            </w:r>
+            <w:r>
+              <w:rPr>
+                <w:rFonts w:hint="eastAsia" w:ascii="微软雅黑" w:hAnsi="微软雅黑" w:eastAsia="微软雅黑" w:cs="微软雅黑"/>
+                <w:b w:val="0"/>
+                <w:bCs w:val="0"/>
+                <w:i w:val="0"/>
+                <w:iCs w:val="0"/>
+                <w:color w:val="000000"/>
+                <w:kern w:val="0"/>
+                <w:sz w:val="21"/>
+                <w:szCs w:val="21"/>
+                <w:u w:val="none"/>
+                <w:lang w:val="en-US" w:eastAsia="zh-CN" w:bidi="ar"/>
+              </w:rPr>
+              <w:t xml:space="preserve"> | mr()</w:t>
+            </w:r>
+            <w:r>
+              <w:rPr>
+                <w:rFonts w:hint="eastAsia" w:ascii="微软雅黑" w:hAnsi="微软雅黑" w:eastAsia="微软雅黑" w:cs="微软雅黑"/>
+                <w:i w:val="0"/>
+                <w:iCs w:val="0"/>
+                <w:color w:val="000000"/>
+                <w:kern w:val="0"/>
+                <w:sz w:val="21"/>
+                <w:szCs w:val="21"/>
+                <w:highlight w:val="none"/>
+                <w:u w:val="none"/>
+                <w:lang w:val="en-US" w:eastAsia="zh-CN" w:bidi="ar"/>
+              </w:rPr>
+              <w:t xml:space="preserve"> }}</w:t>
+            </w:r>
+          </w:p>
+        </w:tc>
+        <w:tc>
+          <w:tcPr>
+            <w:tcW w:w="6353" w:type="dxa"/>
+            <w:shd w:val="clear" w:color="auto" w:fill="auto"/>
+            <w:vAlign w:val="center"/>
+          </w:tcPr>
+          <w:p>
+            <w:pPr>
+              <w:keepNext w:val="0"/>
+              <w:keepLines w:val="0"/>
+              <w:widowControl/>
+              <w:suppressLineNumbers w:val="0"/>
+              <w:jc w:val="both"/>
+              <w:textAlignment w:val="center"/>
+              <w:rPr>
+                <w:rFonts w:hint="eastAsia" w:ascii="微软雅黑" w:hAnsi="微软雅黑" w:eastAsia="微软雅黑" w:cs="微软雅黑"/>
+                <w:b w:val="0"/>
+                <w:bCs w:val="0"/>
+                <w:i w:val="0"/>
+                <w:iCs w:val="0"/>
+                <w:color w:val="000000"/>
+                <w:kern w:val="0"/>
+                <w:sz w:val="21"/>
+                <w:szCs w:val="21"/>
+                <w:highlight w:val="none"/>
+                <w:u w:val="none"/>
+                <w:lang w:val="en-US" w:eastAsia="zh-CN" w:bidi="ar"/>
+              </w:rPr>
+            </w:pPr>
+            <w:r>
+              <w:rPr>
+                <w:rFonts w:hint="eastAsia" w:ascii="微软雅黑" w:hAnsi="微软雅黑" w:eastAsia="微软雅黑" w:cs="微软雅黑"/>
+                <w:b w:val="0"/>
+                <w:bCs w:val="0"/>
+                <w:i w:val="0"/>
+                <w:iCs w:val="0"/>
+                <w:color w:val="000000"/>
+                <w:kern w:val="0"/>
+                <w:sz w:val="21"/>
+                <w:szCs w:val="21"/>
+                <w:highlight w:val="none"/>
+                <w:u w:val="none"/>
+                <w:lang w:val="en-US" w:eastAsia="zh-CN" w:bidi="ar"/>
+              </w:rPr>
+              <w:t>在高级别胶质瘤中高频发生EGFR扩增和EGFRvIII突变，携带EGFRvIII突变的患者预后较差; EGFR扩增和vIII突变与胶质瘤预后和靶向治疗相关。</w:t>
+            </w:r>
+          </w:p>
+        </w:tc>
+      </w:tr>
+      <w:tr>
+        <w:tblPrEx>
+          <w:tblBorders>
+            <w:top w:val="single" w:color="244061" w:sz="18" w:space="0"/>
+            <w:left w:val="none" w:color="auto" w:sz="0" w:space="0"/>
+            <w:bottom w:val="dashed" w:color="244061" w:sz="4" w:space="0"/>
+            <w:right w:val="none" w:color="auto" w:sz="0" w:space="0"/>
+            <w:insideH w:val="dashed" w:color="244061" w:sz="4" w:space="0"/>
+            <w:insideV w:val="dashed" w:color="244061" w:sz="4" w:space="0"/>
+          </w:tblBorders>
+          <w:tblCellMar>
+            <w:top w:w="0" w:type="dxa"/>
+            <w:left w:w="108" w:type="dxa"/>
+            <w:bottom w:w="0" w:type="dxa"/>
+            <w:right w:w="108" w:type="dxa"/>
+          </w:tblCellMar>
+        </w:tblPrEx>
+        <w:trPr>
+          <w:trHeight w:val="567" w:hRule="atLeast"/>
+          <w:jc w:val="center"/>
+        </w:trPr>
+        <w:tc>
+          <w:tcPr>
+            <w:tcW w:w="1975" w:type="dxa"/>
+            <w:shd w:val="clear" w:color="auto" w:fill="auto"/>
+            <w:vAlign w:val="center"/>
+          </w:tcPr>
+          <w:p>
+            <w:pPr>
+              <w:keepNext w:val="0"/>
+              <w:keepLines w:val="0"/>
+              <w:widowControl/>
+              <w:suppressLineNumbers w:val="0"/>
+              <w:jc w:val="center"/>
+              <w:textAlignment w:val="center"/>
+              <w:rPr>
+                <w:rFonts w:hint="eastAsia" w:ascii="微软雅黑" w:hAnsi="微软雅黑" w:eastAsia="微软雅黑" w:cs="微软雅黑"/>
+                <w:b w:val="0"/>
+                <w:bCs w:val="0"/>
+                <w:i w:val="0"/>
+                <w:iCs w:val="0"/>
+                <w:color w:val="000000"/>
+                <w:kern w:val="0"/>
+                <w:sz w:val="21"/>
+                <w:szCs w:val="21"/>
+                <w:highlight w:val="none"/>
+                <w:u w:val="none"/>
+                <w:lang w:val="en-US" w:eastAsia="zh-CN" w:bidi="ar"/>
+              </w:rPr>
+            </w:pPr>
+            <w:r>
+              <w:rPr>
+                <w:rFonts w:hint="eastAsia" w:ascii="微软雅黑" w:hAnsi="微软雅黑" w:eastAsia="微软雅黑" w:cs="微软雅黑"/>
+                <w:b w:val="0"/>
+                <w:bCs w:val="0"/>
+                <w:i w:val="0"/>
+                <w:iCs w:val="0"/>
+                <w:color w:val="000000"/>
+                <w:kern w:val="0"/>
+                <w:sz w:val="21"/>
+                <w:szCs w:val="21"/>
+                <w:highlight w:val="none"/>
+                <w:u w:val="none"/>
+                <w:lang w:val="en-US" w:eastAsia="zh-CN" w:bidi="ar"/>
+              </w:rPr>
+              <w:t>RELA融合</w:t>
+            </w:r>
+          </w:p>
+        </w:tc>
+        <w:tc>
+          <w:tcPr>
+            <w:tcW w:w="1463" w:type="dxa"/>
+            <w:shd w:val="clear" w:color="auto" w:fill="auto"/>
+            <w:vAlign w:val="center"/>
+          </w:tcPr>
+          <w:p>
+            <w:pPr>
+              <w:keepNext w:val="0"/>
+              <w:keepLines w:val="0"/>
+              <w:widowControl/>
+              <w:suppressLineNumbers w:val="0"/>
+              <w:jc w:val="center"/>
+              <w:textAlignment w:val="center"/>
+              <w:rPr>
+                <w:rFonts w:hint="eastAsia" w:ascii="微软雅黑" w:hAnsi="微软雅黑" w:eastAsia="微软雅黑" w:cs="微软雅黑"/>
+                <w:b w:val="0"/>
+                <w:bCs w:val="0"/>
+                <w:i w:val="0"/>
+                <w:iCs w:val="0"/>
+                <w:color w:val="000000"/>
+                <w:kern w:val="0"/>
+                <w:sz w:val="21"/>
+                <w:szCs w:val="21"/>
+                <w:highlight w:val="none"/>
+                <w:u w:val="none"/>
+                <w:lang w:val="en-US" w:eastAsia="zh-CN" w:bidi="ar"/>
+              </w:rPr>
+            </w:pPr>
+            <w:r>
+              <w:rPr>
+                <w:rFonts w:hint="eastAsia" w:ascii="微软雅黑" w:hAnsi="微软雅黑" w:eastAsia="微软雅黑" w:cs="微软雅黑"/>
+                <w:i w:val="0"/>
+                <w:iCs w:val="0"/>
+                <w:color w:val="000000"/>
+                <w:kern w:val="0"/>
+                <w:sz w:val="21"/>
+                <w:szCs w:val="21"/>
+                <w:highlight w:val="none"/>
+                <w:u w:val="none"/>
+                <w:lang w:val="en-US" w:eastAsia="zh-CN" w:bidi="ar"/>
+              </w:rPr>
+              <w:t>{{ bg.</w:t>
+            </w:r>
+            <w:r>
+              <w:rPr>
+                <w:rFonts w:hint="eastAsia" w:ascii="微软雅黑" w:hAnsi="微软雅黑" w:eastAsia="微软雅黑" w:cs="微软雅黑"/>
+                <w:b w:val="0"/>
+                <w:bCs w:val="0"/>
+                <w:i w:val="0"/>
+                <w:iCs w:val="0"/>
+                <w:color w:val="000000"/>
+                <w:kern w:val="0"/>
+                <w:sz w:val="21"/>
+                <w:szCs w:val="21"/>
+                <w:highlight w:val="none"/>
+                <w:u w:val="none"/>
+                <w:lang w:val="en-US" w:eastAsia="zh-CN" w:bidi="ar"/>
+              </w:rPr>
+              <w:t xml:space="preserve">RELA </w:t>
+            </w:r>
+            <w:r>
+              <w:rPr>
+                <w:rFonts w:hint="eastAsia" w:ascii="微软雅黑" w:hAnsi="微软雅黑" w:eastAsia="微软雅黑" w:cs="微软雅黑"/>
+                <w:b w:val="0"/>
+                <w:bCs w:val="0"/>
+                <w:i w:val="0"/>
+                <w:iCs w:val="0"/>
+                <w:color w:val="000000"/>
+                <w:kern w:val="0"/>
+                <w:sz w:val="21"/>
+                <w:szCs w:val="21"/>
+                <w:u w:val="none"/>
+                <w:lang w:val="en-US" w:eastAsia="zh-CN" w:bidi="ar"/>
+              </w:rPr>
+              <w:t>| mr()</w:t>
+            </w:r>
+            <w:r>
+              <w:rPr>
+                <w:rFonts w:hint="eastAsia" w:ascii="微软雅黑" w:hAnsi="微软雅黑" w:eastAsia="微软雅黑" w:cs="微软雅黑"/>
+                <w:i w:val="0"/>
+                <w:iCs w:val="0"/>
+                <w:color w:val="000000"/>
+                <w:kern w:val="0"/>
+                <w:sz w:val="21"/>
+                <w:szCs w:val="21"/>
+                <w:highlight w:val="none"/>
+                <w:u w:val="none"/>
+                <w:lang w:val="en-US" w:eastAsia="zh-CN" w:bidi="ar"/>
+              </w:rPr>
+              <w:t xml:space="preserve"> }}</w:t>
+            </w:r>
+          </w:p>
+        </w:tc>
+        <w:tc>
+          <w:tcPr>
+            <w:tcW w:w="6353" w:type="dxa"/>
+            <w:shd w:val="clear" w:color="auto" w:fill="auto"/>
+            <w:vAlign w:val="center"/>
+          </w:tcPr>
+          <w:p>
+            <w:pPr>
+              <w:keepNext w:val="0"/>
+              <w:keepLines w:val="0"/>
+              <w:widowControl/>
+              <w:suppressLineNumbers w:val="0"/>
+              <w:jc w:val="both"/>
+              <w:textAlignment w:val="center"/>
+              <w:rPr>
+                <w:rFonts w:hint="eastAsia" w:ascii="微软雅黑" w:hAnsi="微软雅黑" w:eastAsia="微软雅黑" w:cs="微软雅黑"/>
+                <w:b w:val="0"/>
+                <w:bCs w:val="0"/>
+                <w:i w:val="0"/>
+                <w:iCs w:val="0"/>
+                <w:color w:val="000000"/>
+                <w:kern w:val="0"/>
+                <w:sz w:val="21"/>
+                <w:szCs w:val="21"/>
+                <w:highlight w:val="none"/>
+                <w:u w:val="none"/>
+                <w:lang w:val="en-US" w:eastAsia="zh-CN" w:bidi="ar"/>
+              </w:rPr>
+            </w:pPr>
+            <w:r>
+              <w:rPr>
+                <w:rFonts w:hint="eastAsia" w:ascii="微软雅黑" w:hAnsi="微软雅黑" w:eastAsia="微软雅黑" w:cs="微软雅黑"/>
+                <w:b w:val="0"/>
+                <w:bCs w:val="0"/>
+                <w:i w:val="0"/>
+                <w:iCs w:val="0"/>
+                <w:color w:val="000000"/>
+                <w:kern w:val="0"/>
+                <w:sz w:val="21"/>
+                <w:szCs w:val="21"/>
+                <w:highlight w:val="none"/>
+                <w:u w:val="none"/>
+                <w:lang w:val="en-US" w:eastAsia="zh-CN" w:bidi="ar"/>
+              </w:rPr>
+              <w:t>根据脑胶质瘤诊疗规范（2018版）和2016年中枢神经系统肿瘤分类，幕上室管膜瘤RELA融合阳性肿瘤需要进行RELA融合的分子检测。RELA融合阳性幕上室管膜瘤具有较差的临床预后特征。</w:t>
+            </w:r>
+          </w:p>
+        </w:tc>
+      </w:tr>
+      <w:tr>
+        <w:tblPrEx>
+          <w:tblBorders>
+            <w:top w:val="single" w:color="244061" w:sz="18" w:space="0"/>
+            <w:left w:val="none" w:color="auto" w:sz="0" w:space="0"/>
+            <w:bottom w:val="dashed" w:color="244061" w:sz="4" w:space="0"/>
+            <w:right w:val="none" w:color="auto" w:sz="0" w:space="0"/>
+            <w:insideH w:val="dashed" w:color="244061" w:sz="4" w:space="0"/>
+            <w:insideV w:val="dashed" w:color="244061" w:sz="4" w:space="0"/>
+          </w:tblBorders>
+          <w:tblCellMar>
+            <w:top w:w="0" w:type="dxa"/>
+            <w:left w:w="108" w:type="dxa"/>
+            <w:bottom w:w="0" w:type="dxa"/>
+            <w:right w:w="108" w:type="dxa"/>
+          </w:tblCellMar>
+        </w:tblPrEx>
+        <w:trPr>
+          <w:trHeight w:val="567" w:hRule="atLeast"/>
+          <w:jc w:val="center"/>
+        </w:trPr>
+        <w:tc>
+          <w:tcPr>
+            <w:tcW w:w="1975" w:type="dxa"/>
+            <w:shd w:val="clear" w:color="auto" w:fill="auto"/>
+            <w:vAlign w:val="center"/>
+          </w:tcPr>
+          <w:p>
+            <w:pPr>
+              <w:keepNext w:val="0"/>
+              <w:keepLines w:val="0"/>
+              <w:widowControl/>
+              <w:suppressLineNumbers w:val="0"/>
+              <w:jc w:val="center"/>
+              <w:textAlignment w:val="center"/>
+              <w:rPr>
+                <w:rFonts w:hint="eastAsia" w:ascii="微软雅黑" w:hAnsi="微软雅黑" w:eastAsia="微软雅黑" w:cs="微软雅黑"/>
+                <w:b w:val="0"/>
+                <w:bCs w:val="0"/>
+                <w:i w:val="0"/>
+                <w:iCs w:val="0"/>
+                <w:color w:val="000000"/>
+                <w:kern w:val="0"/>
+                <w:sz w:val="21"/>
+                <w:szCs w:val="21"/>
+                <w:highlight w:val="none"/>
+                <w:u w:val="none"/>
+                <w:lang w:val="en-US" w:eastAsia="zh-CN" w:bidi="ar"/>
+              </w:rPr>
+            </w:pPr>
+            <w:r>
+              <w:rPr>
+                <w:rFonts w:hint="eastAsia" w:ascii="微软雅黑" w:hAnsi="微软雅黑" w:eastAsia="微软雅黑" w:cs="微软雅黑"/>
+                <w:b w:val="0"/>
+                <w:bCs w:val="0"/>
+                <w:i w:val="0"/>
+                <w:iCs w:val="0"/>
+                <w:color w:val="000000"/>
+                <w:kern w:val="0"/>
+                <w:sz w:val="21"/>
+                <w:szCs w:val="21"/>
+                <w:highlight w:val="none"/>
+                <w:u w:val="none"/>
+                <w:lang w:val="en-US" w:eastAsia="zh-CN" w:bidi="ar"/>
+              </w:rPr>
+              <w:t>JAK1融合</w:t>
+            </w:r>
+          </w:p>
+        </w:tc>
+        <w:tc>
+          <w:tcPr>
+            <w:tcW w:w="1463" w:type="dxa"/>
+            <w:shd w:val="clear" w:color="auto" w:fill="auto"/>
+            <w:vAlign w:val="center"/>
+          </w:tcPr>
+          <w:p>
+            <w:pPr>
+              <w:keepNext w:val="0"/>
+              <w:keepLines w:val="0"/>
+              <w:widowControl/>
+              <w:suppressLineNumbers w:val="0"/>
+              <w:jc w:val="center"/>
+              <w:textAlignment w:val="center"/>
+              <w:rPr>
+                <w:rFonts w:hint="eastAsia" w:ascii="微软雅黑" w:hAnsi="微软雅黑" w:eastAsia="微软雅黑" w:cs="微软雅黑"/>
+                <w:b w:val="0"/>
+                <w:bCs w:val="0"/>
+                <w:i w:val="0"/>
+                <w:iCs w:val="0"/>
+                <w:color w:val="000000"/>
+                <w:kern w:val="0"/>
+                <w:sz w:val="21"/>
+                <w:szCs w:val="21"/>
+                <w:highlight w:val="none"/>
+                <w:u w:val="none"/>
+                <w:lang w:val="en-US" w:eastAsia="zh-CN" w:bidi="ar"/>
+              </w:rPr>
+            </w:pPr>
+            <w:r>
+              <w:rPr>
+                <w:rFonts w:hint="eastAsia" w:ascii="微软雅黑" w:hAnsi="微软雅黑" w:eastAsia="微软雅黑" w:cs="微软雅黑"/>
+                <w:i w:val="0"/>
+                <w:iCs w:val="0"/>
+                <w:color w:val="000000"/>
+                <w:kern w:val="0"/>
+                <w:sz w:val="21"/>
+                <w:szCs w:val="21"/>
+                <w:highlight w:val="none"/>
+                <w:u w:val="none"/>
+                <w:lang w:val="en-US" w:eastAsia="zh-CN" w:bidi="ar"/>
+              </w:rPr>
+              <w:t>{{ bg.</w:t>
+            </w:r>
+            <w:r>
+              <w:rPr>
+                <w:rFonts w:hint="eastAsia" w:ascii="微软雅黑" w:hAnsi="微软雅黑" w:eastAsia="微软雅黑" w:cs="微软雅黑"/>
+                <w:b w:val="0"/>
+                <w:bCs w:val="0"/>
+                <w:i w:val="0"/>
+                <w:iCs w:val="0"/>
+                <w:color w:val="000000"/>
+                <w:kern w:val="0"/>
+                <w:sz w:val="21"/>
+                <w:szCs w:val="21"/>
+                <w:highlight w:val="none"/>
+                <w:u w:val="none"/>
+                <w:lang w:val="en-US" w:eastAsia="zh-CN" w:bidi="ar"/>
+              </w:rPr>
+              <w:t>JAK1</w:t>
+            </w:r>
+            <w:r>
+              <w:rPr>
+                <w:rFonts w:hint="eastAsia" w:ascii="微软雅黑" w:hAnsi="微软雅黑" w:eastAsia="微软雅黑" w:cs="微软雅黑"/>
+                <w:b w:val="0"/>
+                <w:bCs w:val="0"/>
+                <w:i w:val="0"/>
+                <w:iCs w:val="0"/>
+                <w:color w:val="000000"/>
+                <w:kern w:val="0"/>
+                <w:sz w:val="21"/>
+                <w:szCs w:val="21"/>
+                <w:u w:val="none"/>
+                <w:lang w:val="en-US" w:eastAsia="zh-CN" w:bidi="ar"/>
+              </w:rPr>
+              <w:t>| mr()</w:t>
+            </w:r>
+            <w:r>
+              <w:rPr>
+                <w:rFonts w:hint="eastAsia" w:ascii="微软雅黑" w:hAnsi="微软雅黑" w:eastAsia="微软雅黑" w:cs="微软雅黑"/>
+                <w:i w:val="0"/>
+                <w:iCs w:val="0"/>
+                <w:color w:val="000000"/>
+                <w:kern w:val="0"/>
+                <w:sz w:val="21"/>
+                <w:szCs w:val="21"/>
+                <w:highlight w:val="none"/>
+                <w:u w:val="none"/>
+                <w:lang w:val="en-US" w:eastAsia="zh-CN" w:bidi="ar"/>
+              </w:rPr>
+              <w:t xml:space="preserve"> }}</w:t>
+            </w:r>
+          </w:p>
+        </w:tc>
+        <w:tc>
+          <w:tcPr>
+            <w:tcW w:w="6353" w:type="dxa"/>
+            <w:shd w:val="clear" w:color="auto" w:fill="auto"/>
+            <w:vAlign w:val="center"/>
+          </w:tcPr>
+          <w:p>
+            <w:pPr>
+              <w:keepNext w:val="0"/>
+              <w:keepLines w:val="0"/>
+              <w:widowControl/>
+              <w:suppressLineNumbers w:val="0"/>
+              <w:jc w:val="both"/>
+              <w:textAlignment w:val="center"/>
+              <w:rPr>
+                <w:rFonts w:hint="eastAsia" w:ascii="微软雅黑" w:hAnsi="微软雅黑" w:eastAsia="微软雅黑" w:cs="微软雅黑"/>
+                <w:b w:val="0"/>
+                <w:bCs w:val="0"/>
+                <w:i w:val="0"/>
+                <w:iCs w:val="0"/>
+                <w:color w:val="000000"/>
+                <w:kern w:val="0"/>
+                <w:sz w:val="21"/>
+                <w:szCs w:val="21"/>
+                <w:highlight w:val="none"/>
+                <w:u w:val="none"/>
+                <w:lang w:val="en-US" w:eastAsia="zh-CN" w:bidi="ar"/>
+              </w:rPr>
+            </w:pPr>
+            <w:r>
+              <w:rPr>
+                <w:rFonts w:hint="eastAsia" w:ascii="微软雅黑" w:hAnsi="微软雅黑" w:eastAsia="微软雅黑" w:cs="微软雅黑"/>
+                <w:b w:val="0"/>
+                <w:bCs w:val="0"/>
+                <w:i w:val="0"/>
+                <w:iCs w:val="0"/>
+                <w:color w:val="000000"/>
+                <w:kern w:val="0"/>
+                <w:sz w:val="21"/>
+                <w:szCs w:val="21"/>
+                <w:highlight w:val="none"/>
+                <w:u w:val="none"/>
+                <w:lang w:val="en-US" w:eastAsia="zh-CN" w:bidi="ar"/>
+              </w:rPr>
+              <w:t>有研究表明JAK1参与的信号通路与促进缺氧期间胶质瘤干细胞样细胞的自我更新有关。</w:t>
             </w:r>
           </w:p>
         </w:tc>
@@ -4576,9 +6759,12 @@
                 <w:i w:val="0"/>
                 <w:iCs w:val="0"/>
                 <w:color w:val="000000"/>
-                <w:sz w:val="21"/>
-                <w:szCs w:val="21"/>
+                <w:kern w:val="0"/>
+                <w:sz w:val="21"/>
+                <w:szCs w:val="21"/>
+                <w:highlight w:val="none"/>
                 <w:u w:val="none"/>
+                <w:lang w:val="en-US" w:eastAsia="zh-CN" w:bidi="ar"/>
               </w:rPr>
             </w:pPr>
             <w:r>
@@ -4592,10 +6778,11 @@
                 <w:kern w:val="0"/>
                 <w:sz w:val="21"/>
                 <w:szCs w:val="21"/>
+                <w:highlight w:val="none"/>
                 <w:u w:val="none"/>
                 <w:lang w:val="en-US" w:eastAsia="zh-CN" w:bidi="ar"/>
               </w:rPr>
-              <w:t>FGFR2 融合</w:t>
+              <w:t>JAK2融合</w:t>
             </w:r>
           </w:p>
         </w:tc>
@@ -4613,33 +6800,6 @@
               <w:suppressLineNumbers w:val="0"/>
               <w:jc w:val="center"/>
               <w:textAlignment w:val="center"/>
-              <w:rPr>
-                <w:rFonts w:hint="eastAsia" w:ascii="微软雅黑" w:hAnsi="微软雅黑" w:eastAsia="微软雅黑" w:cs="微软雅黑"/>
-                <w:i w:val="0"/>
-                <w:iCs w:val="0"/>
-                <w:color w:val="FF0000"/>
-                <w:sz w:val="21"/>
-                <w:szCs w:val="21"/>
-                <w:highlight w:val="none"/>
-                <w:u w:val="none"/>
-              </w:rPr>
-            </w:pPr>
-            <w:r>
-              <w:rPr>
-                <w:rFonts w:hint="eastAsia" w:ascii="微软雅黑" w:hAnsi="微软雅黑" w:eastAsia="微软雅黑" w:cs="微软雅黑"/>
-                <w:i w:val="0"/>
-                <w:iCs w:val="0"/>
-                <w:color w:val="000000"/>
-                <w:kern w:val="0"/>
-                <w:sz w:val="21"/>
-                <w:szCs w:val="21"/>
-                <w:highlight w:val="none"/>
-                <w:u w:val="none"/>
-                <w:lang w:val="en-US" w:eastAsia="zh-CN" w:bidi="ar"/>
-              </w:rPr>
-              <w:t>{{ bg.</w:t>
-            </w:r>
-            <w:r>
               <w:rPr>
                 <w:rFonts w:hint="eastAsia" w:ascii="微软雅黑" w:hAnsi="微软雅黑" w:eastAsia="微软雅黑" w:cs="微软雅黑"/>
                 <w:b w:val="0"/>
@@ -4650,11 +6810,11 @@
                 <w:kern w:val="0"/>
                 <w:sz w:val="21"/>
                 <w:szCs w:val="21"/>
+                <w:highlight w:val="none"/>
                 <w:u w:val="none"/>
                 <w:lang w:val="en-US" w:eastAsia="zh-CN" w:bidi="ar"/>
               </w:rPr>
-              <w:t>FGFR2 | mr()</w:t>
-            </w:r>
+            </w:pPr>
             <w:r>
               <w:rPr>
                 <w:rFonts w:hint="eastAsia" w:ascii="微软雅黑" w:hAnsi="微软雅黑" w:eastAsia="微软雅黑" w:cs="微软雅黑"/>
@@ -4668,81 +6828,8 @@
                 <w:u w:val="none"/>
                 <w:lang w:val="en-US" w:eastAsia="zh-CN" w:bidi="ar"/>
               </w:rPr>
-              <w:t xml:space="preserve"> }}</w:t>
-            </w:r>
-          </w:p>
-        </w:tc>
-        <w:tc>
-          <w:tcPr>
-            <w:tcW w:w="6353" w:type="dxa"/>
-            <w:vMerge w:val="continue"/>
-            <w:shd w:val="clear" w:color="auto" w:fill="auto"/>
-            <w:vAlign w:val="center"/>
-          </w:tcPr>
-          <w:p>
-            <w:pPr>
-              <w:jc w:val="left"/>
-              <w:rPr>
-                <w:rFonts w:hint="eastAsia" w:ascii="微软雅黑" w:hAnsi="微软雅黑" w:eastAsia="微软雅黑" w:cs="微软雅黑"/>
-                <w:i w:val="0"/>
-                <w:iCs w:val="0"/>
-                <w:color w:val="000000"/>
-                <w:sz w:val="21"/>
-                <w:szCs w:val="21"/>
-                <w:u w:val="none"/>
-              </w:rPr>
-            </w:pPr>
-          </w:p>
-        </w:tc>
-      </w:tr>
-      <w:tr>
-        <w:tblPrEx>
-          <w:tblBorders>
-            <w:top w:val="single" w:color="244061" w:sz="18" w:space="0"/>
-            <w:left w:val="none" w:color="auto" w:sz="0" w:space="0"/>
-            <w:bottom w:val="dashed" w:color="244061" w:sz="4" w:space="0"/>
-            <w:right w:val="none" w:color="auto" w:sz="0" w:space="0"/>
-            <w:insideH w:val="dashed" w:color="244061" w:sz="4" w:space="0"/>
-            <w:insideV w:val="dashed" w:color="244061" w:sz="4" w:space="0"/>
-          </w:tblBorders>
-          <w:shd w:val="clear" w:color="auto" w:fill="auto"/>
-          <w:tblCellMar>
-            <w:top w:w="0" w:type="dxa"/>
-            <w:left w:w="108" w:type="dxa"/>
-            <w:bottom w:w="0" w:type="dxa"/>
-            <w:right w:w="108" w:type="dxa"/>
-          </w:tblCellMar>
-        </w:tblPrEx>
-        <w:trPr>
-          <w:trHeight w:val="567" w:hRule="atLeast"/>
-          <w:jc w:val="center"/>
-        </w:trPr>
-        <w:tc>
-          <w:tcPr>
-            <w:tcW w:w="1975" w:type="dxa"/>
-            <w:shd w:val="clear" w:color="auto" w:fill="auto"/>
-            <w:vAlign w:val="center"/>
-          </w:tcPr>
-          <w:p>
-            <w:pPr>
-              <w:keepNext w:val="0"/>
-              <w:keepLines w:val="0"/>
-              <w:widowControl/>
-              <w:suppressLineNumbers w:val="0"/>
-              <w:jc w:val="center"/>
-              <w:textAlignment w:val="center"/>
-              <w:rPr>
-                <w:rFonts w:hint="eastAsia" w:ascii="微软雅黑" w:hAnsi="微软雅黑" w:eastAsia="微软雅黑" w:cs="微软雅黑"/>
-                <w:b w:val="0"/>
-                <w:bCs w:val="0"/>
-                <w:i w:val="0"/>
-                <w:iCs w:val="0"/>
-                <w:color w:val="000000"/>
-                <w:sz w:val="21"/>
-                <w:szCs w:val="21"/>
-                <w:u w:val="none"/>
-              </w:rPr>
-            </w:pPr>
+              <w:t>{{ bg.</w:t>
+            </w:r>
             <w:r>
               <w:rPr>
                 <w:rFonts w:hint="eastAsia" w:ascii="微软雅黑" w:hAnsi="微软雅黑" w:eastAsia="微软雅黑" w:cs="微软雅黑"/>
@@ -4754,53 +6841,11 @@
                 <w:kern w:val="0"/>
                 <w:sz w:val="21"/>
                 <w:szCs w:val="21"/>
-                <w:u w:val="none"/>
-                <w:lang w:val="en-US" w:eastAsia="zh-CN" w:bidi="ar"/>
-              </w:rPr>
-              <w:t>FGFR3 融合</w:t>
-            </w:r>
-          </w:p>
-        </w:tc>
-        <w:tc>
-          <w:tcPr>
-            <w:tcW w:w="1463" w:type="dxa"/>
-            <w:shd w:val="clear" w:color="auto" w:fill="auto"/>
-            <w:vAlign w:val="center"/>
-          </w:tcPr>
-          <w:p>
-            <w:pPr>
-              <w:keepNext w:val="0"/>
-              <w:keepLines w:val="0"/>
-              <w:widowControl/>
-              <w:suppressLineNumbers w:val="0"/>
-              <w:jc w:val="center"/>
-              <w:textAlignment w:val="center"/>
-              <w:rPr>
-                <w:rFonts w:hint="eastAsia" w:ascii="微软雅黑" w:hAnsi="微软雅黑" w:eastAsia="微软雅黑" w:cs="微软雅黑"/>
-                <w:i w:val="0"/>
-                <w:iCs w:val="0"/>
-                <w:color w:val="FF0000"/>
-                <w:sz w:val="21"/>
-                <w:szCs w:val="21"/>
-                <w:highlight w:val="none"/>
-                <w:u w:val="none"/>
-                <w:lang w:val="en-US" w:eastAsia="zh-CN"/>
-              </w:rPr>
-            </w:pPr>
-            <w:r>
-              <w:rPr>
-                <w:rFonts w:hint="eastAsia" w:ascii="微软雅黑" w:hAnsi="微软雅黑" w:eastAsia="微软雅黑" w:cs="微软雅黑"/>
-                <w:i w:val="0"/>
-                <w:iCs w:val="0"/>
-                <w:color w:val="000000"/>
-                <w:kern w:val="0"/>
-                <w:sz w:val="21"/>
-                <w:szCs w:val="21"/>
                 <w:highlight w:val="none"/>
                 <w:u w:val="none"/>
                 <w:lang w:val="en-US" w:eastAsia="zh-CN" w:bidi="ar"/>
               </w:rPr>
-              <w:t>{{ bg.</w:t>
+              <w:t>JAK2</w:t>
             </w:r>
             <w:r>
               <w:rPr>
@@ -4816,7 +6861,7 @@
                 <w:u w:val="none"/>
                 <w:lang w:val="en-US" w:eastAsia="zh-CN" w:bidi="ar"/>
               </w:rPr>
-              <w:t>FGFR3 | mr()</w:t>
+              <w:t>| mr()</w:t>
             </w:r>
             <w:r>
               <w:rPr>
@@ -4838,51 +6883,6 @@
         <w:tc>
           <w:tcPr>
             <w:tcW w:w="6353" w:type="dxa"/>
-            <w:vMerge w:val="continue"/>
-            <w:shd w:val="clear" w:color="auto" w:fill="auto"/>
-            <w:vAlign w:val="center"/>
-          </w:tcPr>
-          <w:p>
-            <w:pPr>
-              <w:jc w:val="left"/>
-              <w:rPr>
-                <w:rFonts w:hint="eastAsia" w:ascii="微软雅黑" w:hAnsi="微软雅黑" w:eastAsia="微软雅黑" w:cs="微软雅黑"/>
-                <w:i w:val="0"/>
-                <w:iCs w:val="0"/>
-                <w:color w:val="000000"/>
-                <w:sz w:val="21"/>
-                <w:szCs w:val="21"/>
-                <w:u w:val="none"/>
-              </w:rPr>
-            </w:pPr>
-          </w:p>
-        </w:tc>
-      </w:tr>
-      <w:tr>
-        <w:tblPrEx>
-          <w:tblBorders>
-            <w:top w:val="single" w:color="244061" w:sz="18" w:space="0"/>
-            <w:left w:val="none" w:color="auto" w:sz="0" w:space="0"/>
-            <w:bottom w:val="dashed" w:color="244061" w:sz="4" w:space="0"/>
-            <w:right w:val="none" w:color="auto" w:sz="0" w:space="0"/>
-            <w:insideH w:val="dashed" w:color="244061" w:sz="4" w:space="0"/>
-            <w:insideV w:val="dashed" w:color="244061" w:sz="4" w:space="0"/>
-          </w:tblBorders>
-          <w:shd w:val="clear" w:color="auto" w:fill="auto"/>
-          <w:tblCellMar>
-            <w:top w:w="0" w:type="dxa"/>
-            <w:left w:w="108" w:type="dxa"/>
-            <w:bottom w:w="0" w:type="dxa"/>
-            <w:right w:w="108" w:type="dxa"/>
-          </w:tblCellMar>
-        </w:tblPrEx>
-        <w:trPr>
-          <w:trHeight w:val="567" w:hRule="atLeast"/>
-          <w:jc w:val="center"/>
-        </w:trPr>
-        <w:tc>
-          <w:tcPr>
-            <w:tcW w:w="1975" w:type="dxa"/>
             <w:shd w:val="clear" w:color="auto" w:fill="auto"/>
             <w:vAlign w:val="center"/>
           </w:tcPr>
@@ -4892,21 +6892,8 @@
               <w:keepLines w:val="0"/>
               <w:widowControl/>
               <w:suppressLineNumbers w:val="0"/>
-              <w:jc w:val="center"/>
+              <w:jc w:val="both"/>
               <w:textAlignment w:val="center"/>
-              <w:rPr>
-                <w:rFonts w:hint="eastAsia" w:ascii="微软雅黑" w:hAnsi="微软雅黑" w:eastAsia="微软雅黑" w:cs="微软雅黑"/>
-                <w:b w:val="0"/>
-                <w:bCs w:val="0"/>
-                <w:i w:val="0"/>
-                <w:iCs w:val="0"/>
-                <w:color w:val="000000"/>
-                <w:sz w:val="21"/>
-                <w:szCs w:val="21"/>
-                <w:u w:val="none"/>
-              </w:rPr>
-            </w:pPr>
-            <w:r>
               <w:rPr>
                 <w:rFonts w:hint="eastAsia" w:ascii="微软雅黑" w:hAnsi="微软雅黑" w:eastAsia="微软雅黑" w:cs="微软雅黑"/>
                 <w:b w:val="0"/>
@@ -4917,53 +6904,11 @@
                 <w:kern w:val="0"/>
                 <w:sz w:val="21"/>
                 <w:szCs w:val="21"/>
-                <w:u w:val="none"/>
-                <w:lang w:val="en-US" w:eastAsia="zh-CN" w:bidi="ar"/>
-              </w:rPr>
-              <w:t>NTRK1 融合</w:t>
-            </w:r>
-          </w:p>
-        </w:tc>
-        <w:tc>
-          <w:tcPr>
-            <w:tcW w:w="1463" w:type="dxa"/>
-            <w:shd w:val="clear" w:color="auto" w:fill="auto"/>
-            <w:vAlign w:val="center"/>
-          </w:tcPr>
-          <w:p>
-            <w:pPr>
-              <w:keepNext w:val="0"/>
-              <w:keepLines w:val="0"/>
-              <w:widowControl/>
-              <w:suppressLineNumbers w:val="0"/>
-              <w:jc w:val="center"/>
-              <w:textAlignment w:val="center"/>
-              <w:rPr>
-                <w:rFonts w:hint="eastAsia" w:ascii="微软雅黑" w:hAnsi="微软雅黑" w:eastAsia="微软雅黑" w:cs="微软雅黑"/>
-                <w:i w:val="0"/>
-                <w:iCs w:val="0"/>
-                <w:color w:val="FF0000"/>
-                <w:sz w:val="21"/>
-                <w:szCs w:val="21"/>
-                <w:highlight w:val="none"/>
-                <w:u w:val="none"/>
-              </w:rPr>
-            </w:pPr>
-            <w:r>
-              <w:rPr>
-                <w:rFonts w:hint="eastAsia" w:ascii="微软雅黑" w:hAnsi="微软雅黑" w:eastAsia="微软雅黑" w:cs="微软雅黑"/>
-                <w:i w:val="0"/>
-                <w:iCs w:val="0"/>
-                <w:color w:val="000000"/>
-                <w:kern w:val="0"/>
-                <w:sz w:val="21"/>
-                <w:szCs w:val="21"/>
                 <w:highlight w:val="none"/>
                 <w:u w:val="none"/>
                 <w:lang w:val="en-US" w:eastAsia="zh-CN" w:bidi="ar"/>
               </w:rPr>
-              <w:t>{{ bg.</w:t>
-            </w:r>
+            </w:pPr>
             <w:r>
               <w:rPr>
                 <w:rFonts w:hint="eastAsia" w:ascii="微软雅黑" w:hAnsi="微软雅黑" w:eastAsia="微软雅黑" w:cs="微软雅黑"/>
@@ -4975,66 +6920,11 @@
                 <w:kern w:val="0"/>
                 <w:sz w:val="21"/>
                 <w:szCs w:val="21"/>
-                <w:u w:val="none"/>
-                <w:lang w:val="en-US" w:eastAsia="zh-CN" w:bidi="ar"/>
-              </w:rPr>
-              <w:t>NTRK1 | mr()</w:t>
-            </w:r>
-            <w:r>
-              <w:rPr>
-                <w:rFonts w:hint="eastAsia" w:ascii="微软雅黑" w:hAnsi="微软雅黑" w:eastAsia="微软雅黑" w:cs="微软雅黑"/>
-                <w:i w:val="0"/>
-                <w:iCs w:val="0"/>
-                <w:color w:val="000000"/>
-                <w:kern w:val="0"/>
-                <w:sz w:val="21"/>
-                <w:szCs w:val="21"/>
                 <w:highlight w:val="none"/>
                 <w:u w:val="none"/>
                 <w:lang w:val="en-US" w:eastAsia="zh-CN" w:bidi="ar"/>
               </w:rPr>
-              <w:t xml:space="preserve"> }}</w:t>
-            </w:r>
-          </w:p>
-        </w:tc>
-        <w:tc>
-          <w:tcPr>
-            <w:tcW w:w="6353" w:type="dxa"/>
-            <w:vMerge w:val="restart"/>
-            <w:shd w:val="clear" w:color="auto" w:fill="auto"/>
-            <w:vAlign w:val="center"/>
-          </w:tcPr>
-          <w:p>
-            <w:pPr>
-              <w:keepNext w:val="0"/>
-              <w:keepLines w:val="0"/>
-              <w:widowControl/>
-              <w:suppressLineNumbers w:val="0"/>
-              <w:jc w:val="left"/>
-              <w:textAlignment w:val="center"/>
-              <w:rPr>
-                <w:rFonts w:hint="eastAsia" w:ascii="微软雅黑" w:hAnsi="微软雅黑" w:eastAsia="微软雅黑" w:cs="微软雅黑"/>
-                <w:i w:val="0"/>
-                <w:iCs w:val="0"/>
-                <w:color w:val="000000"/>
-                <w:sz w:val="21"/>
-                <w:szCs w:val="21"/>
-                <w:u w:val="none"/>
-              </w:rPr>
-            </w:pPr>
-            <w:r>
-              <w:rPr>
-                <w:rFonts w:hint="eastAsia" w:ascii="微软雅黑" w:hAnsi="微软雅黑" w:eastAsia="微软雅黑" w:cs="微软雅黑"/>
-                <w:i w:val="0"/>
-                <w:iCs w:val="0"/>
-                <w:color w:val="000000"/>
-                <w:kern w:val="0"/>
-                <w:sz w:val="21"/>
-                <w:szCs w:val="21"/>
-                <w:u w:val="none"/>
-                <w:lang w:val="en-US" w:eastAsia="zh-CN" w:bidi="ar"/>
-              </w:rPr>
-              <w:t>常见于婴儿型半球胶质瘤。治疗意义：靶向治疗靶点。</w:t>
+              <w:t>该基因融合和错义突变与慢性粒细胞白血病有关，有临床研究显示携带该基因融合突变的慢性粒细胞白血病患者对伊马替尼有效。</w:t>
             </w:r>
           </w:p>
         </w:tc>
@@ -5081,9 +6971,12 @@
                 <w:i w:val="0"/>
                 <w:iCs w:val="0"/>
                 <w:color w:val="000000"/>
-                <w:sz w:val="21"/>
-                <w:szCs w:val="21"/>
+                <w:kern w:val="0"/>
+                <w:sz w:val="21"/>
+                <w:szCs w:val="21"/>
+                <w:highlight w:val="none"/>
                 <w:u w:val="none"/>
+                <w:lang w:val="en-US" w:eastAsia="zh-CN" w:bidi="ar"/>
               </w:rPr>
             </w:pPr>
             <w:r>
@@ -5097,10 +6990,11 @@
                 <w:kern w:val="0"/>
                 <w:sz w:val="21"/>
                 <w:szCs w:val="21"/>
+                <w:highlight w:val="none"/>
                 <w:u w:val="none"/>
                 <w:lang w:val="en-US" w:eastAsia="zh-CN" w:bidi="ar"/>
               </w:rPr>
-              <w:t>NTRK2 融合</w:t>
+              <w:t>MYB融合</w:t>
             </w:r>
           </w:p>
         </w:tc>
@@ -5118,33 +7012,6 @@
               <w:suppressLineNumbers w:val="0"/>
               <w:jc w:val="center"/>
               <w:textAlignment w:val="center"/>
-              <w:rPr>
-                <w:rFonts w:hint="eastAsia" w:ascii="微软雅黑" w:hAnsi="微软雅黑" w:eastAsia="微软雅黑" w:cs="微软雅黑"/>
-                <w:i w:val="0"/>
-                <w:iCs w:val="0"/>
-                <w:color w:val="FF0000"/>
-                <w:sz w:val="21"/>
-                <w:szCs w:val="21"/>
-                <w:highlight w:val="none"/>
-                <w:u w:val="none"/>
-              </w:rPr>
-            </w:pPr>
-            <w:r>
-              <w:rPr>
-                <w:rFonts w:hint="eastAsia" w:ascii="微软雅黑" w:hAnsi="微软雅黑" w:eastAsia="微软雅黑" w:cs="微软雅黑"/>
-                <w:i w:val="0"/>
-                <w:iCs w:val="0"/>
-                <w:color w:val="000000"/>
-                <w:kern w:val="0"/>
-                <w:sz w:val="21"/>
-                <w:szCs w:val="21"/>
-                <w:highlight w:val="none"/>
-                <w:u w:val="none"/>
-                <w:lang w:val="en-US" w:eastAsia="zh-CN" w:bidi="ar"/>
-              </w:rPr>
-              <w:t>{{ bg.</w:t>
-            </w:r>
-            <w:r>
               <w:rPr>
                 <w:rFonts w:hint="eastAsia" w:ascii="微软雅黑" w:hAnsi="微软雅黑" w:eastAsia="微软雅黑" w:cs="微软雅黑"/>
                 <w:b w:val="0"/>
@@ -5155,11 +7022,11 @@
                 <w:kern w:val="0"/>
                 <w:sz w:val="21"/>
                 <w:szCs w:val="21"/>
+                <w:highlight w:val="none"/>
                 <w:u w:val="none"/>
                 <w:lang w:val="en-US" w:eastAsia="zh-CN" w:bidi="ar"/>
               </w:rPr>
-              <w:t>NTRK2 | mr()</w:t>
-            </w:r>
+            </w:pPr>
             <w:r>
               <w:rPr>
                 <w:rFonts w:hint="eastAsia" w:ascii="微软雅黑" w:hAnsi="微软雅黑" w:eastAsia="微软雅黑" w:cs="微软雅黑"/>
@@ -5173,81 +7040,8 @@
                 <w:u w:val="none"/>
                 <w:lang w:val="en-US" w:eastAsia="zh-CN" w:bidi="ar"/>
               </w:rPr>
-              <w:t xml:space="preserve"> }}</w:t>
-            </w:r>
-          </w:p>
-        </w:tc>
-        <w:tc>
-          <w:tcPr>
-            <w:tcW w:w="6353" w:type="dxa"/>
-            <w:vMerge w:val="continue"/>
-            <w:shd w:val="clear" w:color="auto" w:fill="auto"/>
-            <w:vAlign w:val="center"/>
-          </w:tcPr>
-          <w:p>
-            <w:pPr>
-              <w:jc w:val="left"/>
-              <w:rPr>
-                <w:rFonts w:hint="eastAsia" w:ascii="微软雅黑" w:hAnsi="微软雅黑" w:eastAsia="微软雅黑" w:cs="微软雅黑"/>
-                <w:i w:val="0"/>
-                <w:iCs w:val="0"/>
-                <w:color w:val="000000"/>
-                <w:sz w:val="21"/>
-                <w:szCs w:val="21"/>
-                <w:u w:val="none"/>
-              </w:rPr>
-            </w:pPr>
-          </w:p>
-        </w:tc>
-      </w:tr>
-      <w:tr>
-        <w:tblPrEx>
-          <w:tblBorders>
-            <w:top w:val="single" w:color="244061" w:sz="18" w:space="0"/>
-            <w:left w:val="none" w:color="auto" w:sz="0" w:space="0"/>
-            <w:bottom w:val="dashed" w:color="244061" w:sz="4" w:space="0"/>
-            <w:right w:val="none" w:color="auto" w:sz="0" w:space="0"/>
-            <w:insideH w:val="dashed" w:color="244061" w:sz="4" w:space="0"/>
-            <w:insideV w:val="dashed" w:color="244061" w:sz="4" w:space="0"/>
-          </w:tblBorders>
-          <w:shd w:val="clear" w:color="auto" w:fill="auto"/>
-          <w:tblCellMar>
-            <w:top w:w="0" w:type="dxa"/>
-            <w:left w:w="108" w:type="dxa"/>
-            <w:bottom w:w="0" w:type="dxa"/>
-            <w:right w:w="108" w:type="dxa"/>
-          </w:tblCellMar>
-        </w:tblPrEx>
-        <w:trPr>
-          <w:trHeight w:val="567" w:hRule="atLeast"/>
-          <w:jc w:val="center"/>
-        </w:trPr>
-        <w:tc>
-          <w:tcPr>
-            <w:tcW w:w="1975" w:type="dxa"/>
-            <w:shd w:val="clear" w:color="auto" w:fill="auto"/>
-            <w:vAlign w:val="center"/>
-          </w:tcPr>
-          <w:p>
-            <w:pPr>
-              <w:keepNext w:val="0"/>
-              <w:keepLines w:val="0"/>
-              <w:widowControl/>
-              <w:suppressLineNumbers w:val="0"/>
-              <w:jc w:val="center"/>
-              <w:textAlignment w:val="center"/>
-              <w:rPr>
-                <w:rFonts w:hint="eastAsia" w:ascii="微软雅黑" w:hAnsi="微软雅黑" w:eastAsia="微软雅黑" w:cs="微软雅黑"/>
-                <w:b w:val="0"/>
-                <w:bCs w:val="0"/>
-                <w:i w:val="0"/>
-                <w:iCs w:val="0"/>
-                <w:color w:val="000000"/>
-                <w:sz w:val="21"/>
-                <w:szCs w:val="21"/>
-                <w:u w:val="none"/>
-              </w:rPr>
-            </w:pPr>
+              <w:t>{{ bg.</w:t>
+            </w:r>
             <w:r>
               <w:rPr>
                 <w:rFonts w:hint="eastAsia" w:ascii="微软雅黑" w:hAnsi="微软雅黑" w:eastAsia="微软雅黑" w:cs="微软雅黑"/>
@@ -5259,52 +7053,11 @@
                 <w:kern w:val="0"/>
                 <w:sz w:val="21"/>
                 <w:szCs w:val="21"/>
-                <w:u w:val="none"/>
-                <w:lang w:val="en-US" w:eastAsia="zh-CN" w:bidi="ar"/>
-              </w:rPr>
-              <w:t>NTRK3 融合</w:t>
-            </w:r>
-          </w:p>
-        </w:tc>
-        <w:tc>
-          <w:tcPr>
-            <w:tcW w:w="1463" w:type="dxa"/>
-            <w:shd w:val="clear" w:color="auto" w:fill="auto"/>
-            <w:vAlign w:val="center"/>
-          </w:tcPr>
-          <w:p>
-            <w:pPr>
-              <w:keepNext w:val="0"/>
-              <w:keepLines w:val="0"/>
-              <w:widowControl/>
-              <w:suppressLineNumbers w:val="0"/>
-              <w:jc w:val="center"/>
-              <w:textAlignment w:val="center"/>
-              <w:rPr>
-                <w:rFonts w:hint="eastAsia" w:ascii="微软雅黑" w:hAnsi="微软雅黑" w:eastAsia="微软雅黑" w:cs="微软雅黑"/>
-                <w:i w:val="0"/>
-                <w:iCs w:val="0"/>
-                <w:color w:val="FF0000"/>
-                <w:sz w:val="21"/>
-                <w:szCs w:val="21"/>
-                <w:highlight w:val="none"/>
-                <w:u w:val="none"/>
-              </w:rPr>
-            </w:pPr>
-            <w:r>
-              <w:rPr>
-                <w:rFonts w:hint="eastAsia" w:ascii="微软雅黑" w:hAnsi="微软雅黑" w:eastAsia="微软雅黑" w:cs="微软雅黑"/>
-                <w:i w:val="0"/>
-                <w:iCs w:val="0"/>
-                <w:color w:val="000000"/>
-                <w:kern w:val="0"/>
-                <w:sz w:val="21"/>
-                <w:szCs w:val="21"/>
                 <w:highlight w:val="none"/>
                 <w:u w:val="none"/>
                 <w:lang w:val="en-US" w:eastAsia="zh-CN" w:bidi="ar"/>
               </w:rPr>
-              <w:t>{{ bg.</w:t>
+              <w:t xml:space="preserve">MYB </w:t>
             </w:r>
             <w:r>
               <w:rPr>
@@ -5320,7 +7073,7 @@
                 <w:u w:val="none"/>
                 <w:lang w:val="en-US" w:eastAsia="zh-CN" w:bidi="ar"/>
               </w:rPr>
-              <w:t>NTRK3 | mr()</w:t>
+              <w:t>| mr()</w:t>
             </w:r>
             <w:r>
               <w:rPr>
@@ -5342,51 +7095,7 @@
         <w:tc>
           <w:tcPr>
             <w:tcW w:w="6353" w:type="dxa"/>
-            <w:vMerge w:val="continue"/>
-            <w:shd w:val="clear" w:color="auto" w:fill="auto"/>
-            <w:vAlign w:val="center"/>
-          </w:tcPr>
-          <w:p>
-            <w:pPr>
-              <w:jc w:val="left"/>
-              <w:rPr>
-                <w:rFonts w:hint="eastAsia" w:ascii="微软雅黑" w:hAnsi="微软雅黑" w:eastAsia="微软雅黑" w:cs="微软雅黑"/>
-                <w:i w:val="0"/>
-                <w:iCs w:val="0"/>
-                <w:color w:val="000000"/>
-                <w:sz w:val="21"/>
-                <w:szCs w:val="21"/>
-                <w:u w:val="none"/>
-              </w:rPr>
-            </w:pPr>
-          </w:p>
-        </w:tc>
-      </w:tr>
-      <w:tr>
-        <w:tblPrEx>
-          <w:tblBorders>
-            <w:top w:val="single" w:color="244061" w:sz="18" w:space="0"/>
-            <w:left w:val="none" w:color="auto" w:sz="0" w:space="0"/>
-            <w:bottom w:val="dashed" w:color="244061" w:sz="4" w:space="0"/>
-            <w:right w:val="none" w:color="auto" w:sz="0" w:space="0"/>
-            <w:insideH w:val="dashed" w:color="244061" w:sz="4" w:space="0"/>
-            <w:insideV w:val="dashed" w:color="244061" w:sz="4" w:space="0"/>
-          </w:tblBorders>
-          <w:shd w:val="clear" w:color="auto" w:fill="auto"/>
-          <w:tblCellMar>
-            <w:top w:w="0" w:type="dxa"/>
-            <w:left w:w="108" w:type="dxa"/>
-            <w:bottom w:w="0" w:type="dxa"/>
-            <w:right w:w="108" w:type="dxa"/>
-          </w:tblCellMar>
-        </w:tblPrEx>
-        <w:trPr>
-          <w:trHeight w:val="567" w:hRule="atLeast"/>
-          <w:jc w:val="center"/>
-        </w:trPr>
-        <w:tc>
-          <w:tcPr>
-            <w:tcW w:w="1975" w:type="dxa"/>
+            <w:vMerge w:val="restart"/>
             <w:shd w:val="clear" w:color="auto" w:fill="auto"/>
             <w:vAlign w:val="center"/>
           </w:tcPr>
@@ -5396,21 +7105,8 @@
               <w:keepLines w:val="0"/>
               <w:widowControl/>
               <w:suppressLineNumbers w:val="0"/>
-              <w:jc w:val="center"/>
+              <w:jc w:val="both"/>
               <w:textAlignment w:val="center"/>
-              <w:rPr>
-                <w:rFonts w:hint="eastAsia" w:ascii="微软雅黑" w:hAnsi="微软雅黑" w:eastAsia="微软雅黑" w:cs="微软雅黑"/>
-                <w:b w:val="0"/>
-                <w:bCs w:val="0"/>
-                <w:i w:val="0"/>
-                <w:iCs w:val="0"/>
-                <w:color w:val="000000"/>
-                <w:sz w:val="21"/>
-                <w:szCs w:val="21"/>
-                <w:u w:val="none"/>
-              </w:rPr>
-            </w:pPr>
-            <w:r>
               <w:rPr>
                 <w:rFonts w:hint="eastAsia" w:ascii="微软雅黑" w:hAnsi="微软雅黑" w:eastAsia="微软雅黑" w:cs="微软雅黑"/>
                 <w:b w:val="0"/>
@@ -5421,54 +7117,11 @@
                 <w:kern w:val="0"/>
                 <w:sz w:val="21"/>
                 <w:szCs w:val="21"/>
-                <w:u w:val="none"/>
-                <w:lang w:val="en-US" w:eastAsia="zh-CN" w:bidi="ar"/>
-              </w:rPr>
-              <w:t>ALK 融合</w:t>
-            </w:r>
-          </w:p>
-        </w:tc>
-        <w:tc>
-          <w:tcPr>
-            <w:tcW w:w="1463" w:type="dxa"/>
-            <w:shd w:val="clear" w:color="auto" w:fill="auto"/>
-            <w:vAlign w:val="center"/>
-          </w:tcPr>
-          <w:p>
-            <w:pPr>
-              <w:keepNext w:val="0"/>
-              <w:keepLines w:val="0"/>
-              <w:widowControl/>
-              <w:suppressLineNumbers w:val="0"/>
-              <w:jc w:val="center"/>
-              <w:textAlignment w:val="center"/>
-              <w:rPr>
-                <w:rFonts w:hint="eastAsia" w:ascii="微软雅黑" w:hAnsi="微软雅黑" w:eastAsia="微软雅黑" w:cs="微软雅黑"/>
-                <w:i w:val="0"/>
-                <w:iCs w:val="0"/>
-                <w:color w:val="FF0000"/>
-                <w:sz w:val="21"/>
-                <w:szCs w:val="21"/>
-                <w:highlight w:val="none"/>
-                <w:u w:val="none"/>
-                <w:lang w:eastAsia="zh-CN"/>
-              </w:rPr>
-            </w:pPr>
-            <w:r>
-              <w:rPr>
-                <w:rFonts w:hint="eastAsia" w:ascii="微软雅黑" w:hAnsi="微软雅黑" w:eastAsia="微软雅黑" w:cs="微软雅黑"/>
-                <w:i w:val="0"/>
-                <w:iCs w:val="0"/>
-                <w:color w:val="000000"/>
-                <w:kern w:val="0"/>
-                <w:sz w:val="21"/>
-                <w:szCs w:val="21"/>
                 <w:highlight w:val="none"/>
                 <w:u w:val="none"/>
                 <w:lang w:val="en-US" w:eastAsia="zh-CN" w:bidi="ar"/>
               </w:rPr>
-              <w:t>{{ bg.</w:t>
-            </w:r>
+            </w:pPr>
             <w:r>
               <w:rPr>
                 <w:rFonts w:hint="eastAsia" w:ascii="微软雅黑" w:hAnsi="微软雅黑" w:eastAsia="微软雅黑" w:cs="微软雅黑"/>
@@ -5480,65 +7133,11 @@
                 <w:kern w:val="0"/>
                 <w:sz w:val="21"/>
                 <w:szCs w:val="21"/>
-                <w:u w:val="none"/>
-                <w:lang w:val="en-US" w:eastAsia="zh-CN" w:bidi="ar"/>
-              </w:rPr>
-              <w:t>ALK | mr()</w:t>
-            </w:r>
-            <w:r>
-              <w:rPr>
-                <w:rFonts w:hint="eastAsia" w:ascii="微软雅黑" w:hAnsi="微软雅黑" w:eastAsia="微软雅黑" w:cs="微软雅黑"/>
-                <w:i w:val="0"/>
-                <w:iCs w:val="0"/>
-                <w:color w:val="000000"/>
-                <w:kern w:val="0"/>
-                <w:sz w:val="21"/>
-                <w:szCs w:val="21"/>
                 <w:highlight w:val="none"/>
                 <w:u w:val="none"/>
                 <w:lang w:val="en-US" w:eastAsia="zh-CN" w:bidi="ar"/>
               </w:rPr>
-              <w:t xml:space="preserve"> }}</w:t>
-            </w:r>
-          </w:p>
-        </w:tc>
-        <w:tc>
-          <w:tcPr>
-            <w:tcW w:w="6353" w:type="dxa"/>
-            <w:shd w:val="clear" w:color="auto" w:fill="auto"/>
-            <w:vAlign w:val="center"/>
-          </w:tcPr>
-          <w:p>
-            <w:pPr>
-              <w:keepNext w:val="0"/>
-              <w:keepLines w:val="0"/>
-              <w:widowControl/>
-              <w:suppressLineNumbers w:val="0"/>
-              <w:jc w:val="left"/>
-              <w:textAlignment w:val="center"/>
-              <w:rPr>
-                <w:rFonts w:hint="eastAsia" w:ascii="微软雅黑" w:hAnsi="微软雅黑" w:eastAsia="微软雅黑" w:cs="微软雅黑"/>
-                <w:i w:val="0"/>
-                <w:iCs w:val="0"/>
-                <w:color w:val="000000"/>
-                <w:sz w:val="21"/>
-                <w:szCs w:val="21"/>
-                <w:u w:val="none"/>
-              </w:rPr>
-            </w:pPr>
-            <w:r>
-              <w:rPr>
-                <w:rFonts w:hint="eastAsia" w:ascii="微软雅黑" w:hAnsi="微软雅黑" w:eastAsia="微软雅黑" w:cs="微软雅黑"/>
-                <w:i w:val="0"/>
-                <w:iCs w:val="0"/>
-                <w:color w:val="000000"/>
-                <w:kern w:val="0"/>
-                <w:sz w:val="21"/>
-                <w:szCs w:val="21"/>
-                <w:u w:val="none"/>
-                <w:lang w:val="en-US" w:eastAsia="zh-CN" w:bidi="ar"/>
-              </w:rPr>
-              <w:t>常见于婴儿型半球胶质瘤。治疗意义：靶向治疗靶点。</w:t>
+              <w:t>病理类型为WHO II级的IDH野生型/H3野生型弥漫胶质瘤，如果其有如下分子特征：BRAF V600E，FGFR1变异，MYB/BYBL1重排则此类患者预后较好，肿瘤较为惰性，很少向高级别进行。</w:t>
             </w:r>
           </w:p>
         </w:tc>
@@ -5585,9 +7184,12 @@
                 <w:i w:val="0"/>
                 <w:iCs w:val="0"/>
                 <w:color w:val="000000"/>
-                <w:sz w:val="21"/>
-                <w:szCs w:val="21"/>
+                <w:kern w:val="0"/>
+                <w:sz w:val="21"/>
+                <w:szCs w:val="21"/>
+                <w:highlight w:val="none"/>
                 <w:u w:val="none"/>
+                <w:lang w:val="en-US" w:eastAsia="zh-CN" w:bidi="ar"/>
               </w:rPr>
             </w:pPr>
             <w:r>
@@ -5601,10 +7203,11 @@
                 <w:kern w:val="0"/>
                 <w:sz w:val="21"/>
                 <w:szCs w:val="21"/>
+                <w:highlight w:val="none"/>
                 <w:u w:val="none"/>
                 <w:lang w:val="en-US" w:eastAsia="zh-CN" w:bidi="ar"/>
               </w:rPr>
-              <w:t>ROS1 融合</w:t>
+              <w:t>MYBL1融合</w:t>
             </w:r>
           </w:p>
         </w:tc>
@@ -5622,33 +7225,6 @@
               <w:suppressLineNumbers w:val="0"/>
               <w:jc w:val="center"/>
               <w:textAlignment w:val="center"/>
-              <w:rPr>
-                <w:rFonts w:hint="eastAsia" w:ascii="微软雅黑" w:hAnsi="微软雅黑" w:eastAsia="微软雅黑" w:cs="微软雅黑"/>
-                <w:i w:val="0"/>
-                <w:iCs w:val="0"/>
-                <w:color w:val="FF0000"/>
-                <w:sz w:val="21"/>
-                <w:szCs w:val="21"/>
-                <w:highlight w:val="none"/>
-                <w:u w:val="none"/>
-              </w:rPr>
-            </w:pPr>
-            <w:r>
-              <w:rPr>
-                <w:rFonts w:hint="eastAsia" w:ascii="微软雅黑" w:hAnsi="微软雅黑" w:eastAsia="微软雅黑" w:cs="微软雅黑"/>
-                <w:i w:val="0"/>
-                <w:iCs w:val="0"/>
-                <w:color w:val="000000"/>
-                <w:kern w:val="0"/>
-                <w:sz w:val="21"/>
-                <w:szCs w:val="21"/>
-                <w:highlight w:val="none"/>
-                <w:u w:val="none"/>
-                <w:lang w:val="en-US" w:eastAsia="zh-CN" w:bidi="ar"/>
-              </w:rPr>
-              <w:t>{{ bg.</w:t>
-            </w:r>
-            <w:r>
               <w:rPr>
                 <w:rFonts w:hint="eastAsia" w:ascii="微软雅黑" w:hAnsi="微软雅黑" w:eastAsia="微软雅黑" w:cs="微软雅黑"/>
                 <w:b w:val="0"/>
@@ -5659,11 +7235,11 @@
                 <w:kern w:val="0"/>
                 <w:sz w:val="21"/>
                 <w:szCs w:val="21"/>
+                <w:highlight w:val="none"/>
                 <w:u w:val="none"/>
                 <w:lang w:val="en-US" w:eastAsia="zh-CN" w:bidi="ar"/>
               </w:rPr>
-              <w:t>ROS1 | mr()</w:t>
-            </w:r>
+            </w:pPr>
             <w:r>
               <w:rPr>
                 <w:rFonts w:hint="eastAsia" w:ascii="微软雅黑" w:hAnsi="微软雅黑" w:eastAsia="微软雅黑" w:cs="微软雅黑"/>
@@ -5677,6 +7253,54 @@
                 <w:u w:val="none"/>
                 <w:lang w:val="en-US" w:eastAsia="zh-CN" w:bidi="ar"/>
               </w:rPr>
+              <w:t>{{ bg.</w:t>
+            </w:r>
+            <w:r>
+              <w:rPr>
+                <w:rFonts w:hint="eastAsia" w:ascii="微软雅黑" w:hAnsi="微软雅黑" w:eastAsia="微软雅黑" w:cs="微软雅黑"/>
+                <w:b w:val="0"/>
+                <w:bCs w:val="0"/>
+                <w:i w:val="0"/>
+                <w:iCs w:val="0"/>
+                <w:color w:val="000000"/>
+                <w:kern w:val="0"/>
+                <w:sz w:val="21"/>
+                <w:szCs w:val="21"/>
+                <w:highlight w:val="none"/>
+                <w:u w:val="none"/>
+                <w:lang w:val="en-US" w:eastAsia="zh-CN" w:bidi="ar"/>
+              </w:rPr>
+              <w:t>MYBL1</w:t>
+            </w:r>
+            <w:r>
+              <w:rPr>
+                <w:rFonts w:hint="eastAsia" w:ascii="微软雅黑" w:hAnsi="微软雅黑" w:eastAsia="微软雅黑" w:cs="微软雅黑"/>
+                <w:b w:val="0"/>
+                <w:bCs w:val="0"/>
+                <w:i w:val="0"/>
+                <w:iCs w:val="0"/>
+                <w:color w:val="000000"/>
+                <w:kern w:val="0"/>
+                <w:sz w:val="21"/>
+                <w:szCs w:val="21"/>
+                <w:u w:val="none"/>
+                <w:lang w:val="en-US" w:eastAsia="zh-CN" w:bidi="ar"/>
+              </w:rPr>
+              <w:t>| mr()</w:t>
+            </w:r>
+            <w:r>
+              <w:rPr>
+                <w:rFonts w:hint="eastAsia" w:ascii="微软雅黑" w:hAnsi="微软雅黑" w:eastAsia="微软雅黑" w:cs="微软雅黑"/>
+                <w:i w:val="0"/>
+                <w:iCs w:val="0"/>
+                <w:color w:val="000000"/>
+                <w:kern w:val="0"/>
+                <w:sz w:val="21"/>
+                <w:szCs w:val="21"/>
+                <w:highlight w:val="none"/>
+                <w:u w:val="none"/>
+                <w:lang w:val="en-US" w:eastAsia="zh-CN" w:bidi="ar"/>
+              </w:rPr>
               <w:t xml:space="preserve"> }}</w:t>
             </w:r>
           </w:p>
@@ -5684,6 +7308,7 @@
         <w:tc>
           <w:tcPr>
             <w:tcW w:w="6353" w:type="dxa"/>
+            <w:vMerge w:val="continue"/>
             <w:shd w:val="clear" w:color="auto" w:fill="auto"/>
             <w:vAlign w:val="center"/>
           </w:tcPr>
@@ -5700,25 +7325,14 @@
                 <w:i w:val="0"/>
                 <w:iCs w:val="0"/>
                 <w:color w:val="000000"/>
-                <w:sz w:val="21"/>
-                <w:szCs w:val="21"/>
-                <w:u w:val="none"/>
-              </w:rPr>
-            </w:pPr>
-            <w:r>
-              <w:rPr>
-                <w:rFonts w:hint="eastAsia" w:ascii="微软雅黑" w:hAnsi="微软雅黑" w:eastAsia="微软雅黑" w:cs="微软雅黑"/>
-                <w:i w:val="0"/>
-                <w:iCs w:val="0"/>
-                <w:color w:val="000000"/>
                 <w:kern w:val="0"/>
                 <w:sz w:val="21"/>
                 <w:szCs w:val="21"/>
+                <w:highlight w:val="none"/>
                 <w:u w:val="none"/>
                 <w:lang w:val="en-US" w:eastAsia="zh-CN" w:bidi="ar"/>
               </w:rPr>
-              <w:t>常见于婴儿型半球胶质瘤。治疗意义：靶向治疗靶点。</w:t>
-            </w:r>
+            </w:pPr>
           </w:p>
         </w:tc>
       </w:tr>
@@ -5732,1639 +7346,6 @@
             <w:insideH w:val="dashed" w:color="244061" w:sz="4" w:space="0"/>
             <w:insideV w:val="dashed" w:color="244061" w:sz="4" w:space="0"/>
           </w:tblBorders>
-          <w:shd w:val="clear" w:color="auto" w:fill="auto"/>
-          <w:tblCellMar>
-            <w:top w:w="0" w:type="dxa"/>
-            <w:left w:w="108" w:type="dxa"/>
-            <w:bottom w:w="0" w:type="dxa"/>
-            <w:right w:w="108" w:type="dxa"/>
-          </w:tblCellMar>
-        </w:tblPrEx>
-        <w:trPr>
-          <w:trHeight w:val="567" w:hRule="atLeast"/>
-          <w:jc w:val="center"/>
-        </w:trPr>
-        <w:tc>
-          <w:tcPr>
-            <w:tcW w:w="1975" w:type="dxa"/>
-            <w:shd w:val="clear" w:color="auto" w:fill="auto"/>
-            <w:vAlign w:val="center"/>
-          </w:tcPr>
-          <w:p>
-            <w:pPr>
-              <w:keepNext w:val="0"/>
-              <w:keepLines w:val="0"/>
-              <w:widowControl/>
-              <w:suppressLineNumbers w:val="0"/>
-              <w:jc w:val="center"/>
-              <w:textAlignment w:val="center"/>
-              <w:rPr>
-                <w:rFonts w:hint="eastAsia" w:ascii="微软雅黑" w:hAnsi="微软雅黑" w:eastAsia="微软雅黑" w:cs="微软雅黑"/>
-                <w:b w:val="0"/>
-                <w:bCs w:val="0"/>
-                <w:i w:val="0"/>
-                <w:iCs w:val="0"/>
-                <w:color w:val="000000"/>
-                <w:kern w:val="0"/>
-                <w:sz w:val="21"/>
-                <w:szCs w:val="21"/>
-                <w:u w:val="none"/>
-                <w:lang w:val="en-US" w:eastAsia="zh-CN" w:bidi="ar"/>
-              </w:rPr>
-            </w:pPr>
-            <w:r>
-              <w:rPr>
-                <w:rFonts w:hint="eastAsia" w:ascii="微软雅黑" w:hAnsi="微软雅黑" w:eastAsia="微软雅黑" w:cs="微软雅黑"/>
-                <w:b w:val="0"/>
-                <w:bCs w:val="0"/>
-                <w:i w:val="0"/>
-                <w:iCs w:val="0"/>
-                <w:color w:val="000000"/>
-                <w:kern w:val="0"/>
-                <w:sz w:val="21"/>
-                <w:szCs w:val="21"/>
-                <w:u w:val="none"/>
-                <w:lang w:val="en-US" w:eastAsia="zh-CN" w:bidi="ar"/>
-              </w:rPr>
-              <w:t>YAP1 融合</w:t>
-            </w:r>
-          </w:p>
-        </w:tc>
-        <w:tc>
-          <w:tcPr>
-            <w:tcW w:w="1463" w:type="dxa"/>
-            <w:shd w:val="clear" w:color="auto" w:fill="auto"/>
-            <w:vAlign w:val="center"/>
-          </w:tcPr>
-          <w:p>
-            <w:pPr>
-              <w:keepNext w:val="0"/>
-              <w:keepLines w:val="0"/>
-              <w:widowControl/>
-              <w:suppressLineNumbers w:val="0"/>
-              <w:jc w:val="center"/>
-              <w:textAlignment w:val="center"/>
-              <w:rPr>
-                <w:rFonts w:hint="eastAsia" w:ascii="微软雅黑" w:hAnsi="微软雅黑" w:eastAsia="微软雅黑" w:cs="微软雅黑"/>
-                <w:i w:val="0"/>
-                <w:iCs w:val="0"/>
-                <w:color w:val="000000"/>
-                <w:kern w:val="0"/>
-                <w:sz w:val="21"/>
-                <w:szCs w:val="21"/>
-                <w:highlight w:val="none"/>
-                <w:u w:val="none"/>
-                <w:lang w:val="en-US" w:eastAsia="zh-CN" w:bidi="ar"/>
-              </w:rPr>
-            </w:pPr>
-            <w:r>
-              <w:rPr>
-                <w:rFonts w:hint="eastAsia" w:ascii="微软雅黑" w:hAnsi="微软雅黑" w:eastAsia="微软雅黑" w:cs="微软雅黑"/>
-                <w:i w:val="0"/>
-                <w:iCs w:val="0"/>
-                <w:color w:val="000000"/>
-                <w:kern w:val="0"/>
-                <w:sz w:val="21"/>
-                <w:szCs w:val="21"/>
-                <w:highlight w:val="none"/>
-                <w:u w:val="none"/>
-                <w:lang w:val="en-US" w:eastAsia="zh-CN" w:bidi="ar"/>
-              </w:rPr>
-              <w:t>{{ bg.</w:t>
-            </w:r>
-            <w:r>
-              <w:rPr>
-                <w:rFonts w:hint="eastAsia" w:ascii="微软雅黑" w:hAnsi="微软雅黑" w:eastAsia="微软雅黑" w:cs="微软雅黑"/>
-                <w:b w:val="0"/>
-                <w:bCs w:val="0"/>
-                <w:i w:val="0"/>
-                <w:iCs w:val="0"/>
-                <w:color w:val="000000"/>
-                <w:kern w:val="0"/>
-                <w:sz w:val="21"/>
-                <w:szCs w:val="21"/>
-                <w:u w:val="none"/>
-                <w:lang w:val="en-US" w:eastAsia="zh-CN" w:bidi="ar"/>
-              </w:rPr>
-              <w:t>YAP1 | mr()</w:t>
-            </w:r>
-            <w:r>
-              <w:rPr>
-                <w:rFonts w:hint="eastAsia" w:ascii="微软雅黑" w:hAnsi="微软雅黑" w:eastAsia="微软雅黑" w:cs="微软雅黑"/>
-                <w:i w:val="0"/>
-                <w:iCs w:val="0"/>
-                <w:color w:val="000000"/>
-                <w:kern w:val="0"/>
-                <w:sz w:val="21"/>
-                <w:szCs w:val="21"/>
-                <w:highlight w:val="none"/>
-                <w:u w:val="none"/>
-                <w:lang w:val="en-US" w:eastAsia="zh-CN" w:bidi="ar"/>
-              </w:rPr>
-              <w:t xml:space="preserve"> }}</w:t>
-            </w:r>
-          </w:p>
-        </w:tc>
-        <w:tc>
-          <w:tcPr>
-            <w:tcW w:w="6353" w:type="dxa"/>
-            <w:shd w:val="clear" w:color="auto" w:fill="auto"/>
-            <w:vAlign w:val="center"/>
-          </w:tcPr>
-          <w:p>
-            <w:pPr>
-              <w:keepNext w:val="0"/>
-              <w:keepLines w:val="0"/>
-              <w:widowControl/>
-              <w:suppressLineNumbers w:val="0"/>
-              <w:jc w:val="left"/>
-              <w:textAlignment w:val="center"/>
-              <w:rPr>
-                <w:rFonts w:hint="eastAsia" w:ascii="微软雅黑" w:hAnsi="微软雅黑" w:eastAsia="微软雅黑" w:cs="微软雅黑"/>
-                <w:i w:val="0"/>
-                <w:iCs w:val="0"/>
-                <w:color w:val="000000"/>
-                <w:kern w:val="0"/>
-                <w:sz w:val="21"/>
-                <w:szCs w:val="21"/>
-                <w:u w:val="none"/>
-                <w:lang w:val="en-US" w:eastAsia="zh-CN" w:bidi="ar"/>
-              </w:rPr>
-            </w:pPr>
-            <w:r>
-              <w:rPr>
-                <w:rFonts w:hint="eastAsia" w:ascii="微软雅黑" w:hAnsi="微软雅黑" w:eastAsia="微软雅黑" w:cs="微软雅黑"/>
-                <w:i w:val="0"/>
-                <w:iCs w:val="0"/>
-                <w:color w:val="000000"/>
-                <w:kern w:val="0"/>
-                <w:sz w:val="21"/>
-                <w:szCs w:val="21"/>
-                <w:u w:val="none"/>
-                <w:lang w:val="en-US" w:eastAsia="zh-CN" w:bidi="ar"/>
-              </w:rPr>
-              <w:t>YAP1融合是幕上室管膜瘤的诊断指标。发生YAP1 融合变异的幕上室管膜瘤更具侵袭性，预后相对较差。</w:t>
-            </w:r>
-          </w:p>
-        </w:tc>
-      </w:tr>
-      <w:tr>
-        <w:tblPrEx>
-          <w:tblBorders>
-            <w:top w:val="single" w:color="244061" w:sz="18" w:space="0"/>
-            <w:left w:val="none" w:color="auto" w:sz="0" w:space="0"/>
-            <w:bottom w:val="dashed" w:color="244061" w:sz="4" w:space="0"/>
-            <w:right w:val="none" w:color="auto" w:sz="0" w:space="0"/>
-            <w:insideH w:val="dashed" w:color="244061" w:sz="4" w:space="0"/>
-            <w:insideV w:val="dashed" w:color="244061" w:sz="4" w:space="0"/>
-          </w:tblBorders>
-          <w:shd w:val="clear" w:color="auto" w:fill="auto"/>
-          <w:tblCellMar>
-            <w:top w:w="0" w:type="dxa"/>
-            <w:left w:w="108" w:type="dxa"/>
-            <w:bottom w:w="0" w:type="dxa"/>
-            <w:right w:w="108" w:type="dxa"/>
-          </w:tblCellMar>
-        </w:tblPrEx>
-        <w:trPr>
-          <w:trHeight w:val="567" w:hRule="atLeast"/>
-          <w:jc w:val="center"/>
-        </w:trPr>
-        <w:tc>
-          <w:tcPr>
-            <w:tcW w:w="1975" w:type="dxa"/>
-            <w:shd w:val="clear" w:color="auto" w:fill="auto"/>
-            <w:vAlign w:val="center"/>
-          </w:tcPr>
-          <w:p>
-            <w:pPr>
-              <w:keepNext w:val="0"/>
-              <w:keepLines w:val="0"/>
-              <w:widowControl/>
-              <w:suppressLineNumbers w:val="0"/>
-              <w:jc w:val="center"/>
-              <w:textAlignment w:val="center"/>
-              <w:rPr>
-                <w:rFonts w:hint="eastAsia" w:ascii="微软雅黑" w:hAnsi="微软雅黑" w:eastAsia="微软雅黑" w:cs="微软雅黑"/>
-                <w:b w:val="0"/>
-                <w:bCs w:val="0"/>
-                <w:i w:val="0"/>
-                <w:iCs w:val="0"/>
-                <w:color w:val="000000"/>
-                <w:kern w:val="0"/>
-                <w:sz w:val="21"/>
-                <w:szCs w:val="21"/>
-                <w:u w:val="none"/>
-                <w:lang w:val="en-US" w:eastAsia="zh-CN" w:bidi="ar"/>
-              </w:rPr>
-            </w:pPr>
-            <w:r>
-              <w:rPr>
-                <w:rFonts w:hint="eastAsia" w:ascii="微软雅黑" w:hAnsi="微软雅黑" w:eastAsia="微软雅黑" w:cs="微软雅黑"/>
-                <w:b w:val="0"/>
-                <w:bCs w:val="0"/>
-                <w:i w:val="0"/>
-                <w:iCs w:val="0"/>
-                <w:color w:val="000000"/>
-                <w:kern w:val="0"/>
-                <w:sz w:val="21"/>
-                <w:szCs w:val="21"/>
-                <w:u w:val="none"/>
-                <w:lang w:val="en-US" w:eastAsia="zh-CN" w:bidi="ar"/>
-              </w:rPr>
-              <w:t>ZFTA（C11orf95）-RELA融合</w:t>
-            </w:r>
-          </w:p>
-        </w:tc>
-        <w:tc>
-          <w:tcPr>
-            <w:tcW w:w="1463" w:type="dxa"/>
-            <w:shd w:val="clear" w:color="auto" w:fill="auto"/>
-            <w:vAlign w:val="center"/>
-          </w:tcPr>
-          <w:p>
-            <w:pPr>
-              <w:keepNext w:val="0"/>
-              <w:keepLines w:val="0"/>
-              <w:widowControl/>
-              <w:suppressLineNumbers w:val="0"/>
-              <w:jc w:val="center"/>
-              <w:textAlignment w:val="center"/>
-              <w:rPr>
-                <w:rFonts w:hint="eastAsia" w:ascii="微软雅黑" w:hAnsi="微软雅黑" w:eastAsia="微软雅黑" w:cs="微软雅黑"/>
-                <w:i w:val="0"/>
-                <w:iCs w:val="0"/>
-                <w:color w:val="000000"/>
-                <w:kern w:val="0"/>
-                <w:sz w:val="21"/>
-                <w:szCs w:val="21"/>
-                <w:highlight w:val="none"/>
-                <w:u w:val="none"/>
-                <w:lang w:val="en-US" w:eastAsia="zh-CN" w:bidi="ar"/>
-              </w:rPr>
-            </w:pPr>
-            <w:r>
-              <w:rPr>
-                <w:rFonts w:hint="eastAsia" w:ascii="微软雅黑" w:hAnsi="微软雅黑" w:eastAsia="微软雅黑" w:cs="微软雅黑"/>
-                <w:i w:val="0"/>
-                <w:iCs w:val="0"/>
-                <w:color w:val="000000"/>
-                <w:kern w:val="0"/>
-                <w:sz w:val="21"/>
-                <w:szCs w:val="21"/>
-                <w:highlight w:val="none"/>
-                <w:u w:val="none"/>
-                <w:lang w:val="en-US" w:eastAsia="zh-CN" w:bidi="ar"/>
-              </w:rPr>
-              <w:t>{{ bg.</w:t>
-            </w:r>
-            <w:r>
-              <w:rPr>
-                <w:rFonts w:hint="eastAsia" w:ascii="微软雅黑" w:hAnsi="微软雅黑" w:eastAsia="微软雅黑" w:cs="微软雅黑"/>
-                <w:b w:val="0"/>
-                <w:bCs w:val="0"/>
-                <w:i w:val="0"/>
-                <w:iCs w:val="0"/>
-                <w:color w:val="000000"/>
-                <w:kern w:val="0"/>
-                <w:sz w:val="21"/>
-                <w:szCs w:val="21"/>
-                <w:u w:val="none"/>
-                <w:lang w:val="en-US" w:eastAsia="zh-CN" w:bidi="ar"/>
-              </w:rPr>
-              <w:t>ZFTA | mr()</w:t>
-            </w:r>
-            <w:r>
-              <w:rPr>
-                <w:rFonts w:hint="eastAsia" w:ascii="微软雅黑" w:hAnsi="微软雅黑" w:eastAsia="微软雅黑" w:cs="微软雅黑"/>
-                <w:i w:val="0"/>
-                <w:iCs w:val="0"/>
-                <w:color w:val="000000"/>
-                <w:kern w:val="0"/>
-                <w:sz w:val="21"/>
-                <w:szCs w:val="21"/>
-                <w:highlight w:val="none"/>
-                <w:u w:val="none"/>
-                <w:lang w:val="en-US" w:eastAsia="zh-CN" w:bidi="ar"/>
-              </w:rPr>
-              <w:t xml:space="preserve"> }}</w:t>
-            </w:r>
-          </w:p>
-        </w:tc>
-        <w:tc>
-          <w:tcPr>
-            <w:tcW w:w="6353" w:type="dxa"/>
-            <w:shd w:val="clear" w:color="auto" w:fill="auto"/>
-            <w:vAlign w:val="center"/>
-          </w:tcPr>
-          <w:p>
-            <w:pPr>
-              <w:keepNext w:val="0"/>
-              <w:keepLines w:val="0"/>
-              <w:widowControl/>
-              <w:suppressLineNumbers w:val="0"/>
-              <w:jc w:val="left"/>
-              <w:textAlignment w:val="center"/>
-              <w:rPr>
-                <w:rFonts w:hint="eastAsia" w:ascii="微软雅黑" w:hAnsi="微软雅黑" w:eastAsia="微软雅黑" w:cs="微软雅黑"/>
-                <w:i w:val="0"/>
-                <w:iCs w:val="0"/>
-                <w:color w:val="000000"/>
-                <w:kern w:val="0"/>
-                <w:sz w:val="21"/>
-                <w:szCs w:val="21"/>
-                <w:u w:val="none"/>
-                <w:lang w:val="en-US" w:eastAsia="zh-CN" w:bidi="ar"/>
-              </w:rPr>
-            </w:pPr>
-            <w:r>
-              <w:rPr>
-                <w:rFonts w:hint="eastAsia" w:ascii="微软雅黑" w:hAnsi="微软雅黑" w:eastAsia="微软雅黑" w:cs="微软雅黑"/>
-                <w:i w:val="0"/>
-                <w:iCs w:val="0"/>
-                <w:color w:val="000000"/>
-                <w:kern w:val="0"/>
-                <w:sz w:val="21"/>
-                <w:szCs w:val="21"/>
-                <w:u w:val="none"/>
-                <w:lang w:val="en-US" w:eastAsia="zh-CN" w:bidi="ar"/>
-              </w:rPr>
-              <w:t>ZFTA-RELA 基因融合是室管膜瘤亚型的关键诊断指标。发生ZFTA-RELA 融合变异的幕上室管膜瘤更具侵袭性，预后相对较差。</w:t>
-            </w:r>
-          </w:p>
-        </w:tc>
-      </w:tr>
-      <w:tr>
-        <w:tblPrEx>
-          <w:tblBorders>
-            <w:top w:val="single" w:color="244061" w:sz="18" w:space="0"/>
-            <w:left w:val="none" w:color="auto" w:sz="0" w:space="0"/>
-            <w:bottom w:val="dashed" w:color="244061" w:sz="4" w:space="0"/>
-            <w:right w:val="none" w:color="auto" w:sz="0" w:space="0"/>
-            <w:insideH w:val="dashed" w:color="244061" w:sz="4" w:space="0"/>
-            <w:insideV w:val="dashed" w:color="244061" w:sz="4" w:space="0"/>
-          </w:tblBorders>
-          <w:shd w:val="clear" w:color="auto" w:fill="auto"/>
-          <w:tblCellMar>
-            <w:top w:w="0" w:type="dxa"/>
-            <w:left w:w="108" w:type="dxa"/>
-            <w:bottom w:w="0" w:type="dxa"/>
-            <w:right w:w="108" w:type="dxa"/>
-          </w:tblCellMar>
-        </w:tblPrEx>
-        <w:trPr>
-          <w:trHeight w:val="567" w:hRule="atLeast"/>
-          <w:jc w:val="center"/>
-        </w:trPr>
-        <w:tc>
-          <w:tcPr>
-            <w:tcW w:w="1975" w:type="dxa"/>
-            <w:shd w:val="clear" w:color="auto" w:fill="auto"/>
-            <w:vAlign w:val="center"/>
-          </w:tcPr>
-          <w:p>
-            <w:pPr>
-              <w:keepNext w:val="0"/>
-              <w:keepLines w:val="0"/>
-              <w:widowControl/>
-              <w:suppressLineNumbers w:val="0"/>
-              <w:jc w:val="center"/>
-              <w:textAlignment w:val="center"/>
-              <w:rPr>
-                <w:rFonts w:hint="eastAsia" w:ascii="微软雅黑" w:hAnsi="微软雅黑" w:eastAsia="微软雅黑" w:cs="微软雅黑"/>
-                <w:b w:val="0"/>
-                <w:bCs w:val="0"/>
-                <w:i w:val="0"/>
-                <w:iCs w:val="0"/>
-                <w:color w:val="000000"/>
-                <w:kern w:val="0"/>
-                <w:sz w:val="21"/>
-                <w:szCs w:val="21"/>
-                <w:highlight w:val="none"/>
-                <w:u w:val="none"/>
-                <w:lang w:val="en-US" w:eastAsia="zh-CN" w:bidi="ar"/>
-              </w:rPr>
-            </w:pPr>
-            <w:r>
-              <w:rPr>
-                <w:rFonts w:hint="eastAsia" w:ascii="微软雅黑" w:hAnsi="微软雅黑" w:eastAsia="微软雅黑" w:cs="微软雅黑"/>
-                <w:b w:val="0"/>
-                <w:bCs w:val="0"/>
-                <w:i w:val="0"/>
-                <w:iCs w:val="0"/>
-                <w:color w:val="000000"/>
-                <w:kern w:val="0"/>
-                <w:sz w:val="21"/>
-                <w:szCs w:val="21"/>
-                <w:highlight w:val="none"/>
-                <w:u w:val="none"/>
-                <w:lang w:val="en-US" w:eastAsia="zh-CN" w:bidi="ar"/>
-              </w:rPr>
-              <w:t>EGFR vIII</w:t>
-            </w:r>
-          </w:p>
-        </w:tc>
-        <w:tc>
-          <w:tcPr>
-            <w:tcW w:w="1463" w:type="dxa"/>
-            <w:shd w:val="clear" w:color="auto" w:fill="auto"/>
-            <w:vAlign w:val="center"/>
-          </w:tcPr>
-          <w:p>
-            <w:pPr>
-              <w:keepNext w:val="0"/>
-              <w:keepLines w:val="0"/>
-              <w:widowControl/>
-              <w:suppressLineNumbers w:val="0"/>
-              <w:jc w:val="center"/>
-              <w:textAlignment w:val="center"/>
-              <w:rPr>
-                <w:rFonts w:hint="eastAsia" w:ascii="微软雅黑" w:hAnsi="微软雅黑" w:eastAsia="微软雅黑" w:cs="微软雅黑"/>
-                <w:b w:val="0"/>
-                <w:bCs w:val="0"/>
-                <w:i w:val="0"/>
-                <w:iCs w:val="0"/>
-                <w:color w:val="000000"/>
-                <w:kern w:val="0"/>
-                <w:sz w:val="21"/>
-                <w:szCs w:val="21"/>
-                <w:highlight w:val="none"/>
-                <w:u w:val="none"/>
-                <w:lang w:val="en-US" w:eastAsia="zh-CN" w:bidi="ar"/>
-              </w:rPr>
-            </w:pPr>
-            <w:r>
-              <w:rPr>
-                <w:rFonts w:hint="eastAsia" w:ascii="微软雅黑" w:hAnsi="微软雅黑" w:eastAsia="微软雅黑" w:cs="微软雅黑"/>
-                <w:i w:val="0"/>
-                <w:iCs w:val="0"/>
-                <w:color w:val="000000"/>
-                <w:kern w:val="0"/>
-                <w:sz w:val="21"/>
-                <w:szCs w:val="21"/>
-                <w:highlight w:val="none"/>
-                <w:u w:val="none"/>
-                <w:lang w:val="en-US" w:eastAsia="zh-CN" w:bidi="ar"/>
-              </w:rPr>
-              <w:t>{{ bg.</w:t>
-            </w:r>
-            <w:r>
-              <w:rPr>
-                <w:rFonts w:hint="eastAsia" w:ascii="微软雅黑" w:hAnsi="微软雅黑" w:eastAsia="微软雅黑" w:cs="微软雅黑"/>
-                <w:b w:val="0"/>
-                <w:bCs w:val="0"/>
-                <w:i w:val="0"/>
-                <w:iCs w:val="0"/>
-                <w:color w:val="000000"/>
-                <w:kern w:val="0"/>
-                <w:sz w:val="21"/>
-                <w:szCs w:val="21"/>
-                <w:highlight w:val="none"/>
-                <w:u w:val="none"/>
-                <w:lang w:val="en-US" w:eastAsia="zh-CN" w:bidi="ar"/>
-              </w:rPr>
-              <w:t>EGFR</w:t>
-            </w:r>
-            <w:r>
-              <w:rPr>
-                <w:rFonts w:hint="eastAsia" w:ascii="微软雅黑" w:hAnsi="微软雅黑" w:eastAsia="微软雅黑" w:cs="微软雅黑"/>
-                <w:b w:val="0"/>
-                <w:bCs w:val="0"/>
-                <w:i w:val="0"/>
-                <w:iCs w:val="0"/>
-                <w:color w:val="000000"/>
-                <w:kern w:val="0"/>
-                <w:sz w:val="21"/>
-                <w:szCs w:val="21"/>
-                <w:u w:val="none"/>
-                <w:lang w:val="en-US" w:eastAsia="zh-CN" w:bidi="ar"/>
-              </w:rPr>
-              <w:t xml:space="preserve"> | mr()</w:t>
-            </w:r>
-            <w:r>
-              <w:rPr>
-                <w:rFonts w:hint="eastAsia" w:ascii="微软雅黑" w:hAnsi="微软雅黑" w:eastAsia="微软雅黑" w:cs="微软雅黑"/>
-                <w:i w:val="0"/>
-                <w:iCs w:val="0"/>
-                <w:color w:val="000000"/>
-                <w:kern w:val="0"/>
-                <w:sz w:val="21"/>
-                <w:szCs w:val="21"/>
-                <w:highlight w:val="none"/>
-                <w:u w:val="none"/>
-                <w:lang w:val="en-US" w:eastAsia="zh-CN" w:bidi="ar"/>
-              </w:rPr>
-              <w:t xml:space="preserve"> }}</w:t>
-            </w:r>
-          </w:p>
-        </w:tc>
-        <w:tc>
-          <w:tcPr>
-            <w:tcW w:w="6353" w:type="dxa"/>
-            <w:shd w:val="clear" w:color="auto" w:fill="auto"/>
-            <w:vAlign w:val="center"/>
-          </w:tcPr>
-          <w:p>
-            <w:pPr>
-              <w:keepNext w:val="0"/>
-              <w:keepLines w:val="0"/>
-              <w:widowControl/>
-              <w:suppressLineNumbers w:val="0"/>
-              <w:jc w:val="both"/>
-              <w:textAlignment w:val="center"/>
-              <w:rPr>
-                <w:rFonts w:hint="eastAsia" w:ascii="微软雅黑" w:hAnsi="微软雅黑" w:eastAsia="微软雅黑" w:cs="微软雅黑"/>
-                <w:b w:val="0"/>
-                <w:bCs w:val="0"/>
-                <w:i w:val="0"/>
-                <w:iCs w:val="0"/>
-                <w:color w:val="000000"/>
-                <w:kern w:val="0"/>
-                <w:sz w:val="21"/>
-                <w:szCs w:val="21"/>
-                <w:highlight w:val="none"/>
-                <w:u w:val="none"/>
-                <w:lang w:val="en-US" w:eastAsia="zh-CN" w:bidi="ar"/>
-              </w:rPr>
-            </w:pPr>
-            <w:r>
-              <w:rPr>
-                <w:rFonts w:hint="eastAsia" w:ascii="微软雅黑" w:hAnsi="微软雅黑" w:eastAsia="微软雅黑" w:cs="微软雅黑"/>
-                <w:b w:val="0"/>
-                <w:bCs w:val="0"/>
-                <w:i w:val="0"/>
-                <w:iCs w:val="0"/>
-                <w:color w:val="000000"/>
-                <w:kern w:val="0"/>
-                <w:sz w:val="21"/>
-                <w:szCs w:val="21"/>
-                <w:highlight w:val="none"/>
-                <w:u w:val="none"/>
-                <w:lang w:val="en-US" w:eastAsia="zh-CN" w:bidi="ar"/>
-              </w:rPr>
-              <w:t>在高级别胶质瘤中高频发生EGFR扩增和EGFRvIII突变，携带EGFRvIII突变的患者预后较差; EGFR扩增和vIII突变与胶质瘤预后和靶向治疗相关。</w:t>
-            </w:r>
-          </w:p>
-        </w:tc>
-      </w:tr>
-      <w:tr>
-        <w:tblPrEx>
-          <w:tblBorders>
-            <w:top w:val="single" w:color="244061" w:sz="18" w:space="0"/>
-            <w:left w:val="none" w:color="auto" w:sz="0" w:space="0"/>
-            <w:bottom w:val="dashed" w:color="244061" w:sz="4" w:space="0"/>
-            <w:right w:val="none" w:color="auto" w:sz="0" w:space="0"/>
-            <w:insideH w:val="dashed" w:color="244061" w:sz="4" w:space="0"/>
-            <w:insideV w:val="dashed" w:color="244061" w:sz="4" w:space="0"/>
-          </w:tblBorders>
-          <w:shd w:val="clear" w:color="auto" w:fill="auto"/>
-          <w:tblCellMar>
-            <w:top w:w="0" w:type="dxa"/>
-            <w:left w:w="108" w:type="dxa"/>
-            <w:bottom w:w="0" w:type="dxa"/>
-            <w:right w:w="108" w:type="dxa"/>
-          </w:tblCellMar>
-        </w:tblPrEx>
-        <w:trPr>
-          <w:trHeight w:val="567" w:hRule="atLeast"/>
-          <w:jc w:val="center"/>
-        </w:trPr>
-        <w:tc>
-          <w:tcPr>
-            <w:tcW w:w="1975" w:type="dxa"/>
-            <w:shd w:val="clear" w:color="auto" w:fill="auto"/>
-            <w:vAlign w:val="center"/>
-          </w:tcPr>
-          <w:p>
-            <w:pPr>
-              <w:keepNext w:val="0"/>
-              <w:keepLines w:val="0"/>
-              <w:widowControl/>
-              <w:suppressLineNumbers w:val="0"/>
-              <w:jc w:val="center"/>
-              <w:textAlignment w:val="center"/>
-              <w:rPr>
-                <w:rFonts w:hint="eastAsia" w:ascii="微软雅黑" w:hAnsi="微软雅黑" w:eastAsia="微软雅黑" w:cs="微软雅黑"/>
-                <w:b w:val="0"/>
-                <w:bCs w:val="0"/>
-                <w:i w:val="0"/>
-                <w:iCs w:val="0"/>
-                <w:color w:val="000000"/>
-                <w:kern w:val="0"/>
-                <w:sz w:val="21"/>
-                <w:szCs w:val="21"/>
-                <w:highlight w:val="none"/>
-                <w:u w:val="none"/>
-                <w:lang w:val="en-US" w:eastAsia="zh-CN" w:bidi="ar"/>
-              </w:rPr>
-            </w:pPr>
-            <w:r>
-              <w:rPr>
-                <w:rFonts w:hint="eastAsia" w:ascii="微软雅黑" w:hAnsi="微软雅黑" w:eastAsia="微软雅黑" w:cs="微软雅黑"/>
-                <w:b w:val="0"/>
-                <w:bCs w:val="0"/>
-                <w:i w:val="0"/>
-                <w:iCs w:val="0"/>
-                <w:color w:val="000000"/>
-                <w:kern w:val="0"/>
-                <w:sz w:val="21"/>
-                <w:szCs w:val="21"/>
-                <w:highlight w:val="none"/>
-                <w:u w:val="none"/>
-                <w:lang w:val="en-US" w:eastAsia="zh-CN" w:bidi="ar"/>
-              </w:rPr>
-              <w:t>RELA融合</w:t>
-            </w:r>
-          </w:p>
-        </w:tc>
-        <w:tc>
-          <w:tcPr>
-            <w:tcW w:w="1463" w:type="dxa"/>
-            <w:shd w:val="clear" w:color="auto" w:fill="auto"/>
-            <w:vAlign w:val="center"/>
-          </w:tcPr>
-          <w:p>
-            <w:pPr>
-              <w:keepNext w:val="0"/>
-              <w:keepLines w:val="0"/>
-              <w:widowControl/>
-              <w:suppressLineNumbers w:val="0"/>
-              <w:jc w:val="center"/>
-              <w:textAlignment w:val="center"/>
-              <w:rPr>
-                <w:rFonts w:hint="eastAsia" w:ascii="微软雅黑" w:hAnsi="微软雅黑" w:eastAsia="微软雅黑" w:cs="微软雅黑"/>
-                <w:b w:val="0"/>
-                <w:bCs w:val="0"/>
-                <w:i w:val="0"/>
-                <w:iCs w:val="0"/>
-                <w:color w:val="000000"/>
-                <w:kern w:val="0"/>
-                <w:sz w:val="21"/>
-                <w:szCs w:val="21"/>
-                <w:highlight w:val="none"/>
-                <w:u w:val="none"/>
-                <w:lang w:val="en-US" w:eastAsia="zh-CN" w:bidi="ar"/>
-              </w:rPr>
-            </w:pPr>
-            <w:r>
-              <w:rPr>
-                <w:rFonts w:hint="eastAsia" w:ascii="微软雅黑" w:hAnsi="微软雅黑" w:eastAsia="微软雅黑" w:cs="微软雅黑"/>
-                <w:i w:val="0"/>
-                <w:iCs w:val="0"/>
-                <w:color w:val="000000"/>
-                <w:kern w:val="0"/>
-                <w:sz w:val="21"/>
-                <w:szCs w:val="21"/>
-                <w:highlight w:val="none"/>
-                <w:u w:val="none"/>
-                <w:lang w:val="en-US" w:eastAsia="zh-CN" w:bidi="ar"/>
-              </w:rPr>
-              <w:t>{{ bg.</w:t>
-            </w:r>
-            <w:r>
-              <w:rPr>
-                <w:rFonts w:hint="eastAsia" w:ascii="微软雅黑" w:hAnsi="微软雅黑" w:eastAsia="微软雅黑" w:cs="微软雅黑"/>
-                <w:b w:val="0"/>
-                <w:bCs w:val="0"/>
-                <w:i w:val="0"/>
-                <w:iCs w:val="0"/>
-                <w:color w:val="000000"/>
-                <w:kern w:val="0"/>
-                <w:sz w:val="21"/>
-                <w:szCs w:val="21"/>
-                <w:highlight w:val="none"/>
-                <w:u w:val="none"/>
-                <w:lang w:val="en-US" w:eastAsia="zh-CN" w:bidi="ar"/>
-              </w:rPr>
-              <w:t xml:space="preserve">RELA </w:t>
-            </w:r>
-            <w:r>
-              <w:rPr>
-                <w:rFonts w:hint="eastAsia" w:ascii="微软雅黑" w:hAnsi="微软雅黑" w:eastAsia="微软雅黑" w:cs="微软雅黑"/>
-                <w:b w:val="0"/>
-                <w:bCs w:val="0"/>
-                <w:i w:val="0"/>
-                <w:iCs w:val="0"/>
-                <w:color w:val="000000"/>
-                <w:kern w:val="0"/>
-                <w:sz w:val="21"/>
-                <w:szCs w:val="21"/>
-                <w:u w:val="none"/>
-                <w:lang w:val="en-US" w:eastAsia="zh-CN" w:bidi="ar"/>
-              </w:rPr>
-              <w:t>| mr()</w:t>
-            </w:r>
-            <w:r>
-              <w:rPr>
-                <w:rFonts w:hint="eastAsia" w:ascii="微软雅黑" w:hAnsi="微软雅黑" w:eastAsia="微软雅黑" w:cs="微软雅黑"/>
-                <w:i w:val="0"/>
-                <w:iCs w:val="0"/>
-                <w:color w:val="000000"/>
-                <w:kern w:val="0"/>
-                <w:sz w:val="21"/>
-                <w:szCs w:val="21"/>
-                <w:highlight w:val="none"/>
-                <w:u w:val="none"/>
-                <w:lang w:val="en-US" w:eastAsia="zh-CN" w:bidi="ar"/>
-              </w:rPr>
-              <w:t xml:space="preserve"> }}</w:t>
-            </w:r>
-          </w:p>
-        </w:tc>
-        <w:tc>
-          <w:tcPr>
-            <w:tcW w:w="6353" w:type="dxa"/>
-            <w:shd w:val="clear" w:color="auto" w:fill="auto"/>
-            <w:vAlign w:val="center"/>
-          </w:tcPr>
-          <w:p>
-            <w:pPr>
-              <w:keepNext w:val="0"/>
-              <w:keepLines w:val="0"/>
-              <w:widowControl/>
-              <w:suppressLineNumbers w:val="0"/>
-              <w:jc w:val="both"/>
-              <w:textAlignment w:val="center"/>
-              <w:rPr>
-                <w:rFonts w:hint="eastAsia" w:ascii="微软雅黑" w:hAnsi="微软雅黑" w:eastAsia="微软雅黑" w:cs="微软雅黑"/>
-                <w:b w:val="0"/>
-                <w:bCs w:val="0"/>
-                <w:i w:val="0"/>
-                <w:iCs w:val="0"/>
-                <w:color w:val="000000"/>
-                <w:kern w:val="0"/>
-                <w:sz w:val="21"/>
-                <w:szCs w:val="21"/>
-                <w:highlight w:val="none"/>
-                <w:u w:val="none"/>
-                <w:lang w:val="en-US" w:eastAsia="zh-CN" w:bidi="ar"/>
-              </w:rPr>
-            </w:pPr>
-            <w:r>
-              <w:rPr>
-                <w:rFonts w:hint="eastAsia" w:ascii="微软雅黑" w:hAnsi="微软雅黑" w:eastAsia="微软雅黑" w:cs="微软雅黑"/>
-                <w:b w:val="0"/>
-                <w:bCs w:val="0"/>
-                <w:i w:val="0"/>
-                <w:iCs w:val="0"/>
-                <w:color w:val="000000"/>
-                <w:kern w:val="0"/>
-                <w:sz w:val="21"/>
-                <w:szCs w:val="21"/>
-                <w:highlight w:val="none"/>
-                <w:u w:val="none"/>
-                <w:lang w:val="en-US" w:eastAsia="zh-CN" w:bidi="ar"/>
-              </w:rPr>
-              <w:t>根据脑胶质瘤诊疗规范（2018版）和2016年中枢神经系统肿瘤分类，幕上室管膜瘤RELA融合阳性肿瘤需要进行RELA融合的分子检测。RELA融合阳性幕上室管膜瘤具有较差的临床预后特征。</w:t>
-            </w:r>
-          </w:p>
-        </w:tc>
-      </w:tr>
-      <w:tr>
-        <w:tblPrEx>
-          <w:tblBorders>
-            <w:top w:val="single" w:color="244061" w:sz="18" w:space="0"/>
-            <w:left w:val="none" w:color="auto" w:sz="0" w:space="0"/>
-            <w:bottom w:val="dashed" w:color="244061" w:sz="4" w:space="0"/>
-            <w:right w:val="none" w:color="auto" w:sz="0" w:space="0"/>
-            <w:insideH w:val="dashed" w:color="244061" w:sz="4" w:space="0"/>
-            <w:insideV w:val="dashed" w:color="244061" w:sz="4" w:space="0"/>
-          </w:tblBorders>
-          <w:shd w:val="clear" w:color="auto" w:fill="auto"/>
-          <w:tblCellMar>
-            <w:top w:w="0" w:type="dxa"/>
-            <w:left w:w="108" w:type="dxa"/>
-            <w:bottom w:w="0" w:type="dxa"/>
-            <w:right w:w="108" w:type="dxa"/>
-          </w:tblCellMar>
-        </w:tblPrEx>
-        <w:trPr>
-          <w:trHeight w:val="567" w:hRule="atLeast"/>
-          <w:jc w:val="center"/>
-        </w:trPr>
-        <w:tc>
-          <w:tcPr>
-            <w:tcW w:w="1975" w:type="dxa"/>
-            <w:shd w:val="clear" w:color="auto" w:fill="auto"/>
-            <w:vAlign w:val="center"/>
-          </w:tcPr>
-          <w:p>
-            <w:pPr>
-              <w:keepNext w:val="0"/>
-              <w:keepLines w:val="0"/>
-              <w:widowControl/>
-              <w:suppressLineNumbers w:val="0"/>
-              <w:jc w:val="center"/>
-              <w:textAlignment w:val="center"/>
-              <w:rPr>
-                <w:rFonts w:hint="eastAsia" w:ascii="微软雅黑" w:hAnsi="微软雅黑" w:eastAsia="微软雅黑" w:cs="微软雅黑"/>
-                <w:b w:val="0"/>
-                <w:bCs w:val="0"/>
-                <w:i w:val="0"/>
-                <w:iCs w:val="0"/>
-                <w:color w:val="000000"/>
-                <w:kern w:val="0"/>
-                <w:sz w:val="21"/>
-                <w:szCs w:val="21"/>
-                <w:highlight w:val="none"/>
-                <w:u w:val="none"/>
-                <w:lang w:val="en-US" w:eastAsia="zh-CN" w:bidi="ar"/>
-              </w:rPr>
-            </w:pPr>
-            <w:r>
-              <w:rPr>
-                <w:rFonts w:hint="eastAsia" w:ascii="微软雅黑" w:hAnsi="微软雅黑" w:eastAsia="微软雅黑" w:cs="微软雅黑"/>
-                <w:b w:val="0"/>
-                <w:bCs w:val="0"/>
-                <w:i w:val="0"/>
-                <w:iCs w:val="0"/>
-                <w:color w:val="000000"/>
-                <w:kern w:val="0"/>
-                <w:sz w:val="21"/>
-                <w:szCs w:val="21"/>
-                <w:highlight w:val="none"/>
-                <w:u w:val="none"/>
-                <w:lang w:val="en-US" w:eastAsia="zh-CN" w:bidi="ar"/>
-              </w:rPr>
-              <w:t>JAK1融合</w:t>
-            </w:r>
-          </w:p>
-        </w:tc>
-        <w:tc>
-          <w:tcPr>
-            <w:tcW w:w="1463" w:type="dxa"/>
-            <w:shd w:val="clear" w:color="auto" w:fill="auto"/>
-            <w:vAlign w:val="center"/>
-          </w:tcPr>
-          <w:p>
-            <w:pPr>
-              <w:keepNext w:val="0"/>
-              <w:keepLines w:val="0"/>
-              <w:widowControl/>
-              <w:suppressLineNumbers w:val="0"/>
-              <w:jc w:val="center"/>
-              <w:textAlignment w:val="center"/>
-              <w:rPr>
-                <w:rFonts w:hint="eastAsia" w:ascii="微软雅黑" w:hAnsi="微软雅黑" w:eastAsia="微软雅黑" w:cs="微软雅黑"/>
-                <w:b w:val="0"/>
-                <w:bCs w:val="0"/>
-                <w:i w:val="0"/>
-                <w:iCs w:val="0"/>
-                <w:color w:val="000000"/>
-                <w:kern w:val="0"/>
-                <w:sz w:val="21"/>
-                <w:szCs w:val="21"/>
-                <w:highlight w:val="none"/>
-                <w:u w:val="none"/>
-                <w:lang w:val="en-US" w:eastAsia="zh-CN" w:bidi="ar"/>
-              </w:rPr>
-            </w:pPr>
-            <w:r>
-              <w:rPr>
-                <w:rFonts w:hint="eastAsia" w:ascii="微软雅黑" w:hAnsi="微软雅黑" w:eastAsia="微软雅黑" w:cs="微软雅黑"/>
-                <w:i w:val="0"/>
-                <w:iCs w:val="0"/>
-                <w:color w:val="000000"/>
-                <w:kern w:val="0"/>
-                <w:sz w:val="21"/>
-                <w:szCs w:val="21"/>
-                <w:highlight w:val="none"/>
-                <w:u w:val="none"/>
-                <w:lang w:val="en-US" w:eastAsia="zh-CN" w:bidi="ar"/>
-              </w:rPr>
-              <w:t>{{ bg.</w:t>
-            </w:r>
-            <w:r>
-              <w:rPr>
-                <w:rFonts w:hint="eastAsia" w:ascii="微软雅黑" w:hAnsi="微软雅黑" w:eastAsia="微软雅黑" w:cs="微软雅黑"/>
-                <w:b w:val="0"/>
-                <w:bCs w:val="0"/>
-                <w:i w:val="0"/>
-                <w:iCs w:val="0"/>
-                <w:color w:val="000000"/>
-                <w:kern w:val="0"/>
-                <w:sz w:val="21"/>
-                <w:szCs w:val="21"/>
-                <w:highlight w:val="none"/>
-                <w:u w:val="none"/>
-                <w:lang w:val="en-US" w:eastAsia="zh-CN" w:bidi="ar"/>
-              </w:rPr>
-              <w:t>JAK1</w:t>
-            </w:r>
-            <w:r>
-              <w:rPr>
-                <w:rFonts w:hint="eastAsia" w:ascii="微软雅黑" w:hAnsi="微软雅黑" w:eastAsia="微软雅黑" w:cs="微软雅黑"/>
-                <w:b w:val="0"/>
-                <w:bCs w:val="0"/>
-                <w:i w:val="0"/>
-                <w:iCs w:val="0"/>
-                <w:color w:val="000000"/>
-                <w:kern w:val="0"/>
-                <w:sz w:val="21"/>
-                <w:szCs w:val="21"/>
-                <w:u w:val="none"/>
-                <w:lang w:val="en-US" w:eastAsia="zh-CN" w:bidi="ar"/>
-              </w:rPr>
-              <w:t>| mr()</w:t>
-            </w:r>
-            <w:r>
-              <w:rPr>
-                <w:rFonts w:hint="eastAsia" w:ascii="微软雅黑" w:hAnsi="微软雅黑" w:eastAsia="微软雅黑" w:cs="微软雅黑"/>
-                <w:i w:val="0"/>
-                <w:iCs w:val="0"/>
-                <w:color w:val="000000"/>
-                <w:kern w:val="0"/>
-                <w:sz w:val="21"/>
-                <w:szCs w:val="21"/>
-                <w:highlight w:val="none"/>
-                <w:u w:val="none"/>
-                <w:lang w:val="en-US" w:eastAsia="zh-CN" w:bidi="ar"/>
-              </w:rPr>
-              <w:t xml:space="preserve"> }}</w:t>
-            </w:r>
-          </w:p>
-        </w:tc>
-        <w:tc>
-          <w:tcPr>
-            <w:tcW w:w="6353" w:type="dxa"/>
-            <w:shd w:val="clear" w:color="auto" w:fill="auto"/>
-            <w:vAlign w:val="center"/>
-          </w:tcPr>
-          <w:p>
-            <w:pPr>
-              <w:keepNext w:val="0"/>
-              <w:keepLines w:val="0"/>
-              <w:widowControl/>
-              <w:suppressLineNumbers w:val="0"/>
-              <w:jc w:val="both"/>
-              <w:textAlignment w:val="center"/>
-              <w:rPr>
-                <w:rFonts w:hint="eastAsia" w:ascii="微软雅黑" w:hAnsi="微软雅黑" w:eastAsia="微软雅黑" w:cs="微软雅黑"/>
-                <w:b w:val="0"/>
-                <w:bCs w:val="0"/>
-                <w:i w:val="0"/>
-                <w:iCs w:val="0"/>
-                <w:color w:val="000000"/>
-                <w:kern w:val="0"/>
-                <w:sz w:val="21"/>
-                <w:szCs w:val="21"/>
-                <w:highlight w:val="none"/>
-                <w:u w:val="none"/>
-                <w:lang w:val="en-US" w:eastAsia="zh-CN" w:bidi="ar"/>
-              </w:rPr>
-            </w:pPr>
-            <w:r>
-              <w:rPr>
-                <w:rFonts w:hint="eastAsia" w:ascii="微软雅黑" w:hAnsi="微软雅黑" w:eastAsia="微软雅黑" w:cs="微软雅黑"/>
-                <w:b w:val="0"/>
-                <w:bCs w:val="0"/>
-                <w:i w:val="0"/>
-                <w:iCs w:val="0"/>
-                <w:color w:val="000000"/>
-                <w:kern w:val="0"/>
-                <w:sz w:val="21"/>
-                <w:szCs w:val="21"/>
-                <w:highlight w:val="none"/>
-                <w:u w:val="none"/>
-                <w:lang w:val="en-US" w:eastAsia="zh-CN" w:bidi="ar"/>
-              </w:rPr>
-              <w:t>有研究表明JAK1参与的信号通路与促进缺氧期间胶质瘤干细胞样细胞的自我更新有关。</w:t>
-            </w:r>
-          </w:p>
-        </w:tc>
-      </w:tr>
-      <w:tr>
-        <w:tblPrEx>
-          <w:tblBorders>
-            <w:top w:val="single" w:color="244061" w:sz="18" w:space="0"/>
-            <w:left w:val="none" w:color="auto" w:sz="0" w:space="0"/>
-            <w:bottom w:val="dashed" w:color="244061" w:sz="4" w:space="0"/>
-            <w:right w:val="none" w:color="auto" w:sz="0" w:space="0"/>
-            <w:insideH w:val="dashed" w:color="244061" w:sz="4" w:space="0"/>
-            <w:insideV w:val="dashed" w:color="244061" w:sz="4" w:space="0"/>
-          </w:tblBorders>
-          <w:shd w:val="clear" w:color="auto" w:fill="auto"/>
-          <w:tblCellMar>
-            <w:top w:w="0" w:type="dxa"/>
-            <w:left w:w="108" w:type="dxa"/>
-            <w:bottom w:w="0" w:type="dxa"/>
-            <w:right w:w="108" w:type="dxa"/>
-          </w:tblCellMar>
-        </w:tblPrEx>
-        <w:trPr>
-          <w:trHeight w:val="567" w:hRule="atLeast"/>
-          <w:jc w:val="center"/>
-        </w:trPr>
-        <w:tc>
-          <w:tcPr>
-            <w:tcW w:w="1975" w:type="dxa"/>
-            <w:shd w:val="clear" w:color="auto" w:fill="auto"/>
-            <w:vAlign w:val="center"/>
-          </w:tcPr>
-          <w:p>
-            <w:pPr>
-              <w:keepNext w:val="0"/>
-              <w:keepLines w:val="0"/>
-              <w:widowControl/>
-              <w:suppressLineNumbers w:val="0"/>
-              <w:jc w:val="center"/>
-              <w:textAlignment w:val="center"/>
-              <w:rPr>
-                <w:rFonts w:hint="eastAsia" w:ascii="微软雅黑" w:hAnsi="微软雅黑" w:eastAsia="微软雅黑" w:cs="微软雅黑"/>
-                <w:b w:val="0"/>
-                <w:bCs w:val="0"/>
-                <w:i w:val="0"/>
-                <w:iCs w:val="0"/>
-                <w:color w:val="000000"/>
-                <w:kern w:val="0"/>
-                <w:sz w:val="21"/>
-                <w:szCs w:val="21"/>
-                <w:highlight w:val="none"/>
-                <w:u w:val="none"/>
-                <w:lang w:val="en-US" w:eastAsia="zh-CN" w:bidi="ar"/>
-              </w:rPr>
-            </w:pPr>
-            <w:r>
-              <w:rPr>
-                <w:rFonts w:hint="eastAsia" w:ascii="微软雅黑" w:hAnsi="微软雅黑" w:eastAsia="微软雅黑" w:cs="微软雅黑"/>
-                <w:b w:val="0"/>
-                <w:bCs w:val="0"/>
-                <w:i w:val="0"/>
-                <w:iCs w:val="0"/>
-                <w:color w:val="000000"/>
-                <w:kern w:val="0"/>
-                <w:sz w:val="21"/>
-                <w:szCs w:val="21"/>
-                <w:highlight w:val="none"/>
-                <w:u w:val="none"/>
-                <w:lang w:val="en-US" w:eastAsia="zh-CN" w:bidi="ar"/>
-              </w:rPr>
-              <w:t>JAK2融合</w:t>
-            </w:r>
-          </w:p>
-        </w:tc>
-        <w:tc>
-          <w:tcPr>
-            <w:tcW w:w="1463" w:type="dxa"/>
-            <w:shd w:val="clear" w:color="auto" w:fill="auto"/>
-            <w:vAlign w:val="center"/>
-          </w:tcPr>
-          <w:p>
-            <w:pPr>
-              <w:keepNext w:val="0"/>
-              <w:keepLines w:val="0"/>
-              <w:widowControl/>
-              <w:suppressLineNumbers w:val="0"/>
-              <w:jc w:val="center"/>
-              <w:textAlignment w:val="center"/>
-              <w:rPr>
-                <w:rFonts w:hint="eastAsia" w:ascii="微软雅黑" w:hAnsi="微软雅黑" w:eastAsia="微软雅黑" w:cs="微软雅黑"/>
-                <w:b w:val="0"/>
-                <w:bCs w:val="0"/>
-                <w:i w:val="0"/>
-                <w:iCs w:val="0"/>
-                <w:color w:val="000000"/>
-                <w:kern w:val="0"/>
-                <w:sz w:val="21"/>
-                <w:szCs w:val="21"/>
-                <w:highlight w:val="none"/>
-                <w:u w:val="none"/>
-                <w:lang w:val="en-US" w:eastAsia="zh-CN" w:bidi="ar"/>
-              </w:rPr>
-            </w:pPr>
-            <w:r>
-              <w:rPr>
-                <w:rFonts w:hint="eastAsia" w:ascii="微软雅黑" w:hAnsi="微软雅黑" w:eastAsia="微软雅黑" w:cs="微软雅黑"/>
-                <w:i w:val="0"/>
-                <w:iCs w:val="0"/>
-                <w:color w:val="000000"/>
-                <w:kern w:val="0"/>
-                <w:sz w:val="21"/>
-                <w:szCs w:val="21"/>
-                <w:highlight w:val="none"/>
-                <w:u w:val="none"/>
-                <w:lang w:val="en-US" w:eastAsia="zh-CN" w:bidi="ar"/>
-              </w:rPr>
-              <w:t>{{ bg.</w:t>
-            </w:r>
-            <w:r>
-              <w:rPr>
-                <w:rFonts w:hint="eastAsia" w:ascii="微软雅黑" w:hAnsi="微软雅黑" w:eastAsia="微软雅黑" w:cs="微软雅黑"/>
-                <w:b w:val="0"/>
-                <w:bCs w:val="0"/>
-                <w:i w:val="0"/>
-                <w:iCs w:val="0"/>
-                <w:color w:val="000000"/>
-                <w:kern w:val="0"/>
-                <w:sz w:val="21"/>
-                <w:szCs w:val="21"/>
-                <w:highlight w:val="none"/>
-                <w:u w:val="none"/>
-                <w:lang w:val="en-US" w:eastAsia="zh-CN" w:bidi="ar"/>
-              </w:rPr>
-              <w:t>JAK2</w:t>
-            </w:r>
-            <w:r>
-              <w:rPr>
-                <w:rFonts w:hint="eastAsia" w:ascii="微软雅黑" w:hAnsi="微软雅黑" w:eastAsia="微软雅黑" w:cs="微软雅黑"/>
-                <w:b w:val="0"/>
-                <w:bCs w:val="0"/>
-                <w:i w:val="0"/>
-                <w:iCs w:val="0"/>
-                <w:color w:val="000000"/>
-                <w:kern w:val="0"/>
-                <w:sz w:val="21"/>
-                <w:szCs w:val="21"/>
-                <w:u w:val="none"/>
-                <w:lang w:val="en-US" w:eastAsia="zh-CN" w:bidi="ar"/>
-              </w:rPr>
-              <w:t>| mr()</w:t>
-            </w:r>
-            <w:r>
-              <w:rPr>
-                <w:rFonts w:hint="eastAsia" w:ascii="微软雅黑" w:hAnsi="微软雅黑" w:eastAsia="微软雅黑" w:cs="微软雅黑"/>
-                <w:i w:val="0"/>
-                <w:iCs w:val="0"/>
-                <w:color w:val="000000"/>
-                <w:kern w:val="0"/>
-                <w:sz w:val="21"/>
-                <w:szCs w:val="21"/>
-                <w:highlight w:val="none"/>
-                <w:u w:val="none"/>
-                <w:lang w:val="en-US" w:eastAsia="zh-CN" w:bidi="ar"/>
-              </w:rPr>
-              <w:t xml:space="preserve"> }}</w:t>
-            </w:r>
-          </w:p>
-        </w:tc>
-        <w:tc>
-          <w:tcPr>
-            <w:tcW w:w="6353" w:type="dxa"/>
-            <w:shd w:val="clear" w:color="auto" w:fill="auto"/>
-            <w:vAlign w:val="center"/>
-          </w:tcPr>
-          <w:p>
-            <w:pPr>
-              <w:keepNext w:val="0"/>
-              <w:keepLines w:val="0"/>
-              <w:widowControl/>
-              <w:suppressLineNumbers w:val="0"/>
-              <w:jc w:val="both"/>
-              <w:textAlignment w:val="center"/>
-              <w:rPr>
-                <w:rFonts w:hint="eastAsia" w:ascii="微软雅黑" w:hAnsi="微软雅黑" w:eastAsia="微软雅黑" w:cs="微软雅黑"/>
-                <w:b w:val="0"/>
-                <w:bCs w:val="0"/>
-                <w:i w:val="0"/>
-                <w:iCs w:val="0"/>
-                <w:color w:val="000000"/>
-                <w:kern w:val="0"/>
-                <w:sz w:val="21"/>
-                <w:szCs w:val="21"/>
-                <w:highlight w:val="none"/>
-                <w:u w:val="none"/>
-                <w:lang w:val="en-US" w:eastAsia="zh-CN" w:bidi="ar"/>
-              </w:rPr>
-            </w:pPr>
-            <w:r>
-              <w:rPr>
-                <w:rFonts w:hint="eastAsia" w:ascii="微软雅黑" w:hAnsi="微软雅黑" w:eastAsia="微软雅黑" w:cs="微软雅黑"/>
-                <w:b w:val="0"/>
-                <w:bCs w:val="0"/>
-                <w:i w:val="0"/>
-                <w:iCs w:val="0"/>
-                <w:color w:val="000000"/>
-                <w:kern w:val="0"/>
-                <w:sz w:val="21"/>
-                <w:szCs w:val="21"/>
-                <w:highlight w:val="none"/>
-                <w:u w:val="none"/>
-                <w:lang w:val="en-US" w:eastAsia="zh-CN" w:bidi="ar"/>
-              </w:rPr>
-              <w:t>该基因融合和错义突变与慢性粒细胞白血病有关，有临床研究显示携带该基因融合突变的慢性粒细胞白血病患者对伊马替尼有效。</w:t>
-            </w:r>
-          </w:p>
-        </w:tc>
-      </w:tr>
-      <w:tr>
-        <w:tblPrEx>
-          <w:tblBorders>
-            <w:top w:val="single" w:color="244061" w:sz="18" w:space="0"/>
-            <w:left w:val="none" w:color="auto" w:sz="0" w:space="0"/>
-            <w:bottom w:val="dashed" w:color="244061" w:sz="4" w:space="0"/>
-            <w:right w:val="none" w:color="auto" w:sz="0" w:space="0"/>
-            <w:insideH w:val="dashed" w:color="244061" w:sz="4" w:space="0"/>
-            <w:insideV w:val="dashed" w:color="244061" w:sz="4" w:space="0"/>
-          </w:tblBorders>
-          <w:shd w:val="clear" w:color="auto" w:fill="auto"/>
-          <w:tblCellMar>
-            <w:top w:w="0" w:type="dxa"/>
-            <w:left w:w="108" w:type="dxa"/>
-            <w:bottom w:w="0" w:type="dxa"/>
-            <w:right w:w="108" w:type="dxa"/>
-          </w:tblCellMar>
-        </w:tblPrEx>
-        <w:trPr>
-          <w:trHeight w:val="567" w:hRule="atLeast"/>
-          <w:jc w:val="center"/>
-        </w:trPr>
-        <w:tc>
-          <w:tcPr>
-            <w:tcW w:w="1975" w:type="dxa"/>
-            <w:shd w:val="clear" w:color="auto" w:fill="auto"/>
-            <w:vAlign w:val="center"/>
-          </w:tcPr>
-          <w:p>
-            <w:pPr>
-              <w:keepNext w:val="0"/>
-              <w:keepLines w:val="0"/>
-              <w:widowControl/>
-              <w:suppressLineNumbers w:val="0"/>
-              <w:jc w:val="center"/>
-              <w:textAlignment w:val="center"/>
-              <w:rPr>
-                <w:rFonts w:hint="eastAsia" w:ascii="微软雅黑" w:hAnsi="微软雅黑" w:eastAsia="微软雅黑" w:cs="微软雅黑"/>
-                <w:b w:val="0"/>
-                <w:bCs w:val="0"/>
-                <w:i w:val="0"/>
-                <w:iCs w:val="0"/>
-                <w:color w:val="000000"/>
-                <w:kern w:val="0"/>
-                <w:sz w:val="21"/>
-                <w:szCs w:val="21"/>
-                <w:highlight w:val="none"/>
-                <w:u w:val="none"/>
-                <w:lang w:val="en-US" w:eastAsia="zh-CN" w:bidi="ar"/>
-              </w:rPr>
-            </w:pPr>
-            <w:r>
-              <w:rPr>
-                <w:rFonts w:hint="eastAsia" w:ascii="微软雅黑" w:hAnsi="微软雅黑" w:eastAsia="微软雅黑" w:cs="微软雅黑"/>
-                <w:b w:val="0"/>
-                <w:bCs w:val="0"/>
-                <w:i w:val="0"/>
-                <w:iCs w:val="0"/>
-                <w:color w:val="000000"/>
-                <w:kern w:val="0"/>
-                <w:sz w:val="21"/>
-                <w:szCs w:val="21"/>
-                <w:highlight w:val="none"/>
-                <w:u w:val="none"/>
-                <w:lang w:val="en-US" w:eastAsia="zh-CN" w:bidi="ar"/>
-              </w:rPr>
-              <w:t>MYB融合</w:t>
-            </w:r>
-          </w:p>
-        </w:tc>
-        <w:tc>
-          <w:tcPr>
-            <w:tcW w:w="1463" w:type="dxa"/>
-            <w:shd w:val="clear" w:color="auto" w:fill="auto"/>
-            <w:vAlign w:val="center"/>
-          </w:tcPr>
-          <w:p>
-            <w:pPr>
-              <w:keepNext w:val="0"/>
-              <w:keepLines w:val="0"/>
-              <w:widowControl/>
-              <w:suppressLineNumbers w:val="0"/>
-              <w:jc w:val="center"/>
-              <w:textAlignment w:val="center"/>
-              <w:rPr>
-                <w:rFonts w:hint="eastAsia" w:ascii="微软雅黑" w:hAnsi="微软雅黑" w:eastAsia="微软雅黑" w:cs="微软雅黑"/>
-                <w:b w:val="0"/>
-                <w:bCs w:val="0"/>
-                <w:i w:val="0"/>
-                <w:iCs w:val="0"/>
-                <w:color w:val="000000"/>
-                <w:kern w:val="0"/>
-                <w:sz w:val="21"/>
-                <w:szCs w:val="21"/>
-                <w:highlight w:val="none"/>
-                <w:u w:val="none"/>
-                <w:lang w:val="en-US" w:eastAsia="zh-CN" w:bidi="ar"/>
-              </w:rPr>
-            </w:pPr>
-            <w:r>
-              <w:rPr>
-                <w:rFonts w:hint="eastAsia" w:ascii="微软雅黑" w:hAnsi="微软雅黑" w:eastAsia="微软雅黑" w:cs="微软雅黑"/>
-                <w:i w:val="0"/>
-                <w:iCs w:val="0"/>
-                <w:color w:val="000000"/>
-                <w:kern w:val="0"/>
-                <w:sz w:val="21"/>
-                <w:szCs w:val="21"/>
-                <w:highlight w:val="none"/>
-                <w:u w:val="none"/>
-                <w:lang w:val="en-US" w:eastAsia="zh-CN" w:bidi="ar"/>
-              </w:rPr>
-              <w:t>{{ bg.</w:t>
-            </w:r>
-            <w:r>
-              <w:rPr>
-                <w:rFonts w:hint="eastAsia" w:ascii="微软雅黑" w:hAnsi="微软雅黑" w:eastAsia="微软雅黑" w:cs="微软雅黑"/>
-                <w:b w:val="0"/>
-                <w:bCs w:val="0"/>
-                <w:i w:val="0"/>
-                <w:iCs w:val="0"/>
-                <w:color w:val="000000"/>
-                <w:kern w:val="0"/>
-                <w:sz w:val="21"/>
-                <w:szCs w:val="21"/>
-                <w:highlight w:val="none"/>
-                <w:u w:val="none"/>
-                <w:lang w:val="en-US" w:eastAsia="zh-CN" w:bidi="ar"/>
-              </w:rPr>
-              <w:t xml:space="preserve">MYB </w:t>
-            </w:r>
-            <w:r>
-              <w:rPr>
-                <w:rFonts w:hint="eastAsia" w:ascii="微软雅黑" w:hAnsi="微软雅黑" w:eastAsia="微软雅黑" w:cs="微软雅黑"/>
-                <w:b w:val="0"/>
-                <w:bCs w:val="0"/>
-                <w:i w:val="0"/>
-                <w:iCs w:val="0"/>
-                <w:color w:val="000000"/>
-                <w:kern w:val="0"/>
-                <w:sz w:val="21"/>
-                <w:szCs w:val="21"/>
-                <w:u w:val="none"/>
-                <w:lang w:val="en-US" w:eastAsia="zh-CN" w:bidi="ar"/>
-              </w:rPr>
-              <w:t>| mr()</w:t>
-            </w:r>
-            <w:r>
-              <w:rPr>
-                <w:rFonts w:hint="eastAsia" w:ascii="微软雅黑" w:hAnsi="微软雅黑" w:eastAsia="微软雅黑" w:cs="微软雅黑"/>
-                <w:i w:val="0"/>
-                <w:iCs w:val="0"/>
-                <w:color w:val="000000"/>
-                <w:kern w:val="0"/>
-                <w:sz w:val="21"/>
-                <w:szCs w:val="21"/>
-                <w:highlight w:val="none"/>
-                <w:u w:val="none"/>
-                <w:lang w:val="en-US" w:eastAsia="zh-CN" w:bidi="ar"/>
-              </w:rPr>
-              <w:t xml:space="preserve"> }}</w:t>
-            </w:r>
-          </w:p>
-        </w:tc>
-        <w:tc>
-          <w:tcPr>
-            <w:tcW w:w="6353" w:type="dxa"/>
-            <w:vMerge w:val="restart"/>
-            <w:shd w:val="clear" w:color="auto" w:fill="auto"/>
-            <w:vAlign w:val="center"/>
-          </w:tcPr>
-          <w:p>
-            <w:pPr>
-              <w:keepNext w:val="0"/>
-              <w:keepLines w:val="0"/>
-              <w:widowControl/>
-              <w:suppressLineNumbers w:val="0"/>
-              <w:jc w:val="both"/>
-              <w:textAlignment w:val="center"/>
-              <w:rPr>
-                <w:rFonts w:hint="eastAsia" w:ascii="微软雅黑" w:hAnsi="微软雅黑" w:eastAsia="微软雅黑" w:cs="微软雅黑"/>
-                <w:b w:val="0"/>
-                <w:bCs w:val="0"/>
-                <w:i w:val="0"/>
-                <w:iCs w:val="0"/>
-                <w:color w:val="000000"/>
-                <w:kern w:val="0"/>
-                <w:sz w:val="21"/>
-                <w:szCs w:val="21"/>
-                <w:highlight w:val="none"/>
-                <w:u w:val="none"/>
-                <w:lang w:val="en-US" w:eastAsia="zh-CN" w:bidi="ar"/>
-              </w:rPr>
-            </w:pPr>
-            <w:r>
-              <w:rPr>
-                <w:rFonts w:hint="eastAsia" w:ascii="微软雅黑" w:hAnsi="微软雅黑" w:eastAsia="微软雅黑" w:cs="微软雅黑"/>
-                <w:b w:val="0"/>
-                <w:bCs w:val="0"/>
-                <w:i w:val="0"/>
-                <w:iCs w:val="0"/>
-                <w:color w:val="000000"/>
-                <w:kern w:val="0"/>
-                <w:sz w:val="21"/>
-                <w:szCs w:val="21"/>
-                <w:highlight w:val="none"/>
-                <w:u w:val="none"/>
-                <w:lang w:val="en-US" w:eastAsia="zh-CN" w:bidi="ar"/>
-              </w:rPr>
-              <w:t>病理类型为WHO II级的IDH野生/H3野生型弥漫胶质瘤，如果其有如下分子特征：BRAF V600E，FGFR1变异，MYB/BYBL1重排则此类患者预后较好，肿瘤较为惰性，很少向高级别进行。</w:t>
-            </w:r>
-          </w:p>
-        </w:tc>
-      </w:tr>
-      <w:tr>
-        <w:tblPrEx>
-          <w:tblBorders>
-            <w:top w:val="single" w:color="244061" w:sz="18" w:space="0"/>
-            <w:left w:val="none" w:color="auto" w:sz="0" w:space="0"/>
-            <w:bottom w:val="dashed" w:color="244061" w:sz="4" w:space="0"/>
-            <w:right w:val="none" w:color="auto" w:sz="0" w:space="0"/>
-            <w:insideH w:val="dashed" w:color="244061" w:sz="4" w:space="0"/>
-            <w:insideV w:val="dashed" w:color="244061" w:sz="4" w:space="0"/>
-          </w:tblBorders>
-          <w:tblCellMar>
-            <w:top w:w="0" w:type="dxa"/>
-            <w:left w:w="108" w:type="dxa"/>
-            <w:bottom w:w="0" w:type="dxa"/>
-            <w:right w:w="108" w:type="dxa"/>
-          </w:tblCellMar>
-        </w:tblPrEx>
-        <w:trPr>
-          <w:trHeight w:val="567" w:hRule="atLeast"/>
-          <w:jc w:val="center"/>
-        </w:trPr>
-        <w:tc>
-          <w:tcPr>
-            <w:tcW w:w="1975" w:type="dxa"/>
-            <w:shd w:val="clear" w:color="auto" w:fill="auto"/>
-            <w:vAlign w:val="center"/>
-          </w:tcPr>
-          <w:p>
-            <w:pPr>
-              <w:keepNext w:val="0"/>
-              <w:keepLines w:val="0"/>
-              <w:widowControl/>
-              <w:suppressLineNumbers w:val="0"/>
-              <w:jc w:val="center"/>
-              <w:textAlignment w:val="center"/>
-              <w:rPr>
-                <w:rFonts w:hint="eastAsia" w:ascii="微软雅黑" w:hAnsi="微软雅黑" w:eastAsia="微软雅黑" w:cs="微软雅黑"/>
-                <w:b w:val="0"/>
-                <w:bCs w:val="0"/>
-                <w:i w:val="0"/>
-                <w:iCs w:val="0"/>
-                <w:color w:val="000000"/>
-                <w:kern w:val="0"/>
-                <w:sz w:val="21"/>
-                <w:szCs w:val="21"/>
-                <w:highlight w:val="none"/>
-                <w:u w:val="none"/>
-                <w:lang w:val="en-US" w:eastAsia="zh-CN" w:bidi="ar"/>
-              </w:rPr>
-            </w:pPr>
-            <w:r>
-              <w:rPr>
-                <w:rFonts w:hint="eastAsia" w:ascii="微软雅黑" w:hAnsi="微软雅黑" w:eastAsia="微软雅黑" w:cs="微软雅黑"/>
-                <w:b w:val="0"/>
-                <w:bCs w:val="0"/>
-                <w:i w:val="0"/>
-                <w:iCs w:val="0"/>
-                <w:color w:val="000000"/>
-                <w:kern w:val="0"/>
-                <w:sz w:val="21"/>
-                <w:szCs w:val="21"/>
-                <w:highlight w:val="none"/>
-                <w:u w:val="none"/>
-                <w:lang w:val="en-US" w:eastAsia="zh-CN" w:bidi="ar"/>
-              </w:rPr>
-              <w:t>MYBL1融合</w:t>
-            </w:r>
-          </w:p>
-        </w:tc>
-        <w:tc>
-          <w:tcPr>
-            <w:tcW w:w="1463" w:type="dxa"/>
-            <w:shd w:val="clear" w:color="auto" w:fill="auto"/>
-            <w:vAlign w:val="center"/>
-          </w:tcPr>
-          <w:p>
-            <w:pPr>
-              <w:keepNext w:val="0"/>
-              <w:keepLines w:val="0"/>
-              <w:widowControl/>
-              <w:suppressLineNumbers w:val="0"/>
-              <w:jc w:val="center"/>
-              <w:textAlignment w:val="center"/>
-              <w:rPr>
-                <w:rFonts w:hint="eastAsia" w:ascii="微软雅黑" w:hAnsi="微软雅黑" w:eastAsia="微软雅黑" w:cs="微软雅黑"/>
-                <w:b w:val="0"/>
-                <w:bCs w:val="0"/>
-                <w:i w:val="0"/>
-                <w:iCs w:val="0"/>
-                <w:color w:val="000000"/>
-                <w:kern w:val="0"/>
-                <w:sz w:val="21"/>
-                <w:szCs w:val="21"/>
-                <w:highlight w:val="none"/>
-                <w:u w:val="none"/>
-                <w:lang w:val="en-US" w:eastAsia="zh-CN" w:bidi="ar"/>
-              </w:rPr>
-            </w:pPr>
-            <w:r>
-              <w:rPr>
-                <w:rFonts w:hint="eastAsia" w:ascii="微软雅黑" w:hAnsi="微软雅黑" w:eastAsia="微软雅黑" w:cs="微软雅黑"/>
-                <w:i w:val="0"/>
-                <w:iCs w:val="0"/>
-                <w:color w:val="000000"/>
-                <w:kern w:val="0"/>
-                <w:sz w:val="21"/>
-                <w:szCs w:val="21"/>
-                <w:highlight w:val="none"/>
-                <w:u w:val="none"/>
-                <w:lang w:val="en-US" w:eastAsia="zh-CN" w:bidi="ar"/>
-              </w:rPr>
-              <w:t>{{ bg.</w:t>
-            </w:r>
-            <w:r>
-              <w:rPr>
-                <w:rFonts w:hint="eastAsia" w:ascii="微软雅黑" w:hAnsi="微软雅黑" w:eastAsia="微软雅黑" w:cs="微软雅黑"/>
-                <w:b w:val="0"/>
-                <w:bCs w:val="0"/>
-                <w:i w:val="0"/>
-                <w:iCs w:val="0"/>
-                <w:color w:val="000000"/>
-                <w:kern w:val="0"/>
-                <w:sz w:val="21"/>
-                <w:szCs w:val="21"/>
-                <w:highlight w:val="none"/>
-                <w:u w:val="none"/>
-                <w:lang w:val="en-US" w:eastAsia="zh-CN" w:bidi="ar"/>
-              </w:rPr>
-              <w:t>MYBL1</w:t>
-            </w:r>
-            <w:r>
-              <w:rPr>
-                <w:rFonts w:hint="eastAsia" w:ascii="微软雅黑" w:hAnsi="微软雅黑" w:eastAsia="微软雅黑" w:cs="微软雅黑"/>
-                <w:b w:val="0"/>
-                <w:bCs w:val="0"/>
-                <w:i w:val="0"/>
-                <w:iCs w:val="0"/>
-                <w:color w:val="000000"/>
-                <w:kern w:val="0"/>
-                <w:sz w:val="21"/>
-                <w:szCs w:val="21"/>
-                <w:u w:val="none"/>
-                <w:lang w:val="en-US" w:eastAsia="zh-CN" w:bidi="ar"/>
-              </w:rPr>
-              <w:t>| mr()</w:t>
-            </w:r>
-            <w:r>
-              <w:rPr>
-                <w:rFonts w:hint="eastAsia" w:ascii="微软雅黑" w:hAnsi="微软雅黑" w:eastAsia="微软雅黑" w:cs="微软雅黑"/>
-                <w:i w:val="0"/>
-                <w:iCs w:val="0"/>
-                <w:color w:val="000000"/>
-                <w:kern w:val="0"/>
-                <w:sz w:val="21"/>
-                <w:szCs w:val="21"/>
-                <w:highlight w:val="none"/>
-                <w:u w:val="none"/>
-                <w:lang w:val="en-US" w:eastAsia="zh-CN" w:bidi="ar"/>
-              </w:rPr>
-              <w:t xml:space="preserve"> }}</w:t>
-            </w:r>
-          </w:p>
-        </w:tc>
-        <w:tc>
-          <w:tcPr>
-            <w:tcW w:w="6353" w:type="dxa"/>
-            <w:vMerge w:val="continue"/>
-            <w:shd w:val="clear" w:color="auto" w:fill="auto"/>
-            <w:vAlign w:val="center"/>
-          </w:tcPr>
-          <w:p>
-            <w:pPr>
-              <w:keepNext w:val="0"/>
-              <w:keepLines w:val="0"/>
-              <w:widowControl/>
-              <w:suppressLineNumbers w:val="0"/>
-              <w:jc w:val="left"/>
-              <w:textAlignment w:val="center"/>
-              <w:rPr>
-                <w:rFonts w:hint="eastAsia" w:ascii="微软雅黑" w:hAnsi="微软雅黑" w:eastAsia="微软雅黑" w:cs="微软雅黑"/>
-                <w:i w:val="0"/>
-                <w:iCs w:val="0"/>
-                <w:color w:val="000000"/>
-                <w:kern w:val="0"/>
-                <w:sz w:val="21"/>
-                <w:szCs w:val="21"/>
-                <w:highlight w:val="none"/>
-                <w:u w:val="none"/>
-                <w:lang w:val="en-US" w:eastAsia="zh-CN" w:bidi="ar"/>
-              </w:rPr>
-            </w:pPr>
-          </w:p>
-        </w:tc>
-      </w:tr>
-      <w:tr>
-        <w:tblPrEx>
-          <w:tblBorders>
-            <w:top w:val="single" w:color="244061" w:sz="18" w:space="0"/>
-            <w:left w:val="none" w:color="auto" w:sz="0" w:space="0"/>
-            <w:bottom w:val="dashed" w:color="244061" w:sz="4" w:space="0"/>
-            <w:right w:val="none" w:color="auto" w:sz="0" w:space="0"/>
-            <w:insideH w:val="dashed" w:color="244061" w:sz="4" w:space="0"/>
-            <w:insideV w:val="dashed" w:color="244061" w:sz="4" w:space="0"/>
-          </w:tblBorders>
-          <w:shd w:val="clear" w:color="auto" w:fill="auto"/>
           <w:tblCellMar>
             <w:top w:w="0" w:type="dxa"/>
             <w:left w:w="108" w:type="dxa"/>
@@ -8782,6 +8763,7 @@
             <w:insideH w:val="dashed" w:color="244061" w:sz="4" w:space="0"/>
             <w:insideV w:val="dashed" w:color="244061" w:sz="4" w:space="0"/>
           </w:tblBorders>
+          <w:shd w:val="clear" w:color="auto" w:fill="auto"/>
           <w:tblCellMar>
             <w:top w:w="0" w:type="dxa"/>
             <w:left w:w="0" w:type="dxa"/>
@@ -8928,7 +8910,6 @@
             <w:insideH w:val="dashed" w:color="244061" w:sz="4" w:space="0"/>
             <w:insideV w:val="dashed" w:color="244061" w:sz="4" w:space="0"/>
           </w:tblBorders>
-          <w:shd w:val="clear" w:color="auto" w:fill="auto"/>
           <w:tblCellMar>
             <w:top w:w="0" w:type="dxa"/>
             <w:left w:w="0" w:type="dxa"/>
@@ -9027,7 +9008,6 @@
             <w:insideH w:val="dashed" w:color="244061" w:sz="4" w:space="0"/>
             <w:insideV w:val="dashed" w:color="244061" w:sz="4" w:space="0"/>
           </w:tblBorders>
-          <w:shd w:val="clear" w:color="auto" w:fill="auto"/>
           <w:tblCellMar>
             <w:top w:w="0" w:type="dxa"/>
             <w:left w:w="0" w:type="dxa"/>
@@ -9361,7 +9341,6 @@
             <w:insideH w:val="dashed" w:color="244061" w:sz="4" w:space="0"/>
             <w:insideV w:val="dashed" w:color="244061" w:sz="4" w:space="0"/>
           </w:tblBorders>
-          <w:shd w:val="clear" w:color="auto" w:fill="auto"/>
           <w:tblCellMar>
             <w:top w:w="0" w:type="dxa"/>
             <w:left w:w="0" w:type="dxa"/>
@@ -9606,6 +9585,7 @@
             <w:insideH w:val="dashed" w:color="244061" w:sz="4" w:space="0"/>
             <w:insideV w:val="dashed" w:color="244061" w:sz="4" w:space="0"/>
           </w:tblBorders>
+          <w:shd w:val="clear" w:color="auto" w:fill="auto"/>
           <w:tblCellMar>
             <w:top w:w="0" w:type="dxa"/>
             <w:left w:w="0" w:type="dxa"/>
@@ -12333,10 +12313,10 @@
           <w:color w:val="254061" w:themeColor="accent1" w:themeShade="80"/>
         </w:rPr>
       </w:pPr>
-      <w:bookmarkStart w:id="23" w:name="_Toc9387"/>
-      <w:bookmarkStart w:id="24" w:name="_Toc20034"/>
-      <w:bookmarkStart w:id="25" w:name="_Toc10223"/>
-      <w:bookmarkStart w:id="26" w:name="_Toc106719764"/>
+      <w:bookmarkStart w:id="23" w:name="_Toc20034"/>
+      <w:bookmarkStart w:id="24" w:name="_Toc10223"/>
+      <w:bookmarkStart w:id="25" w:name="_Toc106719764"/>
+      <w:bookmarkStart w:id="26" w:name="_Toc9387"/>
       <w:r>
         <w:rPr>
           <w:rFonts w:hint="eastAsia" w:ascii="微软雅黑" w:hAnsi="微软雅黑" w:eastAsia="微软雅黑" w:cs="微软雅黑"/>
@@ -14379,8 +14359,8 @@
         </w:rPr>
       </w:pPr>
       <w:bookmarkStart w:id="27" w:name="_Toc534637498"/>
-      <w:bookmarkStart w:id="28" w:name="_Toc527112385"/>
-      <w:bookmarkStart w:id="29" w:name="_Toc526855037"/>
+      <w:bookmarkStart w:id="28" w:name="_Toc526855037"/>
+      <w:bookmarkStart w:id="29" w:name="_Toc527112385"/>
       <w:bookmarkStart w:id="30" w:name="_Toc25428"/>
       <w:r>
         <w:rPr>
@@ -14738,6 +14718,7 @@
             <w:insideH w:val="dashed" w:color="244061" w:sz="4" w:space="0"/>
             <w:insideV w:val="dashed" w:color="244061" w:sz="4" w:space="0"/>
           </w:tblBorders>
+          <w:shd w:val="clear" w:color="auto" w:fill="auto"/>
           <w:tblCellMar>
             <w:top w:w="0" w:type="dxa"/>
             <w:left w:w="108" w:type="dxa"/>
@@ -14825,6 +14806,7 @@
             <w:insideH w:val="dashed" w:color="244061" w:sz="4" w:space="0"/>
             <w:insideV w:val="dashed" w:color="244061" w:sz="4" w:space="0"/>
           </w:tblBorders>
+          <w:shd w:val="clear" w:color="auto" w:fill="auto"/>
           <w:tblCellMar>
             <w:top w:w="0" w:type="dxa"/>
             <w:left w:w="108" w:type="dxa"/>
@@ -14946,6 +14928,7 @@
             <w:insideH w:val="dashed" w:color="244061" w:sz="4" w:space="0"/>
             <w:insideV w:val="dashed" w:color="244061" w:sz="4" w:space="0"/>
           </w:tblBorders>
+          <w:shd w:val="clear" w:color="auto" w:fill="auto"/>
           <w:tblCellMar>
             <w:top w:w="0" w:type="dxa"/>
             <w:left w:w="108" w:type="dxa"/>
@@ -15058,6 +15041,7 @@
             <w:insideH w:val="dashed" w:color="244061" w:sz="4" w:space="0"/>
             <w:insideV w:val="dashed" w:color="244061" w:sz="4" w:space="0"/>
           </w:tblBorders>
+          <w:shd w:val="clear" w:color="auto" w:fill="auto"/>
           <w:tblCellMar>
             <w:top w:w="0" w:type="dxa"/>
             <w:left w:w="108" w:type="dxa"/>
@@ -15170,6 +15154,7 @@
             <w:insideH w:val="dashed" w:color="244061" w:sz="4" w:space="0"/>
             <w:insideV w:val="dashed" w:color="244061" w:sz="4" w:space="0"/>
           </w:tblBorders>
+          <w:shd w:val="clear" w:color="auto" w:fill="auto"/>
           <w:tblCellMar>
             <w:top w:w="0" w:type="dxa"/>
             <w:left w:w="108" w:type="dxa"/>
@@ -15282,6 +15267,7 @@
             <w:insideH w:val="dashed" w:color="244061" w:sz="4" w:space="0"/>
             <w:insideV w:val="dashed" w:color="244061" w:sz="4" w:space="0"/>
           </w:tblBorders>
+          <w:shd w:val="clear" w:color="auto" w:fill="auto"/>
           <w:tblCellMar>
             <w:top w:w="0" w:type="dxa"/>
             <w:left w:w="108" w:type="dxa"/>
@@ -15400,6 +15386,7 @@
             <w:insideH w:val="dashed" w:color="244061" w:sz="4" w:space="0"/>
             <w:insideV w:val="dashed" w:color="244061" w:sz="4" w:space="0"/>
           </w:tblBorders>
+          <w:shd w:val="clear" w:color="auto" w:fill="auto"/>
           <w:tblCellMar>
             <w:top w:w="0" w:type="dxa"/>
             <w:left w:w="108" w:type="dxa"/>
@@ -15507,6 +15494,7 @@
             <w:insideH w:val="dashed" w:color="244061" w:sz="4" w:space="0"/>
             <w:insideV w:val="dashed" w:color="244061" w:sz="4" w:space="0"/>
           </w:tblBorders>
+          <w:shd w:val="clear" w:color="auto" w:fill="auto"/>
           <w:tblCellMar>
             <w:top w:w="0" w:type="dxa"/>
             <w:left w:w="108" w:type="dxa"/>
@@ -15614,6 +15602,7 @@
             <w:insideH w:val="dashed" w:color="244061" w:sz="4" w:space="0"/>
             <w:insideV w:val="dashed" w:color="244061" w:sz="4" w:space="0"/>
           </w:tblBorders>
+          <w:shd w:val="clear" w:color="auto" w:fill="auto"/>
           <w:tblCellMar>
             <w:top w:w="0" w:type="dxa"/>
             <w:left w:w="108" w:type="dxa"/>
@@ -15721,6 +15710,7 @@
             <w:insideH w:val="dashed" w:color="244061" w:sz="4" w:space="0"/>
             <w:insideV w:val="dashed" w:color="244061" w:sz="4" w:space="0"/>
           </w:tblBorders>
+          <w:shd w:val="clear" w:color="auto" w:fill="auto"/>
           <w:tblCellMar>
             <w:top w:w="0" w:type="dxa"/>
             <w:left w:w="108" w:type="dxa"/>
@@ -15953,7 +15943,6 @@
             <w:insideH w:val="dashed" w:color="244061" w:sz="4" w:space="0"/>
             <w:insideV w:val="dashed" w:color="244061" w:sz="4" w:space="0"/>
           </w:tblBorders>
-          <w:shd w:val="clear" w:color="auto" w:fill="auto"/>
           <w:tblCellMar>
             <w:top w:w="0" w:type="dxa"/>
             <w:left w:w="108" w:type="dxa"/>
@@ -16090,6 +16079,61 @@
                 <w:lang w:eastAsia="zh-CN"/>
               </w:rPr>
               <w:t>循证医学信息</w:t>
+            </w:r>
+          </w:p>
+        </w:tc>
+      </w:tr>
+      <w:tr>
+        <w:tblPrEx>
+          <w:tblBorders>
+            <w:top w:val="single" w:color="244061" w:sz="18" w:space="0"/>
+            <w:left w:val="none" w:color="auto" w:sz="0" w:space="0"/>
+            <w:bottom w:val="dashed" w:color="244061" w:sz="4" w:space="0"/>
+            <w:right w:val="none" w:color="auto" w:sz="0" w:space="0"/>
+            <w:insideH w:val="dashed" w:color="244061" w:sz="4" w:space="0"/>
+            <w:insideV w:val="dashed" w:color="244061" w:sz="4" w:space="0"/>
+          </w:tblBorders>
+          <w:tblCellMar>
+            <w:top w:w="0" w:type="dxa"/>
+            <w:left w:w="108" w:type="dxa"/>
+            <w:bottom w:w="0" w:type="dxa"/>
+            <w:right w:w="108" w:type="dxa"/>
+          </w:tblCellMar>
+        </w:tblPrEx>
+        <w:trPr>
+          <w:trHeight w:val="494" w:hRule="atLeast"/>
+          <w:jc w:val="center"/>
+        </w:trPr>
+        <w:tc>
+          <w:tcPr>
+            <w:tcW w:w="9870" w:type="dxa"/>
+            <w:gridSpan w:val="4"/>
+            <w:shd w:val="clear" w:color="auto" w:fill="auto"/>
+            <w:vAlign w:val="center"/>
+          </w:tcPr>
+          <w:p>
+            <w:pPr>
+              <w:keepNext/>
+              <w:spacing w:before="26"/>
+              <w:jc w:val="center"/>
+              <w:rPr>
+                <w:rFonts w:hint="eastAsia" w:ascii="微软雅黑" w:hAnsi="微软雅黑" w:eastAsia="微软雅黑" w:cs="微软雅黑"/>
+                <w:bCs/>
+                <w:sz w:val="18"/>
+                <w:szCs w:val="18"/>
+                <w:highlight w:val="yellow"/>
+                <w:lang w:eastAsia="zh-CN"/>
+              </w:rPr>
+            </w:pPr>
+            <w:r>
+              <w:rPr>
+                <w:rFonts w:hint="eastAsia" w:ascii="微软雅黑" w:hAnsi="微软雅黑" w:eastAsia="微软雅黑" w:cs="微软雅黑"/>
+                <w:b/>
+                <w:sz w:val="18"/>
+                <w:szCs w:val="18"/>
+                <w:lang w:eastAsia="zh-CN"/>
+              </w:rPr>
+              <w:t>{%tr for dis in tdd.drugResearchList %}</w:t>
             </w:r>
           </w:p>
         </w:tc>
@@ -16105,61 +16149,6 @@
             <w:insideV w:val="dashed" w:color="244061" w:sz="4" w:space="0"/>
           </w:tblBorders>
           <w:shd w:val="clear" w:color="auto" w:fill="auto"/>
-          <w:tblCellMar>
-            <w:top w:w="0" w:type="dxa"/>
-            <w:left w:w="108" w:type="dxa"/>
-            <w:bottom w:w="0" w:type="dxa"/>
-            <w:right w:w="108" w:type="dxa"/>
-          </w:tblCellMar>
-        </w:tblPrEx>
-        <w:trPr>
-          <w:trHeight w:val="494" w:hRule="atLeast"/>
-          <w:jc w:val="center"/>
-        </w:trPr>
-        <w:tc>
-          <w:tcPr>
-            <w:tcW w:w="9870" w:type="dxa"/>
-            <w:gridSpan w:val="4"/>
-            <w:shd w:val="clear" w:color="auto" w:fill="auto"/>
-            <w:vAlign w:val="center"/>
-          </w:tcPr>
-          <w:p>
-            <w:pPr>
-              <w:keepNext/>
-              <w:spacing w:before="26"/>
-              <w:jc w:val="center"/>
-              <w:rPr>
-                <w:rFonts w:hint="eastAsia" w:ascii="微软雅黑" w:hAnsi="微软雅黑" w:eastAsia="微软雅黑" w:cs="微软雅黑"/>
-                <w:bCs/>
-                <w:sz w:val="18"/>
-                <w:szCs w:val="18"/>
-                <w:highlight w:val="yellow"/>
-                <w:lang w:eastAsia="zh-CN"/>
-              </w:rPr>
-            </w:pPr>
-            <w:r>
-              <w:rPr>
-                <w:rFonts w:hint="eastAsia" w:ascii="微软雅黑" w:hAnsi="微软雅黑" w:eastAsia="微软雅黑" w:cs="微软雅黑"/>
-                <w:b/>
-                <w:sz w:val="18"/>
-                <w:szCs w:val="18"/>
-                <w:lang w:eastAsia="zh-CN"/>
-              </w:rPr>
-              <w:t>{%tr for dis in tdd.drugResearchList %}</w:t>
-            </w:r>
-          </w:p>
-        </w:tc>
-      </w:tr>
-      <w:tr>
-        <w:tblPrEx>
-          <w:tblBorders>
-            <w:top w:val="single" w:color="244061" w:sz="18" w:space="0"/>
-            <w:left w:val="none" w:color="auto" w:sz="0" w:space="0"/>
-            <w:bottom w:val="dashed" w:color="244061" w:sz="4" w:space="0"/>
-            <w:right w:val="none" w:color="auto" w:sz="0" w:space="0"/>
-            <w:insideH w:val="dashed" w:color="244061" w:sz="4" w:space="0"/>
-            <w:insideV w:val="dashed" w:color="244061" w:sz="4" w:space="0"/>
-          </w:tblBorders>
           <w:tblCellMar>
             <w:top w:w="0" w:type="dxa"/>
             <w:left w:w="108" w:type="dxa"/>
@@ -16674,7 +16663,6 @@
             <w:insideH w:val="dashed" w:color="244061" w:sz="4" w:space="0"/>
             <w:insideV w:val="dashed" w:color="244061" w:sz="4" w:space="0"/>
           </w:tblBorders>
-          <w:shd w:val="clear" w:color="auto" w:fill="auto"/>
           <w:tblCellMar>
             <w:top w:w="0" w:type="dxa"/>
             <w:left w:w="108" w:type="dxa"/>
@@ -16730,7 +16718,6 @@
             <w:insideH w:val="dashed" w:color="244061" w:sz="4" w:space="0"/>
             <w:insideV w:val="dashed" w:color="244061" w:sz="4" w:space="0"/>
           </w:tblBorders>
-          <w:shd w:val="clear" w:color="auto" w:fill="auto"/>
           <w:tblCellMar>
             <w:top w:w="0" w:type="dxa"/>
             <w:left w:w="108" w:type="dxa"/>
@@ -16952,7 +16939,6 @@
             <w:insideH w:val="dashed" w:color="244061" w:sz="4" w:space="0"/>
             <w:insideV w:val="dashed" w:color="244061" w:sz="4" w:space="0"/>
           </w:tblBorders>
-          <w:shd w:val="clear" w:color="auto" w:fill="auto"/>
           <w:tblCellMar>
             <w:top w:w="0" w:type="dxa"/>
             <w:left w:w="108" w:type="dxa"/>
@@ -17502,7 +17488,6 @@
                 <w:lang w:eastAsia="zh-CN"/>
               </w:rPr>
             </w:pPr>
-            <w:bookmarkStart w:id="44" w:name="_GoBack"/>
             <w:r>
               <w:rPr>
                 <w:rFonts w:hint="eastAsia" w:ascii="微软雅黑" w:hAnsi="微软雅黑" w:eastAsia="微软雅黑" w:cs="微软雅黑"/>
@@ -17513,7 +17498,6 @@
               </w:rPr>
               <w:t>{{tdd.comutation}}</w:t>
             </w:r>
-            <w:bookmarkEnd w:id="44"/>
           </w:p>
         </w:tc>
       </w:tr>
@@ -19828,6 +19812,8 @@
           <w:shd w:val="clear" w:color="auto" w:fill="1F3864"/>
         </w:rPr>
       </w:pPr>
+      <w:bookmarkStart w:id="44" w:name="_GoBack"/>
+      <w:bookmarkEnd w:id="44"/>
       <w:r>
         <w:rPr>
           <w:rFonts w:hint="eastAsia" w:ascii="微软雅黑" w:hAnsi="微软雅黑" w:eastAsia="微软雅黑" w:cs="微软雅黑"/>
@@ -19859,8 +19845,8 @@
         </w:rPr>
       </w:pPr>
       <w:bookmarkStart w:id="34" w:name="_Toc526855038"/>
-      <w:bookmarkStart w:id="35" w:name="_Toc534637499"/>
-      <w:bookmarkStart w:id="36" w:name="_Toc527112386"/>
+      <w:bookmarkStart w:id="35" w:name="_Toc527112386"/>
+      <w:bookmarkStart w:id="36" w:name="_Toc534637499"/>
       <w:r>
         <w:rPr>
           <w:rFonts w:hint="eastAsia" w:ascii="微软雅黑" w:hAnsi="微软雅黑" w:eastAsia="微软雅黑" w:cs="微软雅黑"/>
@@ -21396,12 +21382,12 @@
           <w:color w:val="254061" w:themeColor="accent1" w:themeShade="80"/>
         </w:rPr>
       </w:pPr>
-      <w:bookmarkStart w:id="37" w:name="_Toc19099"/>
-      <w:bookmarkStart w:id="38" w:name="_Toc22458"/>
-      <w:bookmarkStart w:id="39" w:name="_Toc16368_WPSOffice_Level1"/>
+      <w:bookmarkStart w:id="37" w:name="_Toc22458"/>
+      <w:bookmarkStart w:id="38" w:name="_Toc16368_WPSOffice_Level1"/>
+      <w:bookmarkStart w:id="39" w:name="_Toc28910_WPSOffice_Level1"/>
       <w:bookmarkStart w:id="40" w:name="_Toc30533"/>
-      <w:bookmarkStart w:id="41" w:name="_Toc28910_WPSOffice_Level1"/>
-      <w:bookmarkStart w:id="42" w:name="_Toc7549"/>
+      <w:bookmarkStart w:id="41" w:name="_Toc7549"/>
+      <w:bookmarkStart w:id="42" w:name="_Toc19099"/>
       <w:bookmarkStart w:id="43" w:name="_Toc22484_WPSOffice_Level1"/>
       <w:r>
         <w:rPr>
